--- a/WebContent/docx/KRAS基因报告模板-盖章版.docx
+++ b/WebContent/docx/KRAS基因报告模板-盖章版.docx
@@ -24,7 +24,7 @@
       </w:pPr>
       <w:r>
         <w:drawing>
-          <wp:anchor distT="0" distB="0" distL="0" distR="0" simplePos="0" relativeHeight="251668480" behindDoc="0" locked="0" layoutInCell="1" allowOverlap="1">
+          <wp:anchor distT="0" distB="0" distL="0" distR="0" simplePos="0" relativeHeight="251667456" behindDoc="0" locked="0" layoutInCell="1" allowOverlap="1">
             <wp:simplePos x="0" y="0"/>
             <wp:positionH relativeFrom="column">
               <wp:posOffset>2259330</wp:posOffset>
@@ -1463,8 +1463,6 @@
               </w:rPr>
               <w:t>订单编号：-</w:t>
             </w:r>
-            <w:bookmarkStart w:id="17" w:name="_GoBack"/>
-            <w:bookmarkEnd w:id="17"/>
           </w:p>
         </w:tc>
         <w:tc>
@@ -3350,23 +3348,23 @@
             </w:r>
             <w:r>
               <w:rPr>
-                <w:sz w:val="22"/>
+                <w:sz w:val="24"/>
               </w:rPr>
               <mc:AlternateContent>
                 <mc:Choice Requires="wpg">
                   <w:drawing>
-                    <wp:anchor distT="0" distB="0" distL="114300" distR="114300" simplePos="0" relativeHeight="251664384" behindDoc="0" locked="0" layoutInCell="1" allowOverlap="1">
+                    <wp:anchor distT="0" distB="0" distL="114300" distR="114300" simplePos="0" relativeHeight="251668480" behindDoc="0" locked="0" layoutInCell="1" allowOverlap="1">
                       <wp:simplePos x="0" y="0"/>
                       <wp:positionH relativeFrom="column">
-                        <wp:posOffset>573405</wp:posOffset>
+                        <wp:posOffset>614680</wp:posOffset>
                       </wp:positionH>
                       <wp:positionV relativeFrom="paragraph">
-                        <wp:posOffset>-819150</wp:posOffset>
+                        <wp:posOffset>-729615</wp:posOffset>
                       </wp:positionV>
-                      <wp:extent cx="5200650" cy="1443355"/>
-                      <wp:effectExtent l="0" t="0" r="11430" b="4445"/>
+                      <wp:extent cx="5293995" cy="1443355"/>
+                      <wp:effectExtent l="0" t="0" r="9525" b="4445"/>
                       <wp:wrapNone/>
-                      <wp:docPr id="1" name="组合 1"/>
+                      <wp:docPr id="5" name="组合 5"/>
                       <wp:cNvGraphicFramePr/>
                       <a:graphic xmlns:a="http://schemas.openxmlformats.org/drawingml/2006/main">
                         <a:graphicData uri="http://schemas.microsoft.com/office/word/2010/wordprocessingGroup">
@@ -3375,97 +3373,20 @@
                             <wpg:grpSpPr>
                               <a:xfrm>
                                 <a:off x="0" y="0"/>
-                                <a:ext cx="5200650" cy="1443355"/>
-                                <a:chOff x="16340" y="14976"/>
-                                <a:chExt cx="8190" cy="2273"/>
+                                <a:ext cx="5293995" cy="1443355"/>
+                                <a:chOff x="17862" y="40815"/>
+                                <a:chExt cx="8337" cy="2273"/>
                               </a:xfrm>
                             </wpg:grpSpPr>
                             <pic:pic xmlns:pic="http://schemas.openxmlformats.org/drawingml/2006/picture">
                               <pic:nvPicPr>
-                                <pic:cNvPr id="30" name="图片 30" descr="微信图片_20220215110121"/>
-                                <pic:cNvPicPr>
-                                  <a:picLocks noChangeAspect="1"/>
-                                </pic:cNvPicPr>
-                              </pic:nvPicPr>
-                              <pic:blipFill>
-                                <a:blip r:embed="rId8">
-                                  <a:clrChange>
-                                    <a:clrFrom>
-                                      <a:srgbClr val="A09D98">
-                                        <a:alpha val="100000"/>
-                                      </a:srgbClr>
-                                    </a:clrFrom>
-                                    <a:clrTo>
-                                      <a:srgbClr val="A09D98">
-                                        <a:alpha val="100000"/>
-                                        <a:alpha val="0"/>
-                                      </a:srgbClr>
-                                    </a:clrTo>
-                                  </a:clrChange>
-                                  <a:biLevel thresh="50000"/>
-                                </a:blip>
-                                <a:stretch>
-                                  <a:fillRect/>
-                                </a:stretch>
-                              </pic:blipFill>
-                              <pic:spPr>
-                                <a:xfrm>
-                                  <a:off x="16340" y="16075"/>
-                                  <a:ext cx="1234" cy="715"/>
-                                </a:xfrm>
-                                <a:prstGeom prst="rect">
-                                  <a:avLst/>
-                                </a:prstGeom>
-                              </pic:spPr>
-                            </pic:pic>
-                            <pic:pic xmlns:pic="http://schemas.openxmlformats.org/drawingml/2006/picture">
-                              <pic:nvPicPr>
-                                <pic:cNvPr id="56" name="图片 34" descr="晓敏"/>
-                                <pic:cNvPicPr>
-                                  <a:picLocks noChangeAspect="1"/>
-                                </pic:cNvPicPr>
-                              </pic:nvPicPr>
-                              <pic:blipFill>
-                                <a:blip r:embed="rId9">
-                                  <a:clrChange>
-                                    <a:clrFrom>
-                                      <a:srgbClr val="949FA1"/>
-                                    </a:clrFrom>
-                                    <a:clrTo>
-                                      <a:srgbClr val="949FA1">
-                                        <a:alpha val="0"/>
-                                      </a:srgbClr>
-                                    </a:clrTo>
-                                  </a:clrChange>
-                                </a:blip>
-                                <a:srcRect l="34062" t="26445" r="34097" b="9325"/>
-                                <a:stretch>
-                                  <a:fillRect/>
-                                </a:stretch>
-                              </pic:blipFill>
-                              <pic:spPr>
-                                <a:xfrm rot="16200000">
-                                  <a:off x="19534" y="15678"/>
-                                  <a:ext cx="560" cy="1475"/>
-                                </a:xfrm>
-                                <a:prstGeom prst="rect">
-                                  <a:avLst/>
-                                </a:prstGeom>
-                                <a:noFill/>
-                                <a:ln>
-                                  <a:noFill/>
-                                </a:ln>
-                              </pic:spPr>
-                            </pic:pic>
-                            <pic:pic xmlns:pic="http://schemas.openxmlformats.org/drawingml/2006/picture">
-                              <pic:nvPicPr>
-                                <pic:cNvPr id="6" name="图片 1"/>
+                                <pic:cNvPr id="6" name="图片 23"/>
                                 <pic:cNvPicPr>
                                   <a:picLocks noChangeAspect="1" noChangeArrowheads="1"/>
                                 </pic:cNvPicPr>
                               </pic:nvPicPr>
                               <pic:blipFill>
-                                <a:blip r:embed="rId10">
+                                <a:blip r:embed="rId8">
                                   <a:extLst>
                                     <a:ext uri="{28A0092B-C50C-407E-A947-70E740481C1C}">
                                       <a14:useLocalDpi xmlns:a14="http://schemas.microsoft.com/office/drawing/2010/main" val="0"/>
@@ -3479,7 +3400,7 @@
                               </pic:blipFill>
                               <pic:spPr>
                                 <a:xfrm>
-                                  <a:off x="22257" y="14976"/>
+                                  <a:off x="23926" y="40815"/>
                                   <a:ext cx="2273" cy="2273"/>
                                 </a:xfrm>
                                 <a:prstGeom prst="rect">
@@ -3491,6 +3412,86 @@
                                 </a:ln>
                               </pic:spPr>
                             </pic:pic>
+                            <wpg:grpSp>
+                              <wpg:cNvPr id="9" name="组合 23"/>
+                              <wpg:cNvGrpSpPr/>
+                              <wpg:grpSpPr>
+                                <a:xfrm>
+                                  <a:off x="17862" y="41843"/>
+                                  <a:ext cx="4208" cy="652"/>
+                                  <a:chOff x="17862" y="41843"/>
+                                  <a:chExt cx="4208" cy="652"/>
+                                </a:xfrm>
+                              </wpg:grpSpPr>
+                              <pic:pic xmlns:pic="http://schemas.openxmlformats.org/drawingml/2006/picture">
+                                <pic:nvPicPr>
+                                  <pic:cNvPr id="22" name="图片 59" descr="图片1"/>
+                                  <pic:cNvPicPr>
+                                    <a:picLocks noChangeAspect="1"/>
+                                  </pic:cNvPicPr>
+                                </pic:nvPicPr>
+                                <pic:blipFill>
+                                  <a:blip r:embed="rId9">
+                                    <a:biLevel thresh="50000"/>
+                                  </a:blip>
+                                  <a:srcRect l="7865" t="11797" r="5322" b="19074"/>
+                                  <a:stretch>
+                                    <a:fillRect/>
+                                  </a:stretch>
+                                </pic:blipFill>
+                                <pic:spPr>
+                                  <a:xfrm>
+                                    <a:off x="17862" y="41869"/>
+                                    <a:ext cx="1468" cy="627"/>
+                                  </a:xfrm>
+                                  <a:prstGeom prst="rect">
+                                    <a:avLst/>
+                                  </a:prstGeom>
+                                  <a:noFill/>
+                                </pic:spPr>
+                              </pic:pic>
+                              <pic:pic xmlns:pic="http://schemas.openxmlformats.org/drawingml/2006/picture">
+                                <pic:nvPicPr>
+                                  <pic:cNvPr id="21" name="图片 29" descr="IMG_256"/>
+                                  <pic:cNvPicPr>
+                                    <a:picLocks noChangeAspect="1"/>
+                                  </pic:cNvPicPr>
+                                </pic:nvPicPr>
+                                <pic:blipFill>
+                                  <a:blip r:embed="rId10">
+                                    <a:clrChange>
+                                      <a:clrFrom>
+                                        <a:srgbClr val="FFFFFF">
+                                          <a:alpha val="100000"/>
+                                        </a:srgbClr>
+                                      </a:clrFrom>
+                                      <a:clrTo>
+                                        <a:srgbClr val="FFFFFF">
+                                          <a:alpha val="100000"/>
+                                          <a:alpha val="0"/>
+                                        </a:srgbClr>
+                                      </a:clrTo>
+                                    </a:clrChange>
+                                  </a:blip>
+                                  <a:stretch>
+                                    <a:fillRect/>
+                                  </a:stretch>
+                                </pic:blipFill>
+                                <pic:spPr>
+                                  <a:xfrm>
+                                    <a:off x="21096" y="41843"/>
+                                    <a:ext cx="975" cy="570"/>
+                                  </a:xfrm>
+                                  <a:prstGeom prst="rect">
+                                    <a:avLst/>
+                                  </a:prstGeom>
+                                  <a:noFill/>
+                                  <a:ln w="9525">
+                                    <a:noFill/>
+                                  </a:ln>
+                                </pic:spPr>
+                              </pic:pic>
+                            </wpg:grpSp>
                           </wpg:wgp>
                         </a:graphicData>
                       </a:graphic>
@@ -3499,26 +3500,29 @@
                 </mc:Choice>
                 <mc:Fallback>
                   <w:pict>
-                    <v:group id="_x0000_s1026" o:spid="_x0000_s1026" o:spt="203" style="position:absolute;left:0pt;margin-left:45.15pt;margin-top:-64.5pt;height:113.65pt;width:409.5pt;z-index:251664384;mso-width-relative:page;mso-height-relative:page;" coordorigin="16340,14976" coordsize="8190,2273" o:gfxdata="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">
+                    <v:group id="_x0000_s1026" o:spid="_x0000_s1026" o:spt="203" style="position:absolute;left:0pt;margin-left:48.4pt;margin-top:-57.45pt;height:113.65pt;width:416.85pt;z-index:251668480;mso-width-relative:page;mso-height-relative:page;" coordorigin="17862,40815" coordsize="8337,2273" o:gfxdata="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">
                       <o:lock v:ext="edit" aspectratio="f"/>
-                      <v:shape id="_x0000_s1026" o:spid="_x0000_s1026" o:spt="75" alt="微信图片_20220215110121" type="#_x0000_t75" style="position:absolute;left:16340;top:16075;height:715;width:1234;" filled="f" o:preferrelative="t" stroked="f" coordsize="21600,21600" o:gfxdata="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">
+                      <v:shape id="图片 23" o:spid="_x0000_s1026" o:spt="75" type="#_x0000_t75" style="position:absolute;left:23926;top:40815;height:2273;width:2273;" filled="f" o:preferrelative="t" stroked="f" coordsize="21600,21600" o:gfxdata="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">
                         <v:fill on="f" focussize="0,0"/>
                         <v:stroke on="f"/>
-                        <v:imagedata r:id="rId8" grayscale="t" bilevel="t" chromakey="#A09D98" o:title=""/>
+                        <v:imagedata r:id="rId8" o:title=""/>
                         <o:lock v:ext="edit" aspectratio="t"/>
                       </v:shape>
-                      <v:shape id="图片 34" o:spid="_x0000_s1026" o:spt="75" alt="晓敏" type="#_x0000_t75" style="position:absolute;left:19534;top:15678;height:1475;width:560;rotation:-5898240f;" filled="f" o:preferrelative="t" stroked="f" coordsize="21600,21600" o:gfxdata="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">
-                        <v:fill on="f" focussize="0,0"/>
-                        <v:stroke on="f"/>
-                        <v:imagedata r:id="rId9" cropleft="22323f" croptop="17331f" cropright="22346f" cropbottom="6111f" chromakey="#949FA1" o:title=""/>
-                        <o:lock v:ext="edit" aspectratio="t"/>
-                      </v:shape>
-                      <v:shape id="图片 1" o:spid="_x0000_s1026" o:spt="75" type="#_x0000_t75" style="position:absolute;left:22257;top:14976;height:2273;width:2273;" filled="f" o:preferrelative="t" stroked="f" coordsize="21600,21600" o:gfxdata="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">
-                        <v:fill on="f" focussize="0,0"/>
-                        <v:stroke on="f"/>
-                        <v:imagedata r:id="rId10" o:title=""/>
-                        <o:lock v:ext="edit" aspectratio="t"/>
-                      </v:shape>
+                      <v:group id="组合 23" o:spid="_x0000_s1026" o:spt="203" style="position:absolute;left:17862;top:41843;height:652;width:4208;" coordorigin="17862,41843" coordsize="4208,652" o:gfxdata="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">
+                        <o:lock v:ext="edit" aspectratio="f"/>
+                        <v:shape id="图片 59" o:spid="_x0000_s1026" o:spt="75" alt="图片1" type="#_x0000_t75" style="position:absolute;left:17862;top:41869;height:627;width:1468;" filled="f" o:preferrelative="t" stroked="f" coordsize="21600,21600" o:gfxdata="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">
+                          <v:fill on="f" focussize="0,0"/>
+                          <v:stroke on="f"/>
+                          <v:imagedata r:id="rId9" cropleft="5154f" croptop="7731f" cropright="3488f" cropbottom="12500f" grayscale="t" bilevel="t" o:title=""/>
+                          <o:lock v:ext="edit" aspectratio="t"/>
+                        </v:shape>
+                        <v:shape id="图片 29" o:spid="_x0000_s1026" o:spt="75" alt="IMG_256" type="#_x0000_t75" style="position:absolute;left:21096;top:41843;height:570;width:975;" filled="f" o:preferrelative="t" stroked="f" coordsize="21600,21600" o:gfxdata="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">
+                          <v:fill on="f" focussize="0,0"/>
+                          <v:stroke on="f"/>
+                          <v:imagedata r:id="rId10" chromakey="#FFFFFF" o:title=""/>
+                          <o:lock v:ext="edit" aspectratio="t"/>
+                        </v:shape>
+                      </v:group>
                     </v:group>
                   </w:pict>
                 </mc:Fallback>
@@ -3718,12 +3722,12 @@
         </w:rPr>
       </w:pPr>
       <w:bookmarkStart w:id="0" w:name="_Toc28240"/>
-      <w:bookmarkStart w:id="1" w:name="_Toc12505"/>
-      <w:bookmarkStart w:id="2" w:name="_Toc21764_WPSOffice_Level1"/>
-      <w:bookmarkStart w:id="3" w:name="_Toc22658"/>
-      <w:bookmarkStart w:id="4" w:name="_Toc13196_WPSOffice_Level1"/>
-      <w:bookmarkStart w:id="5" w:name="_Toc16594"/>
-      <w:bookmarkStart w:id="6" w:name="_Toc1707_WPSOffice_Level1"/>
+      <w:bookmarkStart w:id="1" w:name="_Toc21764_WPSOffice_Level1"/>
+      <w:bookmarkStart w:id="2" w:name="_Toc22658"/>
+      <w:bookmarkStart w:id="3" w:name="_Toc12505"/>
+      <w:bookmarkStart w:id="4" w:name="_Toc1707_WPSOffice_Level1"/>
+      <w:bookmarkStart w:id="5" w:name="_Toc13196_WPSOffice_Level1"/>
+      <w:bookmarkStart w:id="6" w:name="_Toc16594"/>
       <w:bookmarkStart w:id="7" w:name="_Toc27302"/>
       <w:bookmarkStart w:id="8" w:name="_Toc2409"/>
       <w:r>
@@ -3779,14 +3783,14 @@
           <w:lang w:eastAsia="zh-CN"/>
         </w:rPr>
       </w:pPr>
-      <w:bookmarkStart w:id="9" w:name="_Toc28180_WPSOffice_Level1"/>
-      <w:bookmarkStart w:id="10" w:name="_Toc29285_WPSOffice_Level1"/>
-      <w:bookmarkStart w:id="11" w:name="_Toc12685_WPSOffice_Level1"/>
-      <w:bookmarkStart w:id="12" w:name="_Toc21686_WPSOffice_Level1"/>
+      <w:bookmarkStart w:id="9" w:name="_Toc20319_WPSOffice_Level1"/>
+      <w:bookmarkStart w:id="10" w:name="_Toc3049_WPSOffice_Level1"/>
+      <w:bookmarkStart w:id="11" w:name="_Toc21686_WPSOffice_Level1"/>
+      <w:bookmarkStart w:id="12" w:name="_Toc29285_WPSOffice_Level1"/>
       <w:bookmarkStart w:id="13" w:name="_Toc17938_WPSOffice_Level1"/>
-      <w:bookmarkStart w:id="14" w:name="_Toc20319_WPSOffice_Level1"/>
-      <w:bookmarkStart w:id="15" w:name="_Toc3049_WPSOffice_Level1"/>
-      <w:bookmarkStart w:id="16" w:name="_Toc17440_WPSOffice_Level1"/>
+      <w:bookmarkStart w:id="14" w:name="_Toc28180_WPSOffice_Level1"/>
+      <w:bookmarkStart w:id="15" w:name="_Toc17440_WPSOffice_Level1"/>
+      <w:bookmarkStart w:id="16" w:name="_Toc12685_WPSOffice_Level1"/>
       <w:r>
         <w:rPr>
           <w:rFonts w:ascii="Times New Roman" w:hAnsi="Times New Roman" w:eastAsia="微软雅黑" w:cs="Times New Roman"/>
@@ -4478,7 +4482,34 @@
           <w:bCs w:val="0"/>
           <w:lang w:eastAsia="zh-CN"/>
         </w:rPr>
-        <w:t>广州市黄浦区开源大道11号C6栋702室</w:t>
+        <w:t>广州市</w:t>
+      </w:r>
+      <w:bookmarkStart w:id="17" w:name="_GoBack"/>
+      <w:r>
+        <w:rPr>
+          <w:rFonts w:hint="eastAsia" w:ascii="Times New Roman" w:hAnsi="Times New Roman" w:eastAsia="微软雅黑" w:cs="Times New Roman"/>
+          <w:b w:val="0"/>
+          <w:bCs w:val="0"/>
+          <w:lang w:eastAsia="zh-CN"/>
+        </w:rPr>
+        <w:t>黄</w:t>
+      </w:r>
+      <w:r>
+        <w:rPr>
+          <w:rFonts w:hint="eastAsia" w:ascii="Times New Roman" w:hAnsi="Times New Roman" w:eastAsia="微软雅黑" w:cs="Times New Roman"/>
+          <w:lang w:eastAsia="zh-CN"/>
+        </w:rPr>
+        <w:t>埔</w:t>
+      </w:r>
+      <w:bookmarkEnd w:id="17"/>
+      <w:r>
+        <w:rPr>
+          <w:rFonts w:hint="eastAsia" w:ascii="Times New Roman" w:hAnsi="Times New Roman" w:eastAsia="微软雅黑" w:cs="Times New Roman"/>
+          <w:b w:val="0"/>
+          <w:bCs w:val="0"/>
+          <w:lang w:eastAsia="zh-CN"/>
+        </w:rPr>
+        <w:t>区开源大道11号C6栋702室</w:t>
       </w:r>
     </w:p>
     <w:p>
@@ -4855,7 +4886,7 @@
           <w:szCs w:val="24"/>
         </w:rPr>
         <w:drawing>
-          <wp:anchor distT="0" distB="0" distL="114935" distR="114935" simplePos="0" relativeHeight="251666432" behindDoc="0" locked="0" layoutInCell="1" allowOverlap="1">
+          <wp:anchor distT="0" distB="0" distL="114935" distR="114935" simplePos="0" relativeHeight="251665408" behindDoc="0" locked="0" layoutInCell="1" allowOverlap="1">
             <wp:simplePos x="0" y="0"/>
             <wp:positionH relativeFrom="column">
               <wp:posOffset>28575</wp:posOffset>
@@ -4911,7 +4942,7 @@
           <w:szCs w:val="24"/>
         </w:rPr>
         <w:drawing>
-          <wp:anchor distT="0" distB="0" distL="114935" distR="114935" simplePos="0" relativeHeight="251667456" behindDoc="0" locked="0" layoutInCell="1" allowOverlap="1">
+          <wp:anchor distT="0" distB="0" distL="114935" distR="114935" simplePos="0" relativeHeight="251666432" behindDoc="0" locked="0" layoutInCell="1" allowOverlap="1">
             <wp:simplePos x="0" y="0"/>
             <wp:positionH relativeFrom="column">
               <wp:posOffset>723900</wp:posOffset>
@@ -5148,7 +5179,7 @@
           <w:lang w:eastAsia="zh-CN"/>
         </w:rPr>
         <w:drawing>
-          <wp:anchor distT="0" distB="0" distL="0" distR="0" simplePos="0" relativeHeight="251665408" behindDoc="1" locked="0" layoutInCell="1" allowOverlap="1">
+          <wp:anchor distT="0" distB="0" distL="0" distR="0" simplePos="0" relativeHeight="251664384" behindDoc="1" locked="0" layoutInCell="1" allowOverlap="1">
             <wp:simplePos x="0" y="0"/>
             <wp:positionH relativeFrom="column">
               <wp:posOffset>4900295</wp:posOffset>
@@ -6757,7 +6788,7 @@
     </w:pPr>
     <w:rPr>
       <w:rFonts w:ascii="Times New Roman" w:hAnsi="Times New Roman" w:eastAsia="微软雅黑"/>
-      <w:color w:val="7F7F7F" w:themeColor="background1" w:themeShade="80"/>
+      <w:color w:val="808080" w:themeColor="background1" w:themeShade="80"/>
       <w:sz w:val="28"/>
       <w:szCs w:val="28"/>
     </w:rPr>
@@ -7431,7 +7462,6 @@
 <s:customData xmlns="http://www.wps.cn/officeDocument/2013/wpsCustomData" xmlns:s="http://www.wps.cn/officeDocument/2013/wpsCustomData">
   <customSectProps>
     <customSectPr/>
-    <customSectPr/>
   </customSectProps>
   <customShpExts>
     <customShpInfo spid="_x0000_s1026" textRotate="1"/>

--- a/WebContent/docx/KRAS基因报告模板-盖章版.docx
+++ b/WebContent/docx/KRAS基因报告模板-盖章版.docx
@@ -24,7 +24,7 @@
       </w:pPr>
       <w:r>
         <w:drawing>
-          <wp:anchor distT="0" distB="0" distL="0" distR="0" simplePos="0" relativeHeight="251667456" behindDoc="0" locked="0" layoutInCell="1" allowOverlap="1">
+          <wp:anchor distT="0" distB="0" distL="0" distR="0" simplePos="0" relativeHeight="251668480" behindDoc="0" locked="0" layoutInCell="1" allowOverlap="1">
             <wp:simplePos x="0" y="0"/>
             <wp:positionH relativeFrom="column">
               <wp:posOffset>2259330</wp:posOffset>
@@ -1463,6 +1463,8 @@
               </w:rPr>
               <w:t>订单编号：-</w:t>
             </w:r>
+            <w:bookmarkStart w:id="17" w:name="_GoBack"/>
+            <w:bookmarkEnd w:id="17"/>
           </w:p>
         </w:tc>
         <w:tc>
@@ -3348,23 +3350,23 @@
             </w:r>
             <w:r>
               <w:rPr>
-                <w:sz w:val="24"/>
+                <w:sz w:val="22"/>
               </w:rPr>
               <mc:AlternateContent>
                 <mc:Choice Requires="wpg">
                   <w:drawing>
-                    <wp:anchor distT="0" distB="0" distL="114300" distR="114300" simplePos="0" relativeHeight="251668480" behindDoc="0" locked="0" layoutInCell="1" allowOverlap="1">
+                    <wp:anchor distT="0" distB="0" distL="114300" distR="114300" simplePos="0" relativeHeight="251664384" behindDoc="0" locked="0" layoutInCell="1" allowOverlap="1">
                       <wp:simplePos x="0" y="0"/>
                       <wp:positionH relativeFrom="column">
-                        <wp:posOffset>614680</wp:posOffset>
+                        <wp:posOffset>573405</wp:posOffset>
                       </wp:positionH>
                       <wp:positionV relativeFrom="paragraph">
-                        <wp:posOffset>-729615</wp:posOffset>
+                        <wp:posOffset>-819150</wp:posOffset>
                       </wp:positionV>
-                      <wp:extent cx="5293995" cy="1443355"/>
-                      <wp:effectExtent l="0" t="0" r="9525" b="4445"/>
+                      <wp:extent cx="5200650" cy="1443355"/>
+                      <wp:effectExtent l="0" t="0" r="11430" b="4445"/>
                       <wp:wrapNone/>
-                      <wp:docPr id="5" name="组合 5"/>
+                      <wp:docPr id="1" name="组合 1"/>
                       <wp:cNvGraphicFramePr/>
                       <a:graphic xmlns:a="http://schemas.openxmlformats.org/drawingml/2006/main">
                         <a:graphicData uri="http://schemas.microsoft.com/office/word/2010/wordprocessingGroup">
@@ -3373,20 +3375,97 @@
                             <wpg:grpSpPr>
                               <a:xfrm>
                                 <a:off x="0" y="0"/>
-                                <a:ext cx="5293995" cy="1443355"/>
-                                <a:chOff x="17862" y="40815"/>
-                                <a:chExt cx="8337" cy="2273"/>
+                                <a:ext cx="5200650" cy="1443355"/>
+                                <a:chOff x="16340" y="14976"/>
+                                <a:chExt cx="8190" cy="2273"/>
                               </a:xfrm>
                             </wpg:grpSpPr>
                             <pic:pic xmlns:pic="http://schemas.openxmlformats.org/drawingml/2006/picture">
                               <pic:nvPicPr>
-                                <pic:cNvPr id="6" name="图片 23"/>
+                                <pic:cNvPr id="30" name="图片 30" descr="微信图片_20220215110121"/>
+                                <pic:cNvPicPr>
+                                  <a:picLocks noChangeAspect="1"/>
+                                </pic:cNvPicPr>
+                              </pic:nvPicPr>
+                              <pic:blipFill>
+                                <a:blip r:embed="rId8">
+                                  <a:clrChange>
+                                    <a:clrFrom>
+                                      <a:srgbClr val="A09D98">
+                                        <a:alpha val="100000"/>
+                                      </a:srgbClr>
+                                    </a:clrFrom>
+                                    <a:clrTo>
+                                      <a:srgbClr val="A09D98">
+                                        <a:alpha val="100000"/>
+                                        <a:alpha val="0"/>
+                                      </a:srgbClr>
+                                    </a:clrTo>
+                                  </a:clrChange>
+                                  <a:biLevel thresh="50000"/>
+                                </a:blip>
+                                <a:stretch>
+                                  <a:fillRect/>
+                                </a:stretch>
+                              </pic:blipFill>
+                              <pic:spPr>
+                                <a:xfrm>
+                                  <a:off x="16340" y="16075"/>
+                                  <a:ext cx="1234" cy="715"/>
+                                </a:xfrm>
+                                <a:prstGeom prst="rect">
+                                  <a:avLst/>
+                                </a:prstGeom>
+                              </pic:spPr>
+                            </pic:pic>
+                            <pic:pic xmlns:pic="http://schemas.openxmlformats.org/drawingml/2006/picture">
+                              <pic:nvPicPr>
+                                <pic:cNvPr id="56" name="图片 34" descr="晓敏"/>
+                                <pic:cNvPicPr>
+                                  <a:picLocks noChangeAspect="1"/>
+                                </pic:cNvPicPr>
+                              </pic:nvPicPr>
+                              <pic:blipFill>
+                                <a:blip r:embed="rId9">
+                                  <a:clrChange>
+                                    <a:clrFrom>
+                                      <a:srgbClr val="949FA1"/>
+                                    </a:clrFrom>
+                                    <a:clrTo>
+                                      <a:srgbClr val="949FA1">
+                                        <a:alpha val="0"/>
+                                      </a:srgbClr>
+                                    </a:clrTo>
+                                  </a:clrChange>
+                                </a:blip>
+                                <a:srcRect l="34062" t="26445" r="34097" b="9325"/>
+                                <a:stretch>
+                                  <a:fillRect/>
+                                </a:stretch>
+                              </pic:blipFill>
+                              <pic:spPr>
+                                <a:xfrm rot="16200000">
+                                  <a:off x="19534" y="15678"/>
+                                  <a:ext cx="560" cy="1475"/>
+                                </a:xfrm>
+                                <a:prstGeom prst="rect">
+                                  <a:avLst/>
+                                </a:prstGeom>
+                                <a:noFill/>
+                                <a:ln>
+                                  <a:noFill/>
+                                </a:ln>
+                              </pic:spPr>
+                            </pic:pic>
+                            <pic:pic xmlns:pic="http://schemas.openxmlformats.org/drawingml/2006/picture">
+                              <pic:nvPicPr>
+                                <pic:cNvPr id="6" name="图片 1"/>
                                 <pic:cNvPicPr>
                                   <a:picLocks noChangeAspect="1" noChangeArrowheads="1"/>
                                 </pic:cNvPicPr>
                               </pic:nvPicPr>
                               <pic:blipFill>
-                                <a:blip r:embed="rId8">
+                                <a:blip r:embed="rId10">
                                   <a:extLst>
                                     <a:ext uri="{28A0092B-C50C-407E-A947-70E740481C1C}">
                                       <a14:useLocalDpi xmlns:a14="http://schemas.microsoft.com/office/drawing/2010/main" val="0"/>
@@ -3400,7 +3479,7 @@
                               </pic:blipFill>
                               <pic:spPr>
                                 <a:xfrm>
-                                  <a:off x="23926" y="40815"/>
+                                  <a:off x="22257" y="14976"/>
                                   <a:ext cx="2273" cy="2273"/>
                                 </a:xfrm>
                                 <a:prstGeom prst="rect">
@@ -3412,86 +3491,6 @@
                                 </a:ln>
                               </pic:spPr>
                             </pic:pic>
-                            <wpg:grpSp>
-                              <wpg:cNvPr id="9" name="组合 23"/>
-                              <wpg:cNvGrpSpPr/>
-                              <wpg:grpSpPr>
-                                <a:xfrm>
-                                  <a:off x="17862" y="41843"/>
-                                  <a:ext cx="4208" cy="652"/>
-                                  <a:chOff x="17862" y="41843"/>
-                                  <a:chExt cx="4208" cy="652"/>
-                                </a:xfrm>
-                              </wpg:grpSpPr>
-                              <pic:pic xmlns:pic="http://schemas.openxmlformats.org/drawingml/2006/picture">
-                                <pic:nvPicPr>
-                                  <pic:cNvPr id="22" name="图片 59" descr="图片1"/>
-                                  <pic:cNvPicPr>
-                                    <a:picLocks noChangeAspect="1"/>
-                                  </pic:cNvPicPr>
-                                </pic:nvPicPr>
-                                <pic:blipFill>
-                                  <a:blip r:embed="rId9">
-                                    <a:biLevel thresh="50000"/>
-                                  </a:blip>
-                                  <a:srcRect l="7865" t="11797" r="5322" b="19074"/>
-                                  <a:stretch>
-                                    <a:fillRect/>
-                                  </a:stretch>
-                                </pic:blipFill>
-                                <pic:spPr>
-                                  <a:xfrm>
-                                    <a:off x="17862" y="41869"/>
-                                    <a:ext cx="1468" cy="627"/>
-                                  </a:xfrm>
-                                  <a:prstGeom prst="rect">
-                                    <a:avLst/>
-                                  </a:prstGeom>
-                                  <a:noFill/>
-                                </pic:spPr>
-                              </pic:pic>
-                              <pic:pic xmlns:pic="http://schemas.openxmlformats.org/drawingml/2006/picture">
-                                <pic:nvPicPr>
-                                  <pic:cNvPr id="21" name="图片 29" descr="IMG_256"/>
-                                  <pic:cNvPicPr>
-                                    <a:picLocks noChangeAspect="1"/>
-                                  </pic:cNvPicPr>
-                                </pic:nvPicPr>
-                                <pic:blipFill>
-                                  <a:blip r:embed="rId10">
-                                    <a:clrChange>
-                                      <a:clrFrom>
-                                        <a:srgbClr val="FFFFFF">
-                                          <a:alpha val="100000"/>
-                                        </a:srgbClr>
-                                      </a:clrFrom>
-                                      <a:clrTo>
-                                        <a:srgbClr val="FFFFFF">
-                                          <a:alpha val="100000"/>
-                                          <a:alpha val="0"/>
-                                        </a:srgbClr>
-                                      </a:clrTo>
-                                    </a:clrChange>
-                                  </a:blip>
-                                  <a:stretch>
-                                    <a:fillRect/>
-                                  </a:stretch>
-                                </pic:blipFill>
-                                <pic:spPr>
-                                  <a:xfrm>
-                                    <a:off x="21096" y="41843"/>
-                                    <a:ext cx="975" cy="570"/>
-                                  </a:xfrm>
-                                  <a:prstGeom prst="rect">
-                                    <a:avLst/>
-                                  </a:prstGeom>
-                                  <a:noFill/>
-                                  <a:ln w="9525">
-                                    <a:noFill/>
-                                  </a:ln>
-                                </pic:spPr>
-                              </pic:pic>
-                            </wpg:grpSp>
                           </wpg:wgp>
                         </a:graphicData>
                       </a:graphic>
@@ -3500,29 +3499,26 @@
                 </mc:Choice>
                 <mc:Fallback>
                   <w:pict>
-                    <v:group id="_x0000_s1026" o:spid="_x0000_s1026" o:spt="203" style="position:absolute;left:0pt;margin-left:48.4pt;margin-top:-57.45pt;height:113.65pt;width:416.85pt;z-index:251668480;mso-width-relative:page;mso-height-relative:page;" coordorigin="17862,40815" coordsize="8337,2273" o:gfxdata="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">
+                    <v:group id="_x0000_s1026" o:spid="_x0000_s1026" o:spt="203" style="position:absolute;left:0pt;margin-left:45.15pt;margin-top:-64.5pt;height:113.65pt;width:409.5pt;z-index:251664384;mso-width-relative:page;mso-height-relative:page;" coordorigin="16340,14976" coordsize="8190,2273" o:gfxdata="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">
                       <o:lock v:ext="edit" aspectratio="f"/>
-                      <v:shape id="图片 23" o:spid="_x0000_s1026" o:spt="75" type="#_x0000_t75" style="position:absolute;left:23926;top:40815;height:2273;width:2273;" filled="f" o:preferrelative="t" stroked="f" coordsize="21600,21600" o:gfxdata="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">
+                      <v:shape id="_x0000_s1026" o:spid="_x0000_s1026" o:spt="75" alt="微信图片_20220215110121" type="#_x0000_t75" style="position:absolute;left:16340;top:16075;height:715;width:1234;" filled="f" o:preferrelative="t" stroked="f" coordsize="21600,21600" o:gfxdata="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">
                         <v:fill on="f" focussize="0,0"/>
                         <v:stroke on="f"/>
-                        <v:imagedata r:id="rId8" o:title=""/>
+                        <v:imagedata r:id="rId8" grayscale="t" bilevel="t" chromakey="#A09D98" o:title=""/>
                         <o:lock v:ext="edit" aspectratio="t"/>
                       </v:shape>
-                      <v:group id="组合 23" o:spid="_x0000_s1026" o:spt="203" style="position:absolute;left:17862;top:41843;height:652;width:4208;" coordorigin="17862,41843" coordsize="4208,652" o:gfxdata="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">
-                        <o:lock v:ext="edit" aspectratio="f"/>
-                        <v:shape id="图片 59" o:spid="_x0000_s1026" o:spt="75" alt="图片1" type="#_x0000_t75" style="position:absolute;left:17862;top:41869;height:627;width:1468;" filled="f" o:preferrelative="t" stroked="f" coordsize="21600,21600" o:gfxdata="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">
-                          <v:fill on="f" focussize="0,0"/>
-                          <v:stroke on="f"/>
-                          <v:imagedata r:id="rId9" cropleft="5154f" croptop="7731f" cropright="3488f" cropbottom="12500f" grayscale="t" bilevel="t" o:title=""/>
-                          <o:lock v:ext="edit" aspectratio="t"/>
-                        </v:shape>
-                        <v:shape id="图片 29" o:spid="_x0000_s1026" o:spt="75" alt="IMG_256" type="#_x0000_t75" style="position:absolute;left:21096;top:41843;height:570;width:975;" filled="f" o:preferrelative="t" stroked="f" coordsize="21600,21600" o:gfxdata="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">
-                          <v:fill on="f" focussize="0,0"/>
-                          <v:stroke on="f"/>
-                          <v:imagedata r:id="rId10" chromakey="#FFFFFF" o:title=""/>
-                          <o:lock v:ext="edit" aspectratio="t"/>
-                        </v:shape>
-                      </v:group>
+                      <v:shape id="图片 34" o:spid="_x0000_s1026" o:spt="75" alt="晓敏" type="#_x0000_t75" style="position:absolute;left:19534;top:15678;height:1475;width:560;rotation:-5898240f;" filled="f" o:preferrelative="t" stroked="f" coordsize="21600,21600" o:gfxdata="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">
+                        <v:fill on="f" focussize="0,0"/>
+                        <v:stroke on="f"/>
+                        <v:imagedata r:id="rId9" cropleft="22323f" croptop="17331f" cropright="22346f" cropbottom="6111f" chromakey="#949FA1" o:title=""/>
+                        <o:lock v:ext="edit" aspectratio="t"/>
+                      </v:shape>
+                      <v:shape id="图片 1" o:spid="_x0000_s1026" o:spt="75" type="#_x0000_t75" style="position:absolute;left:22257;top:14976;height:2273;width:2273;" filled="f" o:preferrelative="t" stroked="f" coordsize="21600,21600" o:gfxdata="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">
+                        <v:fill on="f" focussize="0,0"/>
+                        <v:stroke on="f"/>
+                        <v:imagedata r:id="rId10" o:title=""/>
+                        <o:lock v:ext="edit" aspectratio="t"/>
+                      </v:shape>
                     </v:group>
                   </w:pict>
                 </mc:Fallback>
@@ -3722,12 +3718,12 @@
         </w:rPr>
       </w:pPr>
       <w:bookmarkStart w:id="0" w:name="_Toc28240"/>
-      <w:bookmarkStart w:id="1" w:name="_Toc21764_WPSOffice_Level1"/>
-      <w:bookmarkStart w:id="2" w:name="_Toc22658"/>
-      <w:bookmarkStart w:id="3" w:name="_Toc12505"/>
-      <w:bookmarkStart w:id="4" w:name="_Toc1707_WPSOffice_Level1"/>
-      <w:bookmarkStart w:id="5" w:name="_Toc13196_WPSOffice_Level1"/>
-      <w:bookmarkStart w:id="6" w:name="_Toc16594"/>
+      <w:bookmarkStart w:id="1" w:name="_Toc12505"/>
+      <w:bookmarkStart w:id="2" w:name="_Toc21764_WPSOffice_Level1"/>
+      <w:bookmarkStart w:id="3" w:name="_Toc22658"/>
+      <w:bookmarkStart w:id="4" w:name="_Toc13196_WPSOffice_Level1"/>
+      <w:bookmarkStart w:id="5" w:name="_Toc16594"/>
+      <w:bookmarkStart w:id="6" w:name="_Toc1707_WPSOffice_Level1"/>
       <w:bookmarkStart w:id="7" w:name="_Toc27302"/>
       <w:bookmarkStart w:id="8" w:name="_Toc2409"/>
       <w:r>
@@ -3783,14 +3779,14 @@
           <w:lang w:eastAsia="zh-CN"/>
         </w:rPr>
       </w:pPr>
-      <w:bookmarkStart w:id="9" w:name="_Toc20319_WPSOffice_Level1"/>
-      <w:bookmarkStart w:id="10" w:name="_Toc3049_WPSOffice_Level1"/>
-      <w:bookmarkStart w:id="11" w:name="_Toc21686_WPSOffice_Level1"/>
-      <w:bookmarkStart w:id="12" w:name="_Toc29285_WPSOffice_Level1"/>
+      <w:bookmarkStart w:id="9" w:name="_Toc28180_WPSOffice_Level1"/>
+      <w:bookmarkStart w:id="10" w:name="_Toc29285_WPSOffice_Level1"/>
+      <w:bookmarkStart w:id="11" w:name="_Toc12685_WPSOffice_Level1"/>
+      <w:bookmarkStart w:id="12" w:name="_Toc21686_WPSOffice_Level1"/>
       <w:bookmarkStart w:id="13" w:name="_Toc17938_WPSOffice_Level1"/>
-      <w:bookmarkStart w:id="14" w:name="_Toc28180_WPSOffice_Level1"/>
-      <w:bookmarkStart w:id="15" w:name="_Toc17440_WPSOffice_Level1"/>
-      <w:bookmarkStart w:id="16" w:name="_Toc12685_WPSOffice_Level1"/>
+      <w:bookmarkStart w:id="14" w:name="_Toc20319_WPSOffice_Level1"/>
+      <w:bookmarkStart w:id="15" w:name="_Toc3049_WPSOffice_Level1"/>
+      <w:bookmarkStart w:id="16" w:name="_Toc17440_WPSOffice_Level1"/>
       <w:r>
         <w:rPr>
           <w:rFonts w:ascii="Times New Roman" w:hAnsi="Times New Roman" w:eastAsia="微软雅黑" w:cs="Times New Roman"/>
@@ -4482,34 +4478,7 @@
           <w:bCs w:val="0"/>
           <w:lang w:eastAsia="zh-CN"/>
         </w:rPr>
-        <w:t>广州市</w:t>
-      </w:r>
-      <w:bookmarkStart w:id="17" w:name="_GoBack"/>
-      <w:r>
-        <w:rPr>
-          <w:rFonts w:hint="eastAsia" w:ascii="Times New Roman" w:hAnsi="Times New Roman" w:eastAsia="微软雅黑" w:cs="Times New Roman"/>
-          <w:b w:val="0"/>
-          <w:bCs w:val="0"/>
-          <w:lang w:eastAsia="zh-CN"/>
-        </w:rPr>
-        <w:t>黄</w:t>
-      </w:r>
-      <w:r>
-        <w:rPr>
-          <w:rFonts w:hint="eastAsia" w:ascii="Times New Roman" w:hAnsi="Times New Roman" w:eastAsia="微软雅黑" w:cs="Times New Roman"/>
-          <w:lang w:eastAsia="zh-CN"/>
-        </w:rPr>
-        <w:t>埔</w:t>
-      </w:r>
-      <w:bookmarkEnd w:id="17"/>
-      <w:r>
-        <w:rPr>
-          <w:rFonts w:hint="eastAsia" w:ascii="Times New Roman" w:hAnsi="Times New Roman" w:eastAsia="微软雅黑" w:cs="Times New Roman"/>
-          <w:b w:val="0"/>
-          <w:bCs w:val="0"/>
-          <w:lang w:eastAsia="zh-CN"/>
-        </w:rPr>
-        <w:t>区开源大道11号C6栋702室</w:t>
+        <w:t>广州市黄浦区开源大道11号C6栋702室</w:t>
       </w:r>
     </w:p>
     <w:p>
@@ -4886,7 +4855,7 @@
           <w:szCs w:val="24"/>
         </w:rPr>
         <w:drawing>
-          <wp:anchor distT="0" distB="0" distL="114935" distR="114935" simplePos="0" relativeHeight="251665408" behindDoc="0" locked="0" layoutInCell="1" allowOverlap="1">
+          <wp:anchor distT="0" distB="0" distL="114935" distR="114935" simplePos="0" relativeHeight="251666432" behindDoc="0" locked="0" layoutInCell="1" allowOverlap="1">
             <wp:simplePos x="0" y="0"/>
             <wp:positionH relativeFrom="column">
               <wp:posOffset>28575</wp:posOffset>
@@ -4942,7 +4911,7 @@
           <w:szCs w:val="24"/>
         </w:rPr>
         <w:drawing>
-          <wp:anchor distT="0" distB="0" distL="114935" distR="114935" simplePos="0" relativeHeight="251666432" behindDoc="0" locked="0" layoutInCell="1" allowOverlap="1">
+          <wp:anchor distT="0" distB="0" distL="114935" distR="114935" simplePos="0" relativeHeight="251667456" behindDoc="0" locked="0" layoutInCell="1" allowOverlap="1">
             <wp:simplePos x="0" y="0"/>
             <wp:positionH relativeFrom="column">
               <wp:posOffset>723900</wp:posOffset>
@@ -5179,7 +5148,7 @@
           <w:lang w:eastAsia="zh-CN"/>
         </w:rPr>
         <w:drawing>
-          <wp:anchor distT="0" distB="0" distL="0" distR="0" simplePos="0" relativeHeight="251664384" behindDoc="1" locked="0" layoutInCell="1" allowOverlap="1">
+          <wp:anchor distT="0" distB="0" distL="0" distR="0" simplePos="0" relativeHeight="251665408" behindDoc="1" locked="0" layoutInCell="1" allowOverlap="1">
             <wp:simplePos x="0" y="0"/>
             <wp:positionH relativeFrom="column">
               <wp:posOffset>4900295</wp:posOffset>
@@ -6788,7 +6757,7 @@
     </w:pPr>
     <w:rPr>
       <w:rFonts w:ascii="Times New Roman" w:hAnsi="Times New Roman" w:eastAsia="微软雅黑"/>
-      <w:color w:val="808080" w:themeColor="background1" w:themeShade="80"/>
+      <w:color w:val="7F7F7F" w:themeColor="background1" w:themeShade="80"/>
       <w:sz w:val="28"/>
       <w:szCs w:val="28"/>
     </w:rPr>
@@ -7462,6 +7431,7 @@
 <s:customData xmlns="http://www.wps.cn/officeDocument/2013/wpsCustomData" xmlns:s="http://www.wps.cn/officeDocument/2013/wpsCustomData">
   <customSectProps>
     <customSectPr/>
+    <customSectPr/>
   </customSectProps>
   <customShpExts>
     <customShpInfo spid="_x0000_s1026" textRotate="1"/>

--- a/WebContent/docx/KRAS基因报告模板-盖章版.docx
+++ b/WebContent/docx/KRAS基因报告模板-盖章版.docx
@@ -3281,13 +3281,81 @@
         </w:tc>
       </w:tr>
     </w:tbl>
+    <w:p>
+      <w:pPr>
+        <w:rPr>
+          <w:rFonts w:hint="default" w:ascii="Times New Roman" w:hAnsi="Times New Roman" w:eastAsia="微软雅黑" w:cs="Times New Roman"/>
+          <w:sz w:val="24"/>
+          <w:szCs w:val="24"/>
+          <w:lang w:val="en-US" w:eastAsia="zh-CN"/>
+        </w:rPr>
+      </w:pPr>
+      <w:r>
+        <w:rPr>
+          <w:rFonts w:hint="eastAsia" w:ascii="Times New Roman" w:hAnsi="Times New Roman" w:eastAsia="微软雅黑" w:cs="Times New Roman"/>
+          <w:sz w:val="24"/>
+          <w:szCs w:val="24"/>
+          <w:lang w:eastAsia="zh-CN"/>
+        </w:rPr>
+        <w:t xml:space="preserve">{% if testedby == </w:t>
+      </w:r>
+      <w:r>
+        <w:rPr>
+          <w:rFonts w:ascii="Times New Roman" w:hAnsi="Times New Roman" w:eastAsia="微软雅黑" w:cs="Times New Roman"/>
+          <w:sz w:val="24"/>
+          <w:szCs w:val="24"/>
+          <w:lang w:eastAsia="zh-CN"/>
+        </w:rPr>
+        <w:t>“</w:t>
+      </w:r>
+      <w:r>
+        <w:rPr>
+          <w:rFonts w:hint="eastAsia" w:ascii="Times New Roman" w:hAnsi="Times New Roman" w:eastAsia="微软雅黑" w:cs="Times New Roman"/>
+          <w:sz w:val="24"/>
+          <w:szCs w:val="24"/>
+          <w:lang w:eastAsia="zh-CN"/>
+        </w:rPr>
+        <w:t>1</w:t>
+      </w:r>
+      <w:r>
+        <w:rPr>
+          <w:rFonts w:ascii="Times New Roman" w:hAnsi="Times New Roman" w:eastAsia="微软雅黑" w:cs="Times New Roman"/>
+          <w:sz w:val="24"/>
+          <w:szCs w:val="24"/>
+          <w:lang w:eastAsia="zh-CN"/>
+        </w:rPr>
+        <w:t>”</w:t>
+      </w:r>
+      <w:r>
+        <w:rPr>
+          <w:rFonts w:hint="eastAsia" w:ascii="Times New Roman" w:hAnsi="Times New Roman" w:eastAsia="微软雅黑" w:cs="Times New Roman"/>
+          <w:sz w:val="24"/>
+          <w:szCs w:val="24"/>
+          <w:lang w:eastAsia="zh-CN"/>
+        </w:rPr>
+        <w:t xml:space="preserve"> %}</w:t>
+      </w:r>
+    </w:p>
+    <w:p>
+      <w:pPr>
+        <w:rPr>
+          <w:lang w:eastAsia="zh-CN"/>
+        </w:rPr>
+      </w:pPr>
+    </w:p>
+    <w:p>
+      <w:pPr>
+        <w:rPr>
+          <w:lang w:eastAsia="zh-CN"/>
+        </w:rPr>
+      </w:pPr>
+    </w:p>
     <w:tbl>
       <w:tblPr>
-        <w:tblStyle w:val="16"/>
-        <w:tblpPr w:leftFromText="181" w:rightFromText="181" w:vertAnchor="page" w:horzAnchor="page" w:tblpXSpec="center" w:tblpY="15591"/>
-        <w:tblW w:w="4850" w:type="pct"/>
-        <w:jc w:val="center"/>
-        <w:tblLayout w:type="autofit"/>
+        <w:tblStyle w:val="33"/>
+        <w:tblW w:w="8091" w:type="dxa"/>
+        <w:jc w:val="right"/>
+        <w:tblLayout w:type="fixed"/>
         <w:tblCellMar>
           <w:top w:w="0" w:type="dxa"/>
           <w:left w:w="0" w:type="dxa"/>
@@ -3296,12 +3364,11 @@
         </w:tblCellMar>
       </w:tblPr>
       <w:tblGrid>
-        <w:gridCol w:w="1362"/>
-        <w:gridCol w:w="1362"/>
-        <w:gridCol w:w="1362"/>
-        <w:gridCol w:w="1699"/>
-        <w:gridCol w:w="1385"/>
-        <w:gridCol w:w="2404"/>
+        <w:gridCol w:w="1068"/>
+        <w:gridCol w:w="1386"/>
+        <w:gridCol w:w="1386"/>
+        <w:gridCol w:w="1018"/>
+        <w:gridCol w:w="3233"/>
       </w:tblGrid>
       <w:tr>
         <w:tblPrEx>
@@ -3313,42 +3380,90 @@
           </w:tblCellMar>
         </w:tblPrEx>
         <w:trPr>
-          <w:cantSplit/>
-          <w:trHeight w:val="442" w:hRule="atLeast"/>
-          <w:jc w:val="center"/>
+          <w:trHeight w:val="441" w:hRule="exact"/>
+          <w:jc w:val="right"/>
         </w:trPr>
         <w:tc>
           <w:tcPr>
-            <w:tcW w:w="711" w:type="pct"/>
+            <w:tcW w:w="1068" w:type="dxa"/>
             <w:vAlign w:val="center"/>
           </w:tcPr>
           <w:p>
             <w:pPr>
               <w:pStyle w:val="22"/>
-              <w:adjustRightInd w:val="0"/>
-              <w:snapToGrid w:val="0"/>
-              <w:spacing w:after="0" w:line="240" w:lineRule="auto"/>
+              <w:spacing w:before="13"/>
               <w:ind w:left="13" w:right="95"/>
               <w:jc w:val="both"/>
               <w:rPr>
-                <w:rFonts w:ascii="Times New Roman" w:hAnsi="Times New Roman" w:eastAsia="微软雅黑" w:cs="微软雅黑"/>
+                <w:rFonts w:ascii="Times New Roman" w:hAnsi="Times New Roman" w:cs="Times New Roman"/>
                 <w:b/>
-                <w:sz w:val="28"/>
-                <w:szCs w:val="28"/>
+                <w:sz w:val="24"/>
+                <w:szCs w:val="24"/>
               </w:rPr>
             </w:pPr>
             <w:r>
               <w:rPr>
-                <w:rFonts w:ascii="Times New Roman" w:hAnsi="Times New Roman" w:eastAsia="微软雅黑" w:cs="微软雅黑"/>
+                <w:rFonts w:ascii="Times New Roman" w:hAnsi="Times New Roman" w:cs="Times New Roman"/>
                 <w:b/>
-                <w:sz w:val="28"/>
-                <w:szCs w:val="28"/>
+                <w:sz w:val="24"/>
+                <w:szCs w:val="24"/>
               </w:rPr>
               <w:t>检测人：</w:t>
             </w:r>
-            <w:r>
-              <w:rPr>
-                <w:sz w:val="24"/>
+          </w:p>
+        </w:tc>
+        <w:tc>
+          <w:tcPr>
+            <w:tcW w:w="1386" w:type="dxa"/>
+            <w:vAlign w:val="center"/>
+          </w:tcPr>
+          <w:p>
+            <w:pPr>
+              <w:pStyle w:val="22"/>
+              <w:spacing w:before="13"/>
+              <w:jc w:val="both"/>
+              <w:rPr>
+                <w:rFonts w:ascii="Times New Roman" w:hAnsi="Times New Roman" w:cs="Times New Roman"/>
+                <w:b/>
+                <w:sz w:val="24"/>
+                <w:szCs w:val="24"/>
+              </w:rPr>
+            </w:pPr>
+            <w:r>
+              <w:rPr>
+                <w:rFonts w:hint="eastAsia" w:ascii="Times New Roman" w:hAnsi="Times New Roman" w:cs="Times New Roman"/>
+                <w:b w:val="0"/>
+                <w:bCs/>
+                <w:sz w:val="24"/>
+                <w:szCs w:val="24"/>
+                <w:lang w:val="en-US" w:eastAsia="zh-CN"/>
+              </w:rPr>
+              <w:t>临检检测人，</w:t>
+            </w:r>
+          </w:p>
+        </w:tc>
+        <w:tc>
+          <w:tcPr>
+            <w:tcW w:w="1386" w:type="dxa"/>
+            <w:vAlign w:val="center"/>
+          </w:tcPr>
+          <w:p>
+            <w:pPr>
+              <w:pStyle w:val="22"/>
+              <w:spacing w:before="13"/>
+              <w:jc w:val="both"/>
+              <w:rPr>
+                <w:rFonts w:hint="eastAsia" w:ascii="Times New Roman" w:hAnsi="Times New Roman" w:cs="Times New Roman"/>
+                <w:b w:val="0"/>
+                <w:bCs/>
+                <w:sz w:val="24"/>
+                <w:szCs w:val="24"/>
+                <w:lang w:val="en-US" w:eastAsia="zh-CN"/>
+              </w:rPr>
+            </w:pPr>
+            <w:r>
+              <w:rPr>
+                <w:sz w:val="22"/>
               </w:rPr>
               <mc:AlternateContent>
                 <mc:Choice Requires="wpg">
@@ -3356,15 +3471,15 @@
                     <wp:anchor distT="0" distB="0" distL="114300" distR="114300" simplePos="0" relativeHeight="251668480" behindDoc="0" locked="0" layoutInCell="1" allowOverlap="1">
                       <wp:simplePos x="0" y="0"/>
                       <wp:positionH relativeFrom="column">
-                        <wp:posOffset>614680</wp:posOffset>
+                        <wp:posOffset>-55880</wp:posOffset>
                       </wp:positionH>
                       <wp:positionV relativeFrom="paragraph">
-                        <wp:posOffset>-729615</wp:posOffset>
+                        <wp:posOffset>-461010</wp:posOffset>
                       </wp:positionV>
-                      <wp:extent cx="5293995" cy="1443355"/>
-                      <wp:effectExtent l="0" t="0" r="9525" b="4445"/>
+                      <wp:extent cx="3352800" cy="1443355"/>
+                      <wp:effectExtent l="0" t="0" r="0" b="4445"/>
                       <wp:wrapNone/>
-                      <wp:docPr id="5" name="组合 5"/>
+                      <wp:docPr id="27" name="组合 27"/>
                       <wp:cNvGraphicFramePr/>
                       <a:graphic xmlns:a="http://schemas.openxmlformats.org/drawingml/2006/main">
                         <a:graphicData uri="http://schemas.microsoft.com/office/word/2010/wordprocessingGroup">
@@ -3373,92 +3488,31 @@
                             <wpg:grpSpPr>
                               <a:xfrm>
                                 <a:off x="0" y="0"/>
-                                <a:ext cx="5293995" cy="1443355"/>
-                                <a:chOff x="17862" y="40815"/>
-                                <a:chExt cx="8337" cy="2273"/>
+                                <a:ext cx="3352800" cy="1443355"/>
+                                <a:chOff x="19211" y="18890"/>
+                                <a:chExt cx="5280" cy="2273"/>
                               </a:xfrm>
                             </wpg:grpSpPr>
-                            <pic:pic xmlns:pic="http://schemas.openxmlformats.org/drawingml/2006/picture">
-                              <pic:nvPicPr>
-                                <pic:cNvPr id="6" name="图片 23"/>
-                                <pic:cNvPicPr>
-                                  <a:picLocks noChangeAspect="1" noChangeArrowheads="1"/>
-                                </pic:cNvPicPr>
-                              </pic:nvPicPr>
-                              <pic:blipFill>
-                                <a:blip r:embed="rId8">
-                                  <a:extLst>
-                                    <a:ext uri="{28A0092B-C50C-407E-A947-70E740481C1C}">
-                                      <a14:useLocalDpi xmlns:a14="http://schemas.microsoft.com/office/drawing/2010/main" val="0"/>
-                                    </a:ext>
-                                  </a:extLst>
-                                </a:blip>
-                                <a:srcRect/>
-                                <a:stretch>
-                                  <a:fillRect/>
-                                </a:stretch>
-                              </pic:blipFill>
-                              <pic:spPr>
-                                <a:xfrm>
-                                  <a:off x="23926" y="40815"/>
-                                  <a:ext cx="2273" cy="2273"/>
-                                </a:xfrm>
-                                <a:prstGeom prst="rect">
-                                  <a:avLst/>
-                                </a:prstGeom>
-                                <a:noFill/>
-                                <a:ln>
-                                  <a:noFill/>
-                                </a:ln>
-                              </pic:spPr>
-                            </pic:pic>
                             <wpg:grpSp>
-                              <wpg:cNvPr id="9" name="组合 23"/>
+                              <wpg:cNvPr id="28" name="组合 6"/>
                               <wpg:cNvGrpSpPr/>
                               <wpg:grpSpPr>
                                 <a:xfrm>
-                                  <a:off x="17862" y="41843"/>
-                                  <a:ext cx="4208" cy="652"/>
-                                  <a:chOff x="17862" y="41843"/>
-                                  <a:chExt cx="4208" cy="652"/>
+                                  <a:off x="19211" y="18890"/>
+                                  <a:ext cx="5140" cy="2273"/>
+                                  <a:chOff x="19199" y="18950"/>
+                                  <a:chExt cx="5140" cy="2273"/>
                                 </a:xfrm>
                               </wpg:grpSpPr>
                               <pic:pic xmlns:pic="http://schemas.openxmlformats.org/drawingml/2006/picture">
                                 <pic:nvPicPr>
-                                  <pic:cNvPr id="22" name="图片 59" descr="图片1"/>
+                                  <pic:cNvPr id="22" name="图片 6" descr="蔡冬雪"/>
                                   <pic:cNvPicPr>
                                     <a:picLocks noChangeAspect="1"/>
                                   </pic:cNvPicPr>
                                 </pic:nvPicPr>
                                 <pic:blipFill>
-                                  <a:blip r:embed="rId9">
-                                    <a:biLevel thresh="50000"/>
-                                  </a:blip>
-                                  <a:srcRect l="7865" t="11797" r="5322" b="19074"/>
-                                  <a:stretch>
-                                    <a:fillRect/>
-                                  </a:stretch>
-                                </pic:blipFill>
-                                <pic:spPr>
-                                  <a:xfrm>
-                                    <a:off x="17862" y="41869"/>
-                                    <a:ext cx="1468" cy="627"/>
-                                  </a:xfrm>
-                                  <a:prstGeom prst="rect">
-                                    <a:avLst/>
-                                  </a:prstGeom>
-                                  <a:noFill/>
-                                </pic:spPr>
-                              </pic:pic>
-                              <pic:pic xmlns:pic="http://schemas.openxmlformats.org/drawingml/2006/picture">
-                                <pic:nvPicPr>
-                                  <pic:cNvPr id="21" name="图片 29" descr="IMG_256"/>
-                                  <pic:cNvPicPr>
-                                    <a:picLocks noChangeAspect="1"/>
-                                  </pic:cNvPicPr>
-                                </pic:nvPicPr>
-                                <pic:blipFill>
-                                  <a:blip r:embed="rId10">
+                                  <a:blip r:embed="rId8">
                                     <a:clrChange>
                                       <a:clrFrom>
                                         <a:srgbClr val="FFFFFF">
@@ -3473,25 +3527,93 @@
                                       </a:clrTo>
                                     </a:clrChange>
                                   </a:blip>
+                                  <a:srcRect l="18656" t="33322" r="18897" b="26699"/>
                                   <a:stretch>
                                     <a:fillRect/>
                                   </a:stretch>
                                 </pic:blipFill>
                                 <pic:spPr>
                                   <a:xfrm>
-                                    <a:off x="21096" y="41843"/>
-                                    <a:ext cx="975" cy="570"/>
+                                    <a:off x="19199" y="19551"/>
+                                    <a:ext cx="1261" cy="566"/>
+                                  </a:xfrm>
+                                  <a:prstGeom prst="rect">
+                                    <a:avLst/>
+                                  </a:prstGeom>
+                                </pic:spPr>
+                              </pic:pic>
+                              <pic:pic xmlns:pic="http://schemas.openxmlformats.org/drawingml/2006/picture">
+                                <pic:nvPicPr>
+                                  <pic:cNvPr id="23" name="图片 25"/>
+                                  <pic:cNvPicPr>
+                                    <a:picLocks noChangeAspect="1" noChangeArrowheads="1"/>
+                                  </pic:cNvPicPr>
+                                </pic:nvPicPr>
+                                <pic:blipFill>
+                                  <a:blip r:embed="rId9">
+                                    <a:extLst>
+                                      <a:ext uri="{28A0092B-C50C-407E-A947-70E740481C1C}">
+                                        <a14:useLocalDpi xmlns:a14="http://schemas.microsoft.com/office/drawing/2010/main" val="0"/>
+                                      </a:ext>
+                                    </a:extLst>
+                                  </a:blip>
+                                  <a:srcRect/>
+                                  <a:stretch>
+                                    <a:fillRect/>
+                                  </a:stretch>
+                                </pic:blipFill>
+                                <pic:spPr>
+                                  <a:xfrm>
+                                    <a:off x="22066" y="18950"/>
+                                    <a:ext cx="2273" cy="2273"/>
                                   </a:xfrm>
                                   <a:prstGeom prst="rect">
                                     <a:avLst/>
                                   </a:prstGeom>
                                   <a:noFill/>
-                                  <a:ln w="9525">
+                                  <a:ln>
                                     <a:noFill/>
                                   </a:ln>
                                 </pic:spPr>
                               </pic:pic>
                             </wpg:grpSp>
+                            <pic:pic xmlns:pic="http://schemas.openxmlformats.org/drawingml/2006/picture">
+                              <pic:nvPicPr>
+                                <pic:cNvPr id="26" name="图片 4" descr="王建丽"/>
+                                <pic:cNvPicPr>
+                                  <a:picLocks noChangeAspect="1"/>
+                                </pic:cNvPicPr>
+                              </pic:nvPicPr>
+                              <pic:blipFill>
+                                <a:blip r:embed="rId10">
+                                  <a:clrChange>
+                                    <a:clrFrom>
+                                      <a:srgbClr val="FFFFFF">
+                                        <a:alpha val="100000"/>
+                                      </a:srgbClr>
+                                    </a:clrFrom>
+                                    <a:clrTo>
+                                      <a:srgbClr val="FFFFFF">
+                                        <a:alpha val="100000"/>
+                                        <a:alpha val="0"/>
+                                      </a:srgbClr>
+                                    </a:clrTo>
+                                  </a:clrChange>
+                                </a:blip>
+                                <a:stretch>
+                                  <a:fillRect/>
+                                </a:stretch>
+                              </pic:blipFill>
+                              <pic:spPr>
+                                <a:xfrm>
+                                  <a:off x="23233" y="19467"/>
+                                  <a:ext cx="1258" cy="713"/>
+                                </a:xfrm>
+                                <a:prstGeom prst="rect">
+                                  <a:avLst/>
+                                </a:prstGeom>
+                              </pic:spPr>
+                            </pic:pic>
                           </wpg:wgp>
                         </a:graphicData>
                       </a:graphic>
@@ -3500,29 +3622,29 @@
                 </mc:Choice>
                 <mc:Fallback>
                   <w:pict>
-                    <v:group id="_x0000_s1026" o:spid="_x0000_s1026" o:spt="203" style="position:absolute;left:0pt;margin-left:48.4pt;margin-top:-57.45pt;height:113.65pt;width:416.85pt;z-index:251668480;mso-width-relative:page;mso-height-relative:page;" coordorigin="17862,40815" coordsize="8337,2273" o:gfxdata="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">
+                    <v:group id="_x0000_s1026" o:spid="_x0000_s1026" o:spt="203" style="position:absolute;left:0pt;margin-left:-4.4pt;margin-top:-36.3pt;height:113.65pt;width:264pt;z-index:251668480;mso-width-relative:page;mso-height-relative:page;" coordorigin="19211,18890" coordsize="5280,2273" o:gfxdata="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">
                       <o:lock v:ext="edit" aspectratio="f"/>
-                      <v:shape id="图片 23" o:spid="_x0000_s1026" o:spt="75" type="#_x0000_t75" style="position:absolute;left:23926;top:40815;height:2273;width:2273;" filled="f" o:preferrelative="t" stroked="f" coordsize="21600,21600" o:gfxdata="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">
-                        <v:fill on="f" focussize="0,0"/>
-                        <v:stroke on="f"/>
-                        <v:imagedata r:id="rId8" o:title=""/>
-                        <o:lock v:ext="edit" aspectratio="t"/>
-                      </v:shape>
-                      <v:group id="组合 23" o:spid="_x0000_s1026" o:spt="203" style="position:absolute;left:17862;top:41843;height:652;width:4208;" coordorigin="17862,41843" coordsize="4208,652" o:gfxdata="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">
+                      <v:group id="组合 6" o:spid="_x0000_s1026" o:spt="203" style="position:absolute;left:19211;top:18890;height:2273;width:5140;" coordorigin="19199,18950" coordsize="5140,2273" o:gfxdata="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">
                         <o:lock v:ext="edit" aspectratio="f"/>
-                        <v:shape id="图片 59" o:spid="_x0000_s1026" o:spt="75" alt="图片1" type="#_x0000_t75" style="position:absolute;left:17862;top:41869;height:627;width:1468;" filled="f" o:preferrelative="t" stroked="f" coordsize="21600,21600" o:gfxdata="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">
+                        <v:shape id="图片 6" o:spid="_x0000_s1026" o:spt="75" alt="蔡冬雪" type="#_x0000_t75" style="position:absolute;left:19199;top:19551;height:566;width:1261;" filled="f" o:preferrelative="t" stroked="f" coordsize="21600,21600" o:gfxdata="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">
                           <v:fill on="f" focussize="0,0"/>
                           <v:stroke on="f"/>
-                          <v:imagedata r:id="rId9" cropleft="5154f" croptop="7731f" cropright="3488f" cropbottom="12500f" grayscale="t" bilevel="t" o:title=""/>
+                          <v:imagedata r:id="rId8" cropleft="12226f" croptop="21838f" cropright="12384f" cropbottom="17497f" chromakey="#FFFFFF" o:title=""/>
                           <o:lock v:ext="edit" aspectratio="t"/>
                         </v:shape>
-                        <v:shape id="图片 29" o:spid="_x0000_s1026" o:spt="75" alt="IMG_256" type="#_x0000_t75" style="position:absolute;left:21096;top:41843;height:570;width:975;" filled="f" o:preferrelative="t" stroked="f" coordsize="21600,21600" o:gfxdata="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">
+                        <v:shape id="图片 25" o:spid="_x0000_s1026" o:spt="75" type="#_x0000_t75" style="position:absolute;left:22066;top:18950;height:2273;width:2273;" filled="f" o:preferrelative="t" stroked="f" coordsize="21600,21600" o:gfxdata="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">
                           <v:fill on="f" focussize="0,0"/>
                           <v:stroke on="f"/>
-                          <v:imagedata r:id="rId10" chromakey="#FFFFFF" o:title=""/>
+                          <v:imagedata r:id="rId9" o:title=""/>
                           <o:lock v:ext="edit" aspectratio="t"/>
                         </v:shape>
                       </v:group>
+                      <v:shape id="图片 4" o:spid="_x0000_s1026" o:spt="75" alt="王建丽" type="#_x0000_t75" style="position:absolute;left:23233;top:19467;height:713;width:1258;" filled="f" o:preferrelative="t" stroked="f" coordsize="21600,21600" o:gfxdata="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">
+                        <v:fill on="f" focussize="0,0"/>
+                        <v:stroke on="f"/>
+                        <v:imagedata r:id="rId10" chromakey="#FFFFFF" o:title=""/>
+                        <o:lock v:ext="edit" aspectratio="t"/>
+                      </v:shape>
                     </v:group>
                   </w:pict>
                 </mc:Fallback>
@@ -3532,168 +3654,882 @@
         </w:tc>
         <w:tc>
           <w:tcPr>
-            <w:tcW w:w="711" w:type="pct"/>
+            <w:tcW w:w="1018" w:type="dxa"/>
             <w:vAlign w:val="center"/>
           </w:tcPr>
           <w:p>
             <w:pPr>
               <w:pStyle w:val="22"/>
-              <w:adjustRightInd w:val="0"/>
-              <w:snapToGrid w:val="0"/>
-              <w:spacing w:after="0" w:line="240" w:lineRule="auto"/>
-              <w:ind w:left="13" w:right="95" w:firstLine="482"/>
+              <w:spacing w:before="13"/>
               <w:jc w:val="both"/>
               <w:rPr>
-                <w:rFonts w:ascii="Times New Roman" w:hAnsi="Times New Roman" w:eastAsia="微软雅黑" w:cs="微软雅黑"/>
+                <w:rFonts w:ascii="Times New Roman" w:hAnsi="Times New Roman" w:cs="Times New Roman"/>
                 <w:b/>
-                <w:sz w:val="28"/>
-                <w:szCs w:val="28"/>
+                <w:sz w:val="24"/>
+                <w:szCs w:val="24"/>
               </w:rPr>
             </w:pPr>
+            <w:r>
+              <w:rPr>
+                <w:rFonts w:ascii="Times New Roman" w:hAnsi="Times New Roman" w:cs="Times New Roman"/>
+                <w:b/>
+                <w:sz w:val="24"/>
+                <w:szCs w:val="24"/>
+              </w:rPr>
+              <w:t>复核人</w:t>
+            </w:r>
+            <w:r>
+              <w:rPr>
+                <w:rFonts w:ascii="Times New Roman" w:hAnsi="Times New Roman" w:cs="Times New Roman"/>
+                <w:b/>
+                <w:sz w:val="24"/>
+                <w:szCs w:val="24"/>
+                <w:lang w:eastAsia="zh-CN"/>
+              </w:rPr>
+              <w:t>：</w:t>
+            </w:r>
           </w:p>
         </w:tc>
         <w:tc>
           <w:tcPr>
-            <w:tcW w:w="711" w:type="pct"/>
+            <w:tcW w:w="3233" w:type="dxa"/>
             <w:vAlign w:val="center"/>
           </w:tcPr>
           <w:p>
             <w:pPr>
               <w:pStyle w:val="22"/>
-              <w:adjustRightInd w:val="0"/>
-              <w:snapToGrid w:val="0"/>
-              <w:spacing w:after="0" w:line="240" w:lineRule="auto"/>
-              <w:ind w:left="13" w:right="95"/>
+              <w:spacing w:before="13"/>
+              <w:ind w:right="15"/>
               <w:jc w:val="both"/>
               <w:rPr>
-                <w:rFonts w:ascii="Times New Roman" w:hAnsi="Times New Roman" w:eastAsia="微软雅黑" w:cs="微软雅黑"/>
+                <w:rFonts w:hint="default" w:ascii="Times New Roman" w:hAnsi="Times New Roman" w:eastAsia="宋体" w:cs="Times New Roman"/>
                 <w:b/>
-                <w:sz w:val="28"/>
-                <w:szCs w:val="28"/>
+                <w:sz w:val="24"/>
+                <w:szCs w:val="24"/>
+                <w:lang w:val="en-US" w:eastAsia="zh-CN"/>
               </w:rPr>
             </w:pPr>
             <w:r>
               <w:rPr>
-                <w:rFonts w:ascii="Times New Roman" w:hAnsi="Times New Roman" w:eastAsia="微软雅黑" w:cs="微软雅黑"/>
-                <w:b/>
-                <w:sz w:val="28"/>
-                <w:szCs w:val="28"/>
-              </w:rPr>
-              <w:t>复核人</w:t>
-            </w:r>
-            <w:r>
-              <w:rPr>
-                <w:rFonts w:hint="eastAsia" w:ascii="Times New Roman" w:hAnsi="Times New Roman" w:eastAsia="微软雅黑" w:cs="微软雅黑"/>
-                <w:b/>
-                <w:sz w:val="28"/>
-                <w:szCs w:val="28"/>
-                <w:lang w:eastAsia="zh-CN"/>
-              </w:rPr>
-              <w:t>：</w:t>
+                <w:rFonts w:hint="eastAsia" w:ascii="Times New Roman" w:hAnsi="Times New Roman" w:cs="Times New Roman"/>
+                <w:b w:val="0"/>
+                <w:bCs/>
+                <w:sz w:val="24"/>
+                <w:szCs w:val="24"/>
+                <w:lang w:val="en-US" w:eastAsia="zh-CN"/>
+              </w:rPr>
+              <w:t>临检所复核人，</w:t>
             </w:r>
           </w:p>
         </w:tc>
+      </w:tr>
+      <w:tr>
+        <w:tblPrEx>
+          <w:tblCellMar>
+            <w:top w:w="0" w:type="dxa"/>
+            <w:left w:w="0" w:type="dxa"/>
+            <w:bottom w:w="0" w:type="dxa"/>
+            <w:right w:w="0" w:type="dxa"/>
+          </w:tblCellMar>
+        </w:tblPrEx>
+        <w:trPr>
+          <w:trHeight w:val="457" w:hRule="exact"/>
+          <w:jc w:val="right"/>
+        </w:trPr>
         <w:tc>
           <w:tcPr>
-            <w:tcW w:w="887" w:type="pct"/>
+            <w:tcW w:w="1068" w:type="dxa"/>
             <w:vAlign w:val="center"/>
           </w:tcPr>
           <w:p>
             <w:pPr>
               <w:pStyle w:val="22"/>
-              <w:adjustRightInd w:val="0"/>
-              <w:snapToGrid w:val="0"/>
-              <w:spacing w:after="0" w:line="240" w:lineRule="auto"/>
-              <w:ind w:firstLine="562"/>
+              <w:spacing w:line="341" w:lineRule="exact"/>
+              <w:ind w:left="13" w:right="165"/>
               <w:jc w:val="both"/>
               <w:rPr>
-                <w:rFonts w:ascii="Times New Roman" w:hAnsi="Times New Roman" w:eastAsia="微软雅黑" w:cs="微软雅黑"/>
+                <w:rFonts w:ascii="Times New Roman" w:hAnsi="Times New Roman" w:cs="Times New Roman"/>
                 <w:b/>
-                <w:sz w:val="28"/>
-                <w:szCs w:val="28"/>
+                <w:sz w:val="24"/>
+                <w:szCs w:val="24"/>
               </w:rPr>
             </w:pPr>
+            <w:r>
+              <w:rPr>
+                <w:rFonts w:ascii="Times New Roman" w:hAnsi="Times New Roman" w:cs="Times New Roman"/>
+                <w:b/>
+                <w:sz w:val="24"/>
+                <w:szCs w:val="24"/>
+              </w:rPr>
+              <w:t>日</w:t>
+            </w:r>
+            <w:r>
+              <w:rPr>
+                <w:rFonts w:ascii="Times New Roman" w:hAnsi="Times New Roman" w:cs="Times New Roman"/>
+                <w:b/>
+                <w:sz w:val="24"/>
+                <w:szCs w:val="24"/>
+                <w:lang w:eastAsia="zh-CN"/>
+              </w:rPr>
+              <w:t xml:space="preserve">  </w:t>
+            </w:r>
+            <w:r>
+              <w:rPr>
+                <w:rFonts w:ascii="Times New Roman" w:hAnsi="Times New Roman" w:cs="Times New Roman"/>
+                <w:b/>
+                <w:sz w:val="24"/>
+                <w:szCs w:val="24"/>
+              </w:rPr>
+              <w:t>期：</w:t>
+            </w:r>
           </w:p>
         </w:tc>
         <w:tc>
           <w:tcPr>
-            <w:tcW w:w="723" w:type="pct"/>
+            <w:tcW w:w="2772" w:type="dxa"/>
+            <w:gridSpan w:val="2"/>
             <w:vAlign w:val="center"/>
           </w:tcPr>
           <w:p>
             <w:pPr>
               <w:pStyle w:val="22"/>
-              <w:adjustRightInd w:val="0"/>
-              <w:snapToGrid w:val="0"/>
-              <w:spacing w:after="0" w:line="240" w:lineRule="auto"/>
+              <w:spacing w:line="363" w:lineRule="exact"/>
               <w:jc w:val="both"/>
               <w:rPr>
-                <w:rFonts w:ascii="Times New Roman" w:hAnsi="Times New Roman" w:eastAsia="微软雅黑" w:cs="微软雅黑"/>
-                <w:b/>
-                <w:sz w:val="28"/>
-                <w:szCs w:val="28"/>
+                <w:rFonts w:ascii="Times New Roman" w:hAnsi="Times New Roman" w:cs="Times New Roman"/>
+                <w:sz w:val="24"/>
+                <w:szCs w:val="24"/>
+              </w:rPr>
+            </w:pPr>
+            <w:r>
+              <w:rPr>
+                <w:rFonts w:ascii="Times New Roman" w:hAnsi="Times New Roman" w:cs="Times New Roman"/>
+                <w:kern w:val="2"/>
+                <w:sz w:val="24"/>
+                <w:szCs w:val="24"/>
                 <w:lang w:eastAsia="zh-CN"/>
               </w:rPr>
-            </w:pPr>
-            <w:r>
-              <w:rPr>
-                <w:rFonts w:hint="eastAsia" w:ascii="Times New Roman" w:hAnsi="Times New Roman" w:eastAsia="微软雅黑" w:cs="微软雅黑"/>
-                <w:b/>
-                <w:sz w:val="28"/>
-                <w:szCs w:val="28"/>
-                <w:lang w:eastAsia="zh-CN"/>
-              </w:rPr>
-              <w:t>报告日期：</w:t>
+              <w:t>{{ reportdate }}</w:t>
             </w:r>
           </w:p>
         </w:tc>
         <w:tc>
           <w:tcPr>
-            <w:tcW w:w="1254" w:type="pct"/>
+            <w:tcW w:w="1018" w:type="dxa"/>
             <w:vAlign w:val="center"/>
           </w:tcPr>
           <w:p>
             <w:pPr>
               <w:pStyle w:val="22"/>
-              <w:keepNext w:val="0"/>
-              <w:keepLines w:val="0"/>
-              <w:pageBreakBefore w:val="0"/>
-              <w:widowControl w:val="0"/>
-              <w:kinsoku/>
-              <w:wordWrap/>
-              <w:overflowPunct/>
-              <w:topLinePunct w:val="0"/>
-              <w:autoSpaceDE/>
-              <w:autoSpaceDN/>
-              <w:bidi w:val="0"/>
-              <w:adjustRightInd w:val="0"/>
-              <w:snapToGrid w:val="0"/>
-              <w:spacing w:after="0" w:line="240" w:lineRule="auto"/>
-              <w:ind w:right="17" w:firstLine="280" w:firstLineChars="100"/>
+              <w:spacing w:line="341" w:lineRule="exact"/>
               <w:jc w:val="both"/>
-              <w:textAlignment w:val="auto"/>
-              <w:rPr>
-                <w:rFonts w:hint="eastAsia" w:ascii="Times New Roman" w:hAnsi="Times New Roman" w:eastAsia="微软雅黑" w:cs="微软雅黑"/>
+              <w:rPr>
+                <w:rFonts w:ascii="Times New Roman" w:hAnsi="Times New Roman" w:cs="Times New Roman"/>
                 <w:b/>
-                <w:sz w:val="28"/>
-                <w:szCs w:val="28"/>
+                <w:sz w:val="24"/>
+                <w:szCs w:val="24"/>
+              </w:rPr>
+            </w:pPr>
+            <w:r>
+              <w:rPr>
+                <w:rFonts w:ascii="Times New Roman" w:hAnsi="Times New Roman" w:cs="Times New Roman"/>
+                <w:b/>
+                <w:sz w:val="24"/>
+                <w:szCs w:val="24"/>
+              </w:rPr>
+              <w:t>日</w:t>
+            </w:r>
+            <w:r>
+              <w:rPr>
+                <w:rFonts w:ascii="Times New Roman" w:hAnsi="Times New Roman" w:cs="Times New Roman"/>
+                <w:b/>
+                <w:sz w:val="24"/>
+                <w:szCs w:val="24"/>
                 <w:lang w:eastAsia="zh-CN"/>
               </w:rPr>
+              <w:t xml:space="preserve">  </w:t>
+            </w:r>
+            <w:r>
+              <w:rPr>
+                <w:rFonts w:ascii="Times New Roman" w:hAnsi="Times New Roman" w:cs="Times New Roman"/>
+                <w:b/>
+                <w:sz w:val="24"/>
+                <w:szCs w:val="24"/>
+              </w:rPr>
+              <w:t>期：</w:t>
+            </w:r>
+          </w:p>
+        </w:tc>
+        <w:tc>
+          <w:tcPr>
+            <w:tcW w:w="3233" w:type="dxa"/>
+            <w:vAlign w:val="center"/>
+          </w:tcPr>
+          <w:p>
+            <w:pPr>
+              <w:pStyle w:val="22"/>
+              <w:spacing w:line="363" w:lineRule="exact"/>
+              <w:ind w:right="15"/>
+              <w:jc w:val="both"/>
+              <w:rPr>
+                <w:rFonts w:ascii="Times New Roman" w:hAnsi="Times New Roman" w:cs="Times New Roman"/>
+                <w:sz w:val="24"/>
+                <w:szCs w:val="24"/>
+              </w:rPr>
             </w:pPr>
             <w:r>
               <w:rPr>
-                <w:rFonts w:hint="eastAsia" w:ascii="Times New Roman" w:hAnsi="Times New Roman" w:eastAsia="微软雅黑" w:cs="微软雅黑"/>
-                <w:b/>
-                <w:sz w:val="28"/>
-                <w:szCs w:val="28"/>
+                <w:rFonts w:ascii="Times New Roman" w:hAnsi="Times New Roman" w:cs="Times New Roman"/>
+                <w:kern w:val="2"/>
+                <w:sz w:val="24"/>
+                <w:szCs w:val="24"/>
                 <w:lang w:eastAsia="zh-CN"/>
               </w:rPr>
-              <w:t>{{reportdate}}</w:t>
+              <w:t>{{ reportdate }}</w:t>
             </w:r>
           </w:p>
         </w:tc>
       </w:tr>
     </w:tbl>
+    <w:p>
+      <w:pPr>
+        <w:rPr>
+          <w:rFonts w:ascii="Times New Roman" w:hAnsi="Times New Roman" w:eastAsia="微软雅黑" w:cs="Times New Roman"/>
+          <w:sz w:val="24"/>
+          <w:szCs w:val="24"/>
+          <w:lang w:eastAsia="zh-CN"/>
+        </w:rPr>
+      </w:pPr>
+      <w:r>
+        <w:rPr>
+          <w:rFonts w:hint="eastAsia" w:ascii="Times New Roman" w:hAnsi="Times New Roman" w:eastAsia="微软雅黑" w:cs="Times New Roman"/>
+          <w:sz w:val="24"/>
+          <w:szCs w:val="24"/>
+          <w:lang w:eastAsia="zh-CN"/>
+        </w:rPr>
+        <w:t xml:space="preserve">{% endif %}{% if testedby == </w:t>
+      </w:r>
+      <w:r>
+        <w:rPr>
+          <w:rFonts w:ascii="Times New Roman" w:hAnsi="Times New Roman" w:eastAsia="微软雅黑" w:cs="Times New Roman"/>
+          <w:sz w:val="24"/>
+          <w:szCs w:val="24"/>
+          <w:lang w:eastAsia="zh-CN"/>
+        </w:rPr>
+        <w:t>“</w:t>
+      </w:r>
+      <w:r>
+        <w:rPr>
+          <w:rFonts w:hint="eastAsia" w:ascii="Times New Roman" w:hAnsi="Times New Roman" w:eastAsia="微软雅黑" w:cs="Times New Roman"/>
+          <w:sz w:val="24"/>
+          <w:szCs w:val="24"/>
+          <w:lang w:eastAsia="zh-CN"/>
+        </w:rPr>
+        <w:t>2</w:t>
+      </w:r>
+      <w:r>
+        <w:rPr>
+          <w:rFonts w:ascii="Times New Roman" w:hAnsi="Times New Roman" w:eastAsia="微软雅黑" w:cs="Times New Roman"/>
+          <w:sz w:val="24"/>
+          <w:szCs w:val="24"/>
+          <w:lang w:eastAsia="zh-CN"/>
+        </w:rPr>
+        <w:t>”</w:t>
+      </w:r>
+      <w:r>
+        <w:rPr>
+          <w:rFonts w:hint="eastAsia" w:ascii="Times New Roman" w:hAnsi="Times New Roman" w:eastAsia="微软雅黑" w:cs="Times New Roman"/>
+          <w:sz w:val="24"/>
+          <w:szCs w:val="24"/>
+          <w:lang w:eastAsia="zh-CN"/>
+        </w:rPr>
+        <w:t xml:space="preserve"> %}</w:t>
+      </w:r>
+    </w:p>
+    <w:p>
+      <w:pPr>
+        <w:rPr>
+          <w:rFonts w:hint="default"/>
+          <w:sz w:val="24"/>
+          <w:lang w:val="en-US" w:eastAsia="zh-CN"/>
+        </w:rPr>
+      </w:pPr>
+    </w:p>
+    <w:p>
+      <w:pPr>
+        <w:rPr>
+          <w:rFonts w:hint="default"/>
+          <w:sz w:val="24"/>
+          <w:lang w:val="en-US" w:eastAsia="zh-CN"/>
+        </w:rPr>
+      </w:pPr>
+    </w:p>
+    <w:tbl>
+      <w:tblPr>
+        <w:tblStyle w:val="33"/>
+        <w:tblW w:w="8091" w:type="dxa"/>
+        <w:jc w:val="right"/>
+        <w:tblLayout w:type="fixed"/>
+        <w:tblCellMar>
+          <w:top w:w="0" w:type="dxa"/>
+          <w:left w:w="0" w:type="dxa"/>
+          <w:bottom w:w="0" w:type="dxa"/>
+          <w:right w:w="0" w:type="dxa"/>
+        </w:tblCellMar>
+      </w:tblPr>
+      <w:tblGrid>
+        <w:gridCol w:w="1068"/>
+        <w:gridCol w:w="1386"/>
+        <w:gridCol w:w="1386"/>
+        <w:gridCol w:w="1018"/>
+        <w:gridCol w:w="3233"/>
+      </w:tblGrid>
+      <w:tr>
+        <w:tblPrEx>
+          <w:tblCellMar>
+            <w:top w:w="0" w:type="dxa"/>
+            <w:left w:w="0" w:type="dxa"/>
+            <w:bottom w:w="0" w:type="dxa"/>
+            <w:right w:w="0" w:type="dxa"/>
+          </w:tblCellMar>
+        </w:tblPrEx>
+        <w:trPr>
+          <w:trHeight w:val="441" w:hRule="exact"/>
+          <w:jc w:val="right"/>
+        </w:trPr>
+        <w:tc>
+          <w:tcPr>
+            <w:tcW w:w="1068" w:type="dxa"/>
+            <w:vAlign w:val="center"/>
+          </w:tcPr>
+          <w:p>
+            <w:pPr>
+              <w:pStyle w:val="22"/>
+              <w:spacing w:before="13"/>
+              <w:ind w:left="13" w:right="95"/>
+              <w:jc w:val="both"/>
+              <w:rPr>
+                <w:rFonts w:ascii="Times New Roman" w:hAnsi="Times New Roman" w:cs="Times New Roman"/>
+                <w:b/>
+                <w:sz w:val="24"/>
+                <w:szCs w:val="24"/>
+              </w:rPr>
+            </w:pPr>
+            <w:r>
+              <w:rPr>
+                <w:rFonts w:ascii="Times New Roman" w:hAnsi="Times New Roman" w:cs="Times New Roman"/>
+                <w:b/>
+                <w:sz w:val="24"/>
+                <w:szCs w:val="24"/>
+              </w:rPr>
+              <w:t>检测人：</w:t>
+            </w:r>
+          </w:p>
+        </w:tc>
+        <w:tc>
+          <w:tcPr>
+            <w:tcW w:w="1386" w:type="dxa"/>
+            <w:vAlign w:val="center"/>
+          </w:tcPr>
+          <w:p>
+            <w:pPr>
+              <w:pStyle w:val="22"/>
+              <w:spacing w:before="13"/>
+              <w:jc w:val="both"/>
+              <w:rPr>
+                <w:rFonts w:ascii="Times New Roman" w:hAnsi="Times New Roman" w:cs="Times New Roman"/>
+                <w:b/>
+                <w:sz w:val="24"/>
+                <w:szCs w:val="24"/>
+              </w:rPr>
+            </w:pPr>
+            <w:r>
+              <w:rPr>
+                <w:rFonts w:hint="eastAsia" w:ascii="Times New Roman" w:hAnsi="Times New Roman" w:cs="Times New Roman"/>
+                <w:b w:val="0"/>
+                <w:bCs/>
+                <w:sz w:val="24"/>
+                <w:szCs w:val="24"/>
+                <w:lang w:val="en-US" w:eastAsia="zh-CN"/>
+              </w:rPr>
+              <w:t>临检检测人，</w:t>
+            </w:r>
+          </w:p>
+        </w:tc>
+        <w:tc>
+          <w:tcPr>
+            <w:tcW w:w="1386" w:type="dxa"/>
+            <w:vAlign w:val="center"/>
+          </w:tcPr>
+          <w:p>
+            <w:pPr>
+              <w:pStyle w:val="22"/>
+              <w:spacing w:before="13"/>
+              <w:jc w:val="both"/>
+              <w:rPr>
+                <w:rFonts w:hint="eastAsia" w:ascii="Times New Roman" w:hAnsi="Times New Roman" w:cs="Times New Roman"/>
+                <w:b w:val="0"/>
+                <w:bCs/>
+                <w:sz w:val="24"/>
+                <w:szCs w:val="24"/>
+                <w:lang w:val="en-US" w:eastAsia="zh-CN"/>
+              </w:rPr>
+            </w:pPr>
+            <w:bookmarkStart w:id="17" w:name="_GoBack"/>
+            <w:r>
+              <w:rPr>
+                <w:sz w:val="22"/>
+              </w:rPr>
+              <mc:AlternateContent>
+                <mc:Choice Requires="wpg">
+                  <w:drawing>
+                    <wp:anchor distT="0" distB="0" distL="114300" distR="114300" simplePos="0" relativeHeight="251669504" behindDoc="0" locked="0" layoutInCell="1" allowOverlap="1">
+                      <wp:simplePos x="0" y="0"/>
+                      <wp:positionH relativeFrom="column">
+                        <wp:posOffset>-95885</wp:posOffset>
+                      </wp:positionH>
+                      <wp:positionV relativeFrom="paragraph">
+                        <wp:posOffset>-453390</wp:posOffset>
+                      </wp:positionV>
+                      <wp:extent cx="3468370" cy="1443355"/>
+                      <wp:effectExtent l="0" t="0" r="0" b="4445"/>
+                      <wp:wrapNone/>
+                      <wp:docPr id="29" name="组合 29"/>
+                      <wp:cNvGraphicFramePr/>
+                      <a:graphic xmlns:a="http://schemas.openxmlformats.org/drawingml/2006/main">
+                        <a:graphicData uri="http://schemas.microsoft.com/office/word/2010/wordprocessingGroup">
+                          <wpg:wgp>
+                            <wpg:cNvGrpSpPr/>
+                            <wpg:grpSpPr>
+                              <a:xfrm>
+                                <a:off x="0" y="0"/>
+                                <a:ext cx="3468370" cy="1443355"/>
+                                <a:chOff x="19283" y="20786"/>
+                                <a:chExt cx="5462" cy="2273"/>
+                              </a:xfrm>
+                            </wpg:grpSpPr>
+                            <wpg:grpSp>
+                              <wpg:cNvPr id="30" name="组合 23"/>
+                              <wpg:cNvGrpSpPr/>
+                              <wpg:grpSpPr>
+                                <a:xfrm>
+                                  <a:off x="19283" y="20786"/>
+                                  <a:ext cx="5212" cy="2273"/>
+                                  <a:chOff x="19283" y="20786"/>
+                                  <a:chExt cx="5212" cy="2273"/>
+                                </a:xfrm>
+                              </wpg:grpSpPr>
+                              <pic:pic xmlns:pic="http://schemas.openxmlformats.org/drawingml/2006/picture">
+                                <pic:nvPicPr>
+                                  <pic:cNvPr id="13" name="图片 1"/>
+                                  <pic:cNvPicPr>
+                                    <a:picLocks noChangeAspect="1"/>
+                                  </pic:cNvPicPr>
+                                </pic:nvPicPr>
+                                <pic:blipFill>
+                                  <a:blip r:embed="rId11">
+                                    <a:clrChange>
+                                      <a:clrFrom>
+                                        <a:srgbClr val="FFFFFF">
+                                          <a:alpha val="100000"/>
+                                        </a:srgbClr>
+                                      </a:clrFrom>
+                                      <a:clrTo>
+                                        <a:srgbClr val="FFFFFF">
+                                          <a:alpha val="100000"/>
+                                          <a:alpha val="0"/>
+                                        </a:srgbClr>
+                                      </a:clrTo>
+                                    </a:clrChange>
+                                  </a:blip>
+                                  <a:srcRect l="10922" t="11667"/>
+                                  <a:stretch>
+                                    <a:fillRect/>
+                                  </a:stretch>
+                                </pic:blipFill>
+                                <pic:spPr>
+                                  <a:xfrm>
+                                    <a:off x="19283" y="21275"/>
+                                    <a:ext cx="1672" cy="901"/>
+                                  </a:xfrm>
+                                  <a:prstGeom prst="rect">
+                                    <a:avLst/>
+                                  </a:prstGeom>
+                                  <a:noFill/>
+                                  <a:ln>
+                                    <a:noFill/>
+                                  </a:ln>
+                                </pic:spPr>
+                              </pic:pic>
+                              <pic:pic xmlns:pic="http://schemas.openxmlformats.org/drawingml/2006/picture">
+                                <pic:nvPicPr>
+                                  <pic:cNvPr id="18" name="图片 25"/>
+                                  <pic:cNvPicPr>
+                                    <a:picLocks noChangeAspect="1" noChangeArrowheads="1"/>
+                                  </pic:cNvPicPr>
+                                </pic:nvPicPr>
+                                <pic:blipFill>
+                                  <a:blip r:embed="rId9">
+                                    <a:extLst>
+                                      <a:ext uri="{28A0092B-C50C-407E-A947-70E740481C1C}">
+                                        <a14:useLocalDpi xmlns:a14="http://schemas.microsoft.com/office/drawing/2010/main" val="0"/>
+                                      </a:ext>
+                                    </a:extLst>
+                                  </a:blip>
+                                  <a:srcRect/>
+                                  <a:stretch>
+                                    <a:fillRect/>
+                                  </a:stretch>
+                                </pic:blipFill>
+                                <pic:spPr>
+                                  <a:xfrm>
+                                    <a:off x="22222" y="20786"/>
+                                    <a:ext cx="2273" cy="2273"/>
+                                  </a:xfrm>
+                                  <a:prstGeom prst="rect">
+                                    <a:avLst/>
+                                  </a:prstGeom>
+                                  <a:noFill/>
+                                  <a:ln>
+                                    <a:noFill/>
+                                  </a:ln>
+                                </pic:spPr>
+                              </pic:pic>
+                            </wpg:grpSp>
+                            <pic:pic xmlns:pic="http://schemas.openxmlformats.org/drawingml/2006/picture">
+                              <pic:nvPicPr>
+                                <pic:cNvPr id="19" name="图片 11" descr="王建丽"/>
+                                <pic:cNvPicPr>
+                                  <a:picLocks noChangeAspect="1"/>
+                                </pic:cNvPicPr>
+                              </pic:nvPicPr>
+                              <pic:blipFill>
+                                <a:blip r:embed="rId10">
+                                  <a:clrChange>
+                                    <a:clrFrom>
+                                      <a:srgbClr val="FFFFFF">
+                                        <a:alpha val="100000"/>
+                                      </a:srgbClr>
+                                    </a:clrFrom>
+                                    <a:clrTo>
+                                      <a:srgbClr val="FFFFFF">
+                                        <a:alpha val="100000"/>
+                                        <a:alpha val="0"/>
+                                      </a:srgbClr>
+                                    </a:clrTo>
+                                  </a:clrChange>
+                                </a:blip>
+                                <a:stretch>
+                                  <a:fillRect/>
+                                </a:stretch>
+                              </pic:blipFill>
+                              <pic:spPr>
+                                <a:xfrm>
+                                  <a:off x="23257" y="21239"/>
+                                  <a:ext cx="1488" cy="842"/>
+                                </a:xfrm>
+                                <a:prstGeom prst="rect">
+                                  <a:avLst/>
+                                </a:prstGeom>
+                              </pic:spPr>
+                            </pic:pic>
+                          </wpg:wgp>
+                        </a:graphicData>
+                      </a:graphic>
+                    </wp:anchor>
+                  </w:drawing>
+                </mc:Choice>
+                <mc:Fallback>
+                  <w:pict>
+                    <v:group id="_x0000_s1026" o:spid="_x0000_s1026" o:spt="203" style="position:absolute;left:0pt;margin-left:-7.55pt;margin-top:-35.7pt;height:113.65pt;width:273.1pt;z-index:251669504;mso-width-relative:page;mso-height-relative:page;" coordorigin="19283,20786" coordsize="5462,2273" o:gfxdata="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">
+                      <o:lock v:ext="edit" aspectratio="f"/>
+                      <v:group id="组合 23" o:spid="_x0000_s1026" o:spt="203" style="position:absolute;left:19283;top:20786;height:2273;width:5212;" coordorigin="19283,20786" coordsize="5212,2273" o:gfxdata="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">
+                        <o:lock v:ext="edit" aspectratio="f"/>
+                        <v:shape id="图片 1" o:spid="_x0000_s1026" o:spt="75" type="#_x0000_t75" style="position:absolute;left:19283;top:21275;height:901;width:1672;" filled="f" o:preferrelative="t" stroked="f" coordsize="21600,21600" o:gfxdata="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">
+                          <v:fill on="f" focussize="0,0"/>
+                          <v:stroke on="f"/>
+                          <v:imagedata r:id="rId11" cropleft="7158f" croptop="7646f" chromakey="#FFFFFF" o:title=""/>
+                          <o:lock v:ext="edit" aspectratio="t"/>
+                        </v:shape>
+                        <v:shape id="图片 25" o:spid="_x0000_s1026" o:spt="75" type="#_x0000_t75" style="position:absolute;left:22222;top:20786;height:2273;width:2273;" filled="f" o:preferrelative="t" stroked="f" coordsize="21600,21600" o:gfxdata="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">
+                          <v:fill on="f" focussize="0,0"/>
+                          <v:stroke on="f"/>
+                          <v:imagedata r:id="rId9" o:title=""/>
+                          <o:lock v:ext="edit" aspectratio="t"/>
+                        </v:shape>
+                      </v:group>
+                      <v:shape id="图片 11" o:spid="_x0000_s1026" o:spt="75" alt="王建丽" type="#_x0000_t75" style="position:absolute;left:23257;top:21239;height:842;width:1488;" filled="f" o:preferrelative="t" stroked="f" coordsize="21600,21600" o:gfxdata="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">
+                        <v:fill on="f" focussize="0,0"/>
+                        <v:stroke on="f"/>
+                        <v:imagedata r:id="rId10" chromakey="#FFFFFF" o:title=""/>
+                        <o:lock v:ext="edit" aspectratio="t"/>
+                      </v:shape>
+                    </v:group>
+                  </w:pict>
+                </mc:Fallback>
+              </mc:AlternateContent>
+            </w:r>
+            <w:bookmarkEnd w:id="17"/>
+          </w:p>
+        </w:tc>
+        <w:tc>
+          <w:tcPr>
+            <w:tcW w:w="1018" w:type="dxa"/>
+            <w:vAlign w:val="center"/>
+          </w:tcPr>
+          <w:p>
+            <w:pPr>
+              <w:pStyle w:val="22"/>
+              <w:spacing w:before="13"/>
+              <w:jc w:val="both"/>
+              <w:rPr>
+                <w:rFonts w:ascii="Times New Roman" w:hAnsi="Times New Roman" w:cs="Times New Roman"/>
+                <w:b/>
+                <w:sz w:val="24"/>
+                <w:szCs w:val="24"/>
+              </w:rPr>
+            </w:pPr>
+            <w:r>
+              <w:rPr>
+                <w:rFonts w:ascii="Times New Roman" w:hAnsi="Times New Roman" w:cs="Times New Roman"/>
+                <w:b/>
+                <w:sz w:val="24"/>
+                <w:szCs w:val="24"/>
+              </w:rPr>
+              <w:t>复核人</w:t>
+            </w:r>
+            <w:r>
+              <w:rPr>
+                <w:rFonts w:ascii="Times New Roman" w:hAnsi="Times New Roman" w:cs="Times New Roman"/>
+                <w:b/>
+                <w:sz w:val="24"/>
+                <w:szCs w:val="24"/>
+                <w:lang w:eastAsia="zh-CN"/>
+              </w:rPr>
+              <w:t>：</w:t>
+            </w:r>
+          </w:p>
+        </w:tc>
+        <w:tc>
+          <w:tcPr>
+            <w:tcW w:w="3233" w:type="dxa"/>
+            <w:vAlign w:val="center"/>
+          </w:tcPr>
+          <w:p>
+            <w:pPr>
+              <w:pStyle w:val="22"/>
+              <w:spacing w:before="13"/>
+              <w:ind w:right="15"/>
+              <w:jc w:val="both"/>
+              <w:rPr>
+                <w:rFonts w:hint="default" w:ascii="Times New Roman" w:hAnsi="Times New Roman" w:eastAsia="宋体" w:cs="Times New Roman"/>
+                <w:b/>
+                <w:sz w:val="24"/>
+                <w:szCs w:val="24"/>
+                <w:lang w:val="en-US" w:eastAsia="zh-CN"/>
+              </w:rPr>
+            </w:pPr>
+            <w:r>
+              <w:rPr>
+                <w:rFonts w:hint="eastAsia" w:ascii="Times New Roman" w:hAnsi="Times New Roman" w:cs="Times New Roman"/>
+                <w:b w:val="0"/>
+                <w:bCs/>
+                <w:sz w:val="24"/>
+                <w:szCs w:val="24"/>
+                <w:lang w:val="en-US" w:eastAsia="zh-CN"/>
+              </w:rPr>
+              <w:t>临检所复核人，</w:t>
+            </w:r>
+          </w:p>
+        </w:tc>
+      </w:tr>
+      <w:tr>
+        <w:tblPrEx>
+          <w:tblCellMar>
+            <w:top w:w="0" w:type="dxa"/>
+            <w:left w:w="0" w:type="dxa"/>
+            <w:bottom w:w="0" w:type="dxa"/>
+            <w:right w:w="0" w:type="dxa"/>
+          </w:tblCellMar>
+        </w:tblPrEx>
+        <w:trPr>
+          <w:trHeight w:val="457" w:hRule="exact"/>
+          <w:jc w:val="right"/>
+        </w:trPr>
+        <w:tc>
+          <w:tcPr>
+            <w:tcW w:w="1068" w:type="dxa"/>
+            <w:vAlign w:val="center"/>
+          </w:tcPr>
+          <w:p>
+            <w:pPr>
+              <w:pStyle w:val="22"/>
+              <w:spacing w:line="341" w:lineRule="exact"/>
+              <w:ind w:left="13" w:right="165"/>
+              <w:jc w:val="both"/>
+              <w:rPr>
+                <w:rFonts w:ascii="Times New Roman" w:hAnsi="Times New Roman" w:cs="Times New Roman"/>
+                <w:b/>
+                <w:sz w:val="24"/>
+                <w:szCs w:val="24"/>
+              </w:rPr>
+            </w:pPr>
+            <w:r>
+              <w:rPr>
+                <w:rFonts w:ascii="Times New Roman" w:hAnsi="Times New Roman" w:cs="Times New Roman"/>
+                <w:b/>
+                <w:sz w:val="24"/>
+                <w:szCs w:val="24"/>
+              </w:rPr>
+              <w:t>日</w:t>
+            </w:r>
+            <w:r>
+              <w:rPr>
+                <w:rFonts w:ascii="Times New Roman" w:hAnsi="Times New Roman" w:cs="Times New Roman"/>
+                <w:b/>
+                <w:sz w:val="24"/>
+                <w:szCs w:val="24"/>
+                <w:lang w:eastAsia="zh-CN"/>
+              </w:rPr>
+              <w:t xml:space="preserve">  </w:t>
+            </w:r>
+            <w:r>
+              <w:rPr>
+                <w:rFonts w:ascii="Times New Roman" w:hAnsi="Times New Roman" w:cs="Times New Roman"/>
+                <w:b/>
+                <w:sz w:val="24"/>
+                <w:szCs w:val="24"/>
+              </w:rPr>
+              <w:t>期：</w:t>
+            </w:r>
+          </w:p>
+        </w:tc>
+        <w:tc>
+          <w:tcPr>
+            <w:tcW w:w="2772" w:type="dxa"/>
+            <w:gridSpan w:val="2"/>
+            <w:vAlign w:val="center"/>
+          </w:tcPr>
+          <w:p>
+            <w:pPr>
+              <w:pStyle w:val="22"/>
+              <w:spacing w:line="363" w:lineRule="exact"/>
+              <w:jc w:val="both"/>
+              <w:rPr>
+                <w:rFonts w:ascii="Times New Roman" w:hAnsi="Times New Roman" w:cs="Times New Roman"/>
+                <w:sz w:val="24"/>
+                <w:szCs w:val="24"/>
+              </w:rPr>
+            </w:pPr>
+            <w:r>
+              <w:rPr>
+                <w:rFonts w:ascii="Times New Roman" w:hAnsi="Times New Roman" w:cs="Times New Roman"/>
+                <w:kern w:val="2"/>
+                <w:sz w:val="24"/>
+                <w:szCs w:val="24"/>
+                <w:lang w:eastAsia="zh-CN"/>
+              </w:rPr>
+              <w:t>{{ reportdate }}</w:t>
+            </w:r>
+          </w:p>
+        </w:tc>
+        <w:tc>
+          <w:tcPr>
+            <w:tcW w:w="1018" w:type="dxa"/>
+            <w:vAlign w:val="center"/>
+          </w:tcPr>
+          <w:p>
+            <w:pPr>
+              <w:pStyle w:val="22"/>
+              <w:spacing w:line="341" w:lineRule="exact"/>
+              <w:jc w:val="both"/>
+              <w:rPr>
+                <w:rFonts w:ascii="Times New Roman" w:hAnsi="Times New Roman" w:cs="Times New Roman"/>
+                <w:b/>
+                <w:sz w:val="24"/>
+                <w:szCs w:val="24"/>
+              </w:rPr>
+            </w:pPr>
+            <w:r>
+              <w:rPr>
+                <w:rFonts w:ascii="Times New Roman" w:hAnsi="Times New Roman" w:cs="Times New Roman"/>
+                <w:b/>
+                <w:sz w:val="24"/>
+                <w:szCs w:val="24"/>
+              </w:rPr>
+              <w:t>日</w:t>
+            </w:r>
+            <w:r>
+              <w:rPr>
+                <w:rFonts w:ascii="Times New Roman" w:hAnsi="Times New Roman" w:cs="Times New Roman"/>
+                <w:b/>
+                <w:sz w:val="24"/>
+                <w:szCs w:val="24"/>
+                <w:lang w:eastAsia="zh-CN"/>
+              </w:rPr>
+              <w:t xml:space="preserve">  </w:t>
+            </w:r>
+            <w:r>
+              <w:rPr>
+                <w:rFonts w:ascii="Times New Roman" w:hAnsi="Times New Roman" w:cs="Times New Roman"/>
+                <w:b/>
+                <w:sz w:val="24"/>
+                <w:szCs w:val="24"/>
+              </w:rPr>
+              <w:t>期：</w:t>
+            </w:r>
+          </w:p>
+        </w:tc>
+        <w:tc>
+          <w:tcPr>
+            <w:tcW w:w="3233" w:type="dxa"/>
+            <w:vAlign w:val="center"/>
+          </w:tcPr>
+          <w:p>
+            <w:pPr>
+              <w:pStyle w:val="22"/>
+              <w:spacing w:line="363" w:lineRule="exact"/>
+              <w:ind w:right="15"/>
+              <w:jc w:val="both"/>
+              <w:rPr>
+                <w:rFonts w:ascii="Times New Roman" w:hAnsi="Times New Roman" w:cs="Times New Roman"/>
+                <w:sz w:val="24"/>
+                <w:szCs w:val="24"/>
+              </w:rPr>
+            </w:pPr>
+            <w:r>
+              <w:rPr>
+                <w:rFonts w:ascii="Times New Roman" w:hAnsi="Times New Roman" w:cs="Times New Roman"/>
+                <w:kern w:val="2"/>
+                <w:sz w:val="24"/>
+                <w:szCs w:val="24"/>
+                <w:lang w:eastAsia="zh-CN"/>
+              </w:rPr>
+              <w:t>{{ reportdate }}</w:t>
+            </w:r>
+          </w:p>
+        </w:tc>
+      </w:tr>
+    </w:tbl>
+    <w:p>
+      <w:pPr>
+        <w:spacing w:line="400" w:lineRule="exact"/>
+        <w:rPr>
+          <w:rFonts w:hint="eastAsia" w:eastAsia="宋体"/>
+          <w:sz w:val="22"/>
+          <w:lang w:eastAsia="zh-CN"/>
+        </w:rPr>
+      </w:pPr>
+      <w:r>
+        <w:rPr>
+          <w:rFonts w:hint="eastAsia" w:ascii="Times New Roman" w:hAnsi="Times New Roman" w:eastAsia="微软雅黑" w:cs="Times New Roman"/>
+          <w:sz w:val="24"/>
+          <w:szCs w:val="24"/>
+          <w:lang w:eastAsia="zh-CN"/>
+        </w:rPr>
+        <w:t>{% endif %}</w:t>
+      </w:r>
+    </w:p>
     <w:p>
       <w:r>
         <w:br w:type="page"/>
@@ -3721,15 +4557,15 @@
           <w:lang w:val="en-US" w:eastAsia="zh-CN" w:bidi="ar-SA"/>
         </w:rPr>
       </w:pPr>
-      <w:bookmarkStart w:id="0" w:name="_Toc28240"/>
-      <w:bookmarkStart w:id="1" w:name="_Toc21764_WPSOffice_Level1"/>
-      <w:bookmarkStart w:id="2" w:name="_Toc22658"/>
-      <w:bookmarkStart w:id="3" w:name="_Toc12505"/>
-      <w:bookmarkStart w:id="4" w:name="_Toc1707_WPSOffice_Level1"/>
-      <w:bookmarkStart w:id="5" w:name="_Toc13196_WPSOffice_Level1"/>
-      <w:bookmarkStart w:id="6" w:name="_Toc16594"/>
+      <w:bookmarkStart w:id="0" w:name="_Toc16594"/>
+      <w:bookmarkStart w:id="1" w:name="_Toc13196_WPSOffice_Level1"/>
+      <w:bookmarkStart w:id="2" w:name="_Toc21764_WPSOffice_Level1"/>
+      <w:bookmarkStart w:id="3" w:name="_Toc28240"/>
+      <w:bookmarkStart w:id="4" w:name="_Toc12505"/>
+      <w:bookmarkStart w:id="5" w:name="_Toc1707_WPSOffice_Level1"/>
+      <w:bookmarkStart w:id="6" w:name="_Toc2409"/>
       <w:bookmarkStart w:id="7" w:name="_Toc27302"/>
-      <w:bookmarkStart w:id="8" w:name="_Toc2409"/>
+      <w:bookmarkStart w:id="8" w:name="_Toc22658"/>
       <w:r>
         <w:rPr>
           <w:rFonts w:ascii="Times New Roman" w:hAnsi="Times New Roman" w:eastAsia="微软雅黑" w:cs="黑体"/>
@@ -3783,14 +4619,14 @@
           <w:lang w:eastAsia="zh-CN"/>
         </w:rPr>
       </w:pPr>
-      <w:bookmarkStart w:id="9" w:name="_Toc20319_WPSOffice_Level1"/>
+      <w:bookmarkStart w:id="9" w:name="_Toc12685_WPSOffice_Level1"/>
       <w:bookmarkStart w:id="10" w:name="_Toc3049_WPSOffice_Level1"/>
-      <w:bookmarkStart w:id="11" w:name="_Toc21686_WPSOffice_Level1"/>
-      <w:bookmarkStart w:id="12" w:name="_Toc29285_WPSOffice_Level1"/>
-      <w:bookmarkStart w:id="13" w:name="_Toc17938_WPSOffice_Level1"/>
-      <w:bookmarkStart w:id="14" w:name="_Toc28180_WPSOffice_Level1"/>
-      <w:bookmarkStart w:id="15" w:name="_Toc17440_WPSOffice_Level1"/>
-      <w:bookmarkStart w:id="16" w:name="_Toc12685_WPSOffice_Level1"/>
+      <w:bookmarkStart w:id="11" w:name="_Toc17938_WPSOffice_Level1"/>
+      <w:bookmarkStart w:id="12" w:name="_Toc17440_WPSOffice_Level1"/>
+      <w:bookmarkStart w:id="13" w:name="_Toc29285_WPSOffice_Level1"/>
+      <w:bookmarkStart w:id="14" w:name="_Toc21686_WPSOffice_Level1"/>
+      <w:bookmarkStart w:id="15" w:name="_Toc28180_WPSOffice_Level1"/>
+      <w:bookmarkStart w:id="16" w:name="_Toc20319_WPSOffice_Level1"/>
       <w:r>
         <w:rPr>
           <w:rFonts w:ascii="Times New Roman" w:hAnsi="Times New Roman" w:eastAsia="微软雅黑" w:cs="Times New Roman"/>
@@ -3952,7 +4788,7 @@
                     <pic:cNvPicPr/>
                   </pic:nvPicPr>
                   <pic:blipFill>
-                    <a:blip r:embed="rId11"/>
+                    <a:blip r:embed="rId12"/>
                     <a:stretch>
                       <a:fillRect/>
                     </a:stretch>
@@ -4482,17 +5318,7 @@
           <w:bCs w:val="0"/>
           <w:lang w:eastAsia="zh-CN"/>
         </w:rPr>
-        <w:t>广州市</w:t>
-      </w:r>
-      <w:bookmarkStart w:id="17" w:name="_GoBack"/>
-      <w:r>
-        <w:rPr>
-          <w:rFonts w:hint="eastAsia" w:ascii="Times New Roman" w:hAnsi="Times New Roman" w:eastAsia="微软雅黑" w:cs="Times New Roman"/>
-          <w:b w:val="0"/>
-          <w:bCs w:val="0"/>
-          <w:lang w:eastAsia="zh-CN"/>
-        </w:rPr>
-        <w:t>黄</w:t>
+        <w:t>广州市黄</w:t>
       </w:r>
       <w:r>
         <w:rPr>
@@ -4501,7 +5327,6 @@
         </w:rPr>
         <w:t>埔</w:t>
       </w:r>
-      <w:bookmarkEnd w:id="17"/>
       <w:r>
         <w:rPr>
           <w:rFonts w:hint="eastAsia" w:ascii="Times New Roman" w:hAnsi="Times New Roman" w:eastAsia="微软雅黑" w:cs="Times New Roman"/>
@@ -4911,7 +5736,7 @@
                     </pic:cNvPicPr>
                   </pic:nvPicPr>
                   <pic:blipFill>
-                    <a:blip r:embed="rId12"/>
+                    <a:blip r:embed="rId13"/>
                     <a:stretch>
                       <a:fillRect/>
                     </a:stretch>
@@ -4967,7 +5792,7 @@
                     </pic:cNvPicPr>
                   </pic:nvPicPr>
                   <pic:blipFill>
-                    <a:blip r:embed="rId13"/>
+                    <a:blip r:embed="rId14"/>
                     <a:stretch>
                       <a:fillRect/>
                     </a:stretch>
@@ -5204,7 +6029,7 @@
                     </pic:cNvPicPr>
                   </pic:nvPicPr>
                   <pic:blipFill>
-                    <a:blip r:embed="rId14"/>
+                    <a:blip r:embed="rId15"/>
                     <a:srcRect/>
                     <a:stretch>
                       <a:fillRect/>

--- a/WebContent/docx/KRAS基因报告模板-盖章版.docx
+++ b/WebContent/docx/KRAS基因报告模板-盖章版.docx
@@ -3353,7 +3353,7 @@
     <w:tbl>
       <w:tblPr>
         <w:tblStyle w:val="33"/>
-        <w:tblW w:w="8091" w:type="dxa"/>
+        <w:tblW w:w="6772" w:type="dxa"/>
         <w:jc w:val="right"/>
         <w:tblLayout w:type="fixed"/>
         <w:tblCellMar>
@@ -3364,11 +3364,10 @@
         </w:tblCellMar>
       </w:tblPr>
       <w:tblGrid>
-        <w:gridCol w:w="1068"/>
-        <w:gridCol w:w="1386"/>
-        <w:gridCol w:w="1386"/>
-        <w:gridCol w:w="1018"/>
-        <w:gridCol w:w="3233"/>
+        <w:gridCol w:w="1272"/>
+        <w:gridCol w:w="2040"/>
+        <w:gridCol w:w="1166"/>
+        <w:gridCol w:w="2294"/>
       </w:tblGrid>
       <w:tr>
         <w:tblPrEx>
@@ -3385,7 +3384,7 @@
         </w:trPr>
         <w:tc>
           <w:tcPr>
-            <w:tcW w:w="1068" w:type="dxa"/>
+            <w:tcW w:w="1272" w:type="dxa"/>
             <w:vAlign w:val="center"/>
           </w:tcPr>
           <w:p>
@@ -3414,7 +3413,7 @@
         </w:tc>
         <w:tc>
           <w:tcPr>
-            <w:tcW w:w="1386" w:type="dxa"/>
+            <w:tcW w:w="2040" w:type="dxa"/>
             <w:vAlign w:val="center"/>
           </w:tcPr>
           <w:p>
@@ -3431,38 +3430,6 @@
             </w:pPr>
             <w:r>
               <w:rPr>
-                <w:rFonts w:hint="eastAsia" w:ascii="Times New Roman" w:hAnsi="Times New Roman" w:cs="Times New Roman"/>
-                <w:b w:val="0"/>
-                <w:bCs/>
-                <w:sz w:val="24"/>
-                <w:szCs w:val="24"/>
-                <w:lang w:val="en-US" w:eastAsia="zh-CN"/>
-              </w:rPr>
-              <w:t>临检检测人，</w:t>
-            </w:r>
-          </w:p>
-        </w:tc>
-        <w:tc>
-          <w:tcPr>
-            <w:tcW w:w="1386" w:type="dxa"/>
-            <w:vAlign w:val="center"/>
-          </w:tcPr>
-          <w:p>
-            <w:pPr>
-              <w:pStyle w:val="22"/>
-              <w:spacing w:before="13"/>
-              <w:jc w:val="both"/>
-              <w:rPr>
-                <w:rFonts w:hint="eastAsia" w:ascii="Times New Roman" w:hAnsi="Times New Roman" w:cs="Times New Roman"/>
-                <w:b w:val="0"/>
-                <w:bCs/>
-                <w:sz w:val="24"/>
-                <w:szCs w:val="24"/>
-                <w:lang w:val="en-US" w:eastAsia="zh-CN"/>
-              </w:rPr>
-            </w:pPr>
-            <w:r>
-              <w:rPr>
                 <w:sz w:val="22"/>
               </w:rPr>
               <mc:AlternateContent>
@@ -3471,15 +3438,15 @@
                     <wp:anchor distT="0" distB="0" distL="114300" distR="114300" simplePos="0" relativeHeight="251668480" behindDoc="0" locked="0" layoutInCell="1" allowOverlap="1">
                       <wp:simplePos x="0" y="0"/>
                       <wp:positionH relativeFrom="column">
-                        <wp:posOffset>-55880</wp:posOffset>
+                        <wp:posOffset>7620</wp:posOffset>
                       </wp:positionH>
                       <wp:positionV relativeFrom="paragraph">
-                        <wp:posOffset>-461010</wp:posOffset>
+                        <wp:posOffset>-480060</wp:posOffset>
                       </wp:positionV>
-                      <wp:extent cx="3352800" cy="1443355"/>
-                      <wp:effectExtent l="0" t="0" r="0" b="4445"/>
+                      <wp:extent cx="3058160" cy="1442720"/>
+                      <wp:effectExtent l="0" t="0" r="5080" b="5080"/>
                       <wp:wrapNone/>
-                      <wp:docPr id="27" name="组合 27"/>
+                      <wp:docPr id="9" name="组合 9"/>
                       <wp:cNvGraphicFramePr/>
                       <a:graphic xmlns:a="http://schemas.openxmlformats.org/drawingml/2006/main">
                         <a:graphicData uri="http://schemas.microsoft.com/office/word/2010/wordprocessingGroup">
@@ -3488,25 +3455,25 @@
                             <wpg:grpSpPr>
                               <a:xfrm>
                                 <a:off x="0" y="0"/>
-                                <a:ext cx="3352800" cy="1443355"/>
-                                <a:chOff x="19211" y="18890"/>
-                                <a:chExt cx="5280" cy="2273"/>
+                                <a:ext cx="3058160" cy="1442720"/>
+                                <a:chOff x="19211" y="18842"/>
+                                <a:chExt cx="4816" cy="2272"/>
                               </a:xfrm>
                             </wpg:grpSpPr>
                             <wpg:grpSp>
-                              <wpg:cNvPr id="28" name="组合 6"/>
+                              <wpg:cNvPr id="1" name="组合 6"/>
                               <wpg:cNvGrpSpPr/>
                               <wpg:grpSpPr>
                                 <a:xfrm>
-                                  <a:off x="19211" y="18890"/>
-                                  <a:ext cx="5140" cy="2273"/>
-                                  <a:chOff x="19199" y="18950"/>
-                                  <a:chExt cx="5140" cy="2273"/>
+                                  <a:off x="19211" y="18842"/>
+                                  <a:ext cx="4816" cy="2273"/>
+                                  <a:chOff x="19199" y="18902"/>
+                                  <a:chExt cx="4816" cy="2273"/>
                                 </a:xfrm>
                               </wpg:grpSpPr>
                               <pic:pic xmlns:pic="http://schemas.openxmlformats.org/drawingml/2006/picture">
                                 <pic:nvPicPr>
-                                  <pic:cNvPr id="22" name="图片 6" descr="蔡冬雪"/>
+                                  <pic:cNvPr id="16" name="图片 6" descr="蔡冬雪"/>
                                   <pic:cNvPicPr>
                                     <a:picLocks noChangeAspect="1"/>
                                   </pic:cNvPicPr>
@@ -3544,7 +3511,7 @@
                               </pic:pic>
                               <pic:pic xmlns:pic="http://schemas.openxmlformats.org/drawingml/2006/picture">
                                 <pic:nvPicPr>
-                                  <pic:cNvPr id="23" name="图片 25"/>
+                                  <pic:cNvPr id="21" name="图片 25"/>
                                   <pic:cNvPicPr>
                                     <a:picLocks noChangeAspect="1" noChangeArrowheads="1"/>
                                   </pic:cNvPicPr>
@@ -3564,7 +3531,7 @@
                                 </pic:blipFill>
                                 <pic:spPr>
                                   <a:xfrm>
-                                    <a:off x="22066" y="18950"/>
+                                    <a:off x="21742" y="18902"/>
                                     <a:ext cx="2273" cy="2273"/>
                                   </a:xfrm>
                                   <a:prstGeom prst="rect">
@@ -3579,7 +3546,7 @@
                             </wpg:grpSp>
                             <pic:pic xmlns:pic="http://schemas.openxmlformats.org/drawingml/2006/picture">
                               <pic:nvPicPr>
-                                <pic:cNvPr id="26" name="图片 4" descr="王建丽"/>
+                                <pic:cNvPr id="12" name="图片 4" descr="王建丽"/>
                                 <pic:cNvPicPr>
                                   <a:picLocks noChangeAspect="1"/>
                                 </pic:cNvPicPr>
@@ -3606,7 +3573,7 @@
                               </pic:blipFill>
                               <pic:spPr>
                                 <a:xfrm>
-                                  <a:off x="23233" y="19467"/>
+                                  <a:off x="22261" y="19395"/>
                                   <a:ext cx="1258" cy="713"/>
                                 </a:xfrm>
                                 <a:prstGeom prst="rect">
@@ -3622,24 +3589,24 @@
                 </mc:Choice>
                 <mc:Fallback>
                   <w:pict>
-                    <v:group id="_x0000_s1026" o:spid="_x0000_s1026" o:spt="203" style="position:absolute;left:0pt;margin-left:-4.4pt;margin-top:-36.3pt;height:113.65pt;width:264pt;z-index:251668480;mso-width-relative:page;mso-height-relative:page;" coordorigin="19211,18890" coordsize="5280,2273" o:gfxdata="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">
+                    <v:group id="_x0000_s1026" o:spid="_x0000_s1026" o:spt="203" style="position:absolute;left:0pt;margin-left:0.6pt;margin-top:-37.8pt;height:113.6pt;width:240.8pt;z-index:251668480;mso-width-relative:page;mso-height-relative:page;" coordorigin="19211,18842" coordsize="4816,2272" o:gfxdata="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">
                       <o:lock v:ext="edit" aspectratio="f"/>
-                      <v:group id="组合 6" o:spid="_x0000_s1026" o:spt="203" style="position:absolute;left:19211;top:18890;height:2273;width:5140;" coordorigin="19199,18950" coordsize="5140,2273" o:gfxdata="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">
+                      <v:group id="组合 6" o:spid="_x0000_s1026" o:spt="203" style="position:absolute;left:19211;top:18842;height:2273;width:4816;" coordorigin="19199,18902" coordsize="4816,2273" o:gfxdata="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">
                         <o:lock v:ext="edit" aspectratio="f"/>
-                        <v:shape id="图片 6" o:spid="_x0000_s1026" o:spt="75" alt="蔡冬雪" type="#_x0000_t75" style="position:absolute;left:19199;top:19551;height:566;width:1261;" filled="f" o:preferrelative="t" stroked="f" coordsize="21600,21600" o:gfxdata="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">
+                        <v:shape id="图片 6" o:spid="_x0000_s1026" o:spt="75" alt="蔡冬雪" type="#_x0000_t75" style="position:absolute;left:19199;top:19551;height:566;width:1261;" filled="f" o:preferrelative="t" stroked="f" coordsize="21600,21600" o:gfxdata="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">
                           <v:fill on="f" focussize="0,0"/>
                           <v:stroke on="f"/>
                           <v:imagedata r:id="rId8" cropleft="12226f" croptop="21838f" cropright="12384f" cropbottom="17497f" chromakey="#FFFFFF" o:title=""/>
                           <o:lock v:ext="edit" aspectratio="t"/>
                         </v:shape>
-                        <v:shape id="图片 25" o:spid="_x0000_s1026" o:spt="75" type="#_x0000_t75" style="position:absolute;left:22066;top:18950;height:2273;width:2273;" filled="f" o:preferrelative="t" stroked="f" coordsize="21600,21600" o:gfxdata="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">
+                        <v:shape id="图片 25" o:spid="_x0000_s1026" o:spt="75" type="#_x0000_t75" style="position:absolute;left:21742;top:18902;height:2273;width:2273;" filled="f" o:preferrelative="t" stroked="f" coordsize="21600,21600" o:gfxdata="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">
                           <v:fill on="f" focussize="0,0"/>
                           <v:stroke on="f"/>
                           <v:imagedata r:id="rId9" o:title=""/>
                           <o:lock v:ext="edit" aspectratio="t"/>
                         </v:shape>
                       </v:group>
-                      <v:shape id="图片 4" o:spid="_x0000_s1026" o:spt="75" alt="王建丽" type="#_x0000_t75" style="position:absolute;left:23233;top:19467;height:713;width:1258;" filled="f" o:preferrelative="t" stroked="f" coordsize="21600,21600" o:gfxdata="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">
+                      <v:shape id="图片 4" o:spid="_x0000_s1026" o:spt="75" alt="王建丽" type="#_x0000_t75" style="position:absolute;left:22261;top:19395;height:713;width:1258;" filled="f" o:preferrelative="t" stroked="f" coordsize="21600,21600" o:gfxdata="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">
                         <v:fill on="f" focussize="0,0"/>
                         <v:stroke on="f"/>
                         <v:imagedata r:id="rId10" chromakey="#FFFFFF" o:title=""/>
@@ -3654,7 +3621,7 @@
         </w:tc>
         <w:tc>
           <w:tcPr>
-            <w:tcW w:w="1018" w:type="dxa"/>
+            <w:tcW w:w="1166" w:type="dxa"/>
             <w:vAlign w:val="center"/>
           </w:tcPr>
           <w:p>
@@ -3692,7 +3659,7 @@
         </w:tc>
         <w:tc>
           <w:tcPr>
-            <w:tcW w:w="3233" w:type="dxa"/>
+            <w:tcW w:w="2294" w:type="dxa"/>
             <w:vAlign w:val="center"/>
           </w:tcPr>
           <w:p>
@@ -3702,24 +3669,12 @@
               <w:ind w:right="15"/>
               <w:jc w:val="both"/>
               <w:rPr>
-                <w:rFonts w:hint="default" w:ascii="Times New Roman" w:hAnsi="Times New Roman" w:eastAsia="宋体" w:cs="Times New Roman"/>
+                <w:rFonts w:ascii="Times New Roman" w:hAnsi="Times New Roman" w:cs="Times New Roman"/>
                 <w:b/>
                 <w:sz w:val="24"/>
                 <w:szCs w:val="24"/>
-                <w:lang w:val="en-US" w:eastAsia="zh-CN"/>
               </w:rPr>
             </w:pPr>
-            <w:r>
-              <w:rPr>
-                <w:rFonts w:hint="eastAsia" w:ascii="Times New Roman" w:hAnsi="Times New Roman" w:cs="Times New Roman"/>
-                <w:b w:val="0"/>
-                <w:bCs/>
-                <w:sz w:val="24"/>
-                <w:szCs w:val="24"/>
-                <w:lang w:val="en-US" w:eastAsia="zh-CN"/>
-              </w:rPr>
-              <w:t>临检所复核人，</w:t>
-            </w:r>
           </w:p>
         </w:tc>
       </w:tr>
@@ -3738,7 +3693,7 @@
         </w:trPr>
         <w:tc>
           <w:tcPr>
-            <w:tcW w:w="1068" w:type="dxa"/>
+            <w:tcW w:w="1272" w:type="dxa"/>
             <w:vAlign w:val="center"/>
           </w:tcPr>
           <w:p>
@@ -3786,8 +3741,7 @@
         </w:tc>
         <w:tc>
           <w:tcPr>
-            <w:tcW w:w="2772" w:type="dxa"/>
-            <w:gridSpan w:val="2"/>
+            <w:tcW w:w="2040" w:type="dxa"/>
             <w:vAlign w:val="center"/>
           </w:tcPr>
           <w:p>
@@ -3815,7 +3769,7 @@
         </w:tc>
         <w:tc>
           <w:tcPr>
-            <w:tcW w:w="1018" w:type="dxa"/>
+            <w:tcW w:w="1166" w:type="dxa"/>
             <w:vAlign w:val="center"/>
           </w:tcPr>
           <w:p>
@@ -3862,7 +3816,7 @@
         </w:tc>
         <w:tc>
           <w:tcPr>
-            <w:tcW w:w="3233" w:type="dxa"/>
+            <w:tcW w:w="2294" w:type="dxa"/>
             <w:vAlign w:val="center"/>
           </w:tcPr>
           <w:p>
@@ -3958,16 +3912,15 @@
     <w:p>
       <w:pPr>
         <w:rPr>
-          <w:rFonts w:hint="default"/>
           <w:sz w:val="24"/>
-          <w:lang w:val="en-US" w:eastAsia="zh-CN"/>
+          <w:lang w:eastAsia="zh-CN"/>
         </w:rPr>
       </w:pPr>
     </w:p>
     <w:tbl>
       <w:tblPr>
         <w:tblStyle w:val="33"/>
-        <w:tblW w:w="8091" w:type="dxa"/>
+        <w:tblW w:w="6772" w:type="dxa"/>
         <w:jc w:val="right"/>
         <w:tblLayout w:type="fixed"/>
         <w:tblCellMar>
@@ -3978,11 +3931,10 @@
         </w:tblCellMar>
       </w:tblPr>
       <w:tblGrid>
-        <w:gridCol w:w="1068"/>
-        <w:gridCol w:w="1386"/>
-        <w:gridCol w:w="1386"/>
-        <w:gridCol w:w="1018"/>
-        <w:gridCol w:w="3233"/>
+        <w:gridCol w:w="1272"/>
+        <w:gridCol w:w="2040"/>
+        <w:gridCol w:w="1166"/>
+        <w:gridCol w:w="2294"/>
       </w:tblGrid>
       <w:tr>
         <w:tblPrEx>
@@ -3999,7 +3951,7 @@
         </w:trPr>
         <w:tc>
           <w:tcPr>
-            <w:tcW w:w="1068" w:type="dxa"/>
+            <w:tcW w:w="1272" w:type="dxa"/>
             <w:vAlign w:val="center"/>
           </w:tcPr>
           <w:p>
@@ -4028,7 +3980,7 @@
         </w:tc>
         <w:tc>
           <w:tcPr>
-            <w:tcW w:w="1386" w:type="dxa"/>
+            <w:tcW w:w="2040" w:type="dxa"/>
             <w:vAlign w:val="center"/>
           </w:tcPr>
           <w:p>
@@ -4043,38 +3995,6 @@
                 <w:szCs w:val="24"/>
               </w:rPr>
             </w:pPr>
-            <w:r>
-              <w:rPr>
-                <w:rFonts w:hint="eastAsia" w:ascii="Times New Roman" w:hAnsi="Times New Roman" w:cs="Times New Roman"/>
-                <w:b w:val="0"/>
-                <w:bCs/>
-                <w:sz w:val="24"/>
-                <w:szCs w:val="24"/>
-                <w:lang w:val="en-US" w:eastAsia="zh-CN"/>
-              </w:rPr>
-              <w:t>临检检测人，</w:t>
-            </w:r>
-          </w:p>
-        </w:tc>
-        <w:tc>
-          <w:tcPr>
-            <w:tcW w:w="1386" w:type="dxa"/>
-            <w:vAlign w:val="center"/>
-          </w:tcPr>
-          <w:p>
-            <w:pPr>
-              <w:pStyle w:val="22"/>
-              <w:spacing w:before="13"/>
-              <w:jc w:val="both"/>
-              <w:rPr>
-                <w:rFonts w:hint="eastAsia" w:ascii="Times New Roman" w:hAnsi="Times New Roman" w:cs="Times New Roman"/>
-                <w:b w:val="0"/>
-                <w:bCs/>
-                <w:sz w:val="24"/>
-                <w:szCs w:val="24"/>
-                <w:lang w:val="en-US" w:eastAsia="zh-CN"/>
-              </w:rPr>
-            </w:pPr>
             <w:bookmarkStart w:id="17" w:name="_GoBack"/>
             <w:r>
               <w:rPr>
@@ -4086,15 +4006,15 @@
                     <wp:anchor distT="0" distB="0" distL="114300" distR="114300" simplePos="0" relativeHeight="251669504" behindDoc="0" locked="0" layoutInCell="1" allowOverlap="1">
                       <wp:simplePos x="0" y="0"/>
                       <wp:positionH relativeFrom="column">
-                        <wp:posOffset>-95885</wp:posOffset>
+                        <wp:posOffset>0</wp:posOffset>
                       </wp:positionH>
                       <wp:positionV relativeFrom="paragraph">
-                        <wp:posOffset>-453390</wp:posOffset>
+                        <wp:posOffset>-370840</wp:posOffset>
                       </wp:positionV>
-                      <wp:extent cx="3468370" cy="1443355"/>
-                      <wp:effectExtent l="0" t="0" r="0" b="4445"/>
+                      <wp:extent cx="3134360" cy="1443355"/>
+                      <wp:effectExtent l="0" t="0" r="5080" b="4445"/>
                       <wp:wrapNone/>
-                      <wp:docPr id="29" name="组合 29"/>
+                      <wp:docPr id="14" name="组合 14"/>
                       <wp:cNvGraphicFramePr/>
                       <a:graphic xmlns:a="http://schemas.openxmlformats.org/drawingml/2006/main">
                         <a:graphicData uri="http://schemas.microsoft.com/office/word/2010/wordprocessingGroup">
@@ -4103,20 +4023,20 @@
                             <wpg:grpSpPr>
                               <a:xfrm>
                                 <a:off x="0" y="0"/>
-                                <a:ext cx="3468370" cy="1443355"/>
-                                <a:chOff x="19283" y="20786"/>
-                                <a:chExt cx="5462" cy="2273"/>
+                                <a:ext cx="3134360" cy="1443355"/>
+                                <a:chOff x="19199" y="20810"/>
+                                <a:chExt cx="4936" cy="2273"/>
                               </a:xfrm>
                             </wpg:grpSpPr>
                             <wpg:grpSp>
-                              <wpg:cNvPr id="30" name="组合 23"/>
+                              <wpg:cNvPr id="15" name="组合 23"/>
                               <wpg:cNvGrpSpPr/>
                               <wpg:grpSpPr>
                                 <a:xfrm>
-                                  <a:off x="19283" y="20786"/>
-                                  <a:ext cx="5212" cy="2273"/>
-                                  <a:chOff x="19283" y="20786"/>
-                                  <a:chExt cx="5212" cy="2273"/>
+                                  <a:off x="19199" y="20810"/>
+                                  <a:ext cx="4936" cy="2273"/>
+                                  <a:chOff x="19199" y="20810"/>
+                                  <a:chExt cx="4936" cy="2273"/>
                                 </a:xfrm>
                               </wpg:grpSpPr>
                               <pic:pic xmlns:pic="http://schemas.openxmlformats.org/drawingml/2006/picture">
@@ -4149,7 +4069,7 @@
                                 </pic:blipFill>
                                 <pic:spPr>
                                   <a:xfrm>
-                                    <a:off x="19283" y="21275"/>
+                                    <a:off x="19199" y="21203"/>
                                     <a:ext cx="1672" cy="901"/>
                                   </a:xfrm>
                                   <a:prstGeom prst="rect">
@@ -4183,7 +4103,7 @@
                                 </pic:blipFill>
                                 <pic:spPr>
                                   <a:xfrm>
-                                    <a:off x="22222" y="20786"/>
+                                    <a:off x="21862" y="20810"/>
                                     <a:ext cx="2273" cy="2273"/>
                                   </a:xfrm>
                                   <a:prstGeom prst="rect">
@@ -4225,7 +4145,7 @@
                               </pic:blipFill>
                               <pic:spPr>
                                 <a:xfrm>
-                                  <a:off x="23257" y="21239"/>
+                                  <a:off x="22321" y="21215"/>
                                   <a:ext cx="1488" cy="842"/>
                                 </a:xfrm>
                                 <a:prstGeom prst="rect">
@@ -4241,24 +4161,24 @@
                 </mc:Choice>
                 <mc:Fallback>
                   <w:pict>
-                    <v:group id="_x0000_s1026" o:spid="_x0000_s1026" o:spt="203" style="position:absolute;left:0pt;margin-left:-7.55pt;margin-top:-35.7pt;height:113.65pt;width:273.1pt;z-index:251669504;mso-width-relative:page;mso-height-relative:page;" coordorigin="19283,20786" coordsize="5462,2273" o:gfxdata="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">
+                    <v:group id="_x0000_s1026" o:spid="_x0000_s1026" o:spt="203" style="position:absolute;left:0pt;margin-left:0pt;margin-top:-29.2pt;height:113.65pt;width:246.8pt;z-index:251669504;mso-width-relative:page;mso-height-relative:page;" coordorigin="19199,20810" coordsize="4936,2273" o:gfxdata="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">
                       <o:lock v:ext="edit" aspectratio="f"/>
-                      <v:group id="组合 23" o:spid="_x0000_s1026" o:spt="203" style="position:absolute;left:19283;top:20786;height:2273;width:5212;" coordorigin="19283,20786" coordsize="5212,2273" o:gfxdata="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">
+                      <v:group id="组合 23" o:spid="_x0000_s1026" o:spt="203" style="position:absolute;left:19199;top:20810;height:2273;width:4936;" coordorigin="19199,20810" coordsize="4936,2273" o:gfxdata="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">
                         <o:lock v:ext="edit" aspectratio="f"/>
-                        <v:shape id="图片 1" o:spid="_x0000_s1026" o:spt="75" type="#_x0000_t75" style="position:absolute;left:19283;top:21275;height:901;width:1672;" filled="f" o:preferrelative="t" stroked="f" coordsize="21600,21600" o:gfxdata="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">
+                        <v:shape id="图片 1" o:spid="_x0000_s1026" o:spt="75" type="#_x0000_t75" style="position:absolute;left:19199;top:21203;height:901;width:1672;" filled="f" o:preferrelative="t" stroked="f" coordsize="21600,21600" o:gfxdata="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">
                           <v:fill on="f" focussize="0,0"/>
                           <v:stroke on="f"/>
                           <v:imagedata r:id="rId11" cropleft="7158f" croptop="7646f" chromakey="#FFFFFF" o:title=""/>
                           <o:lock v:ext="edit" aspectratio="t"/>
                         </v:shape>
-                        <v:shape id="图片 25" o:spid="_x0000_s1026" o:spt="75" type="#_x0000_t75" style="position:absolute;left:22222;top:20786;height:2273;width:2273;" filled="f" o:preferrelative="t" stroked="f" coordsize="21600,21600" o:gfxdata="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">
+                        <v:shape id="图片 25" o:spid="_x0000_s1026" o:spt="75" type="#_x0000_t75" style="position:absolute;left:21862;top:20810;height:2273;width:2273;" filled="f" o:preferrelative="t" stroked="f" coordsize="21600,21600" o:gfxdata="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">
                           <v:fill on="f" focussize="0,0"/>
                           <v:stroke on="f"/>
                           <v:imagedata r:id="rId9" o:title=""/>
                           <o:lock v:ext="edit" aspectratio="t"/>
                         </v:shape>
                       </v:group>
-                      <v:shape id="图片 11" o:spid="_x0000_s1026" o:spt="75" alt="王建丽" type="#_x0000_t75" style="position:absolute;left:23257;top:21239;height:842;width:1488;" filled="f" o:preferrelative="t" stroked="f" coordsize="21600,21600" o:gfxdata="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">
+                      <v:shape id="图片 11" o:spid="_x0000_s1026" o:spt="75" alt="王建丽" type="#_x0000_t75" style="position:absolute;left:22321;top:21215;height:842;width:1488;" filled="f" o:preferrelative="t" stroked="f" coordsize="21600,21600" o:gfxdata="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">
                         <v:fill on="f" focussize="0,0"/>
                         <v:stroke on="f"/>
                         <v:imagedata r:id="rId10" chromakey="#FFFFFF" o:title=""/>
@@ -4274,7 +4194,7 @@
         </w:tc>
         <w:tc>
           <w:tcPr>
-            <w:tcW w:w="1018" w:type="dxa"/>
+            <w:tcW w:w="1166" w:type="dxa"/>
             <w:vAlign w:val="center"/>
           </w:tcPr>
           <w:p>
@@ -4312,7 +4232,7 @@
         </w:tc>
         <w:tc>
           <w:tcPr>
-            <w:tcW w:w="3233" w:type="dxa"/>
+            <w:tcW w:w="2294" w:type="dxa"/>
             <w:vAlign w:val="center"/>
           </w:tcPr>
           <w:p>
@@ -4322,24 +4242,12 @@
               <w:ind w:right="15"/>
               <w:jc w:val="both"/>
               <w:rPr>
-                <w:rFonts w:hint="default" w:ascii="Times New Roman" w:hAnsi="Times New Roman" w:eastAsia="宋体" w:cs="Times New Roman"/>
+                <w:rFonts w:ascii="Times New Roman" w:hAnsi="Times New Roman" w:cs="Times New Roman"/>
                 <w:b/>
                 <w:sz w:val="24"/>
                 <w:szCs w:val="24"/>
-                <w:lang w:val="en-US" w:eastAsia="zh-CN"/>
               </w:rPr>
             </w:pPr>
-            <w:r>
-              <w:rPr>
-                <w:rFonts w:hint="eastAsia" w:ascii="Times New Roman" w:hAnsi="Times New Roman" w:cs="Times New Roman"/>
-                <w:b w:val="0"/>
-                <w:bCs/>
-                <w:sz w:val="24"/>
-                <w:szCs w:val="24"/>
-                <w:lang w:val="en-US" w:eastAsia="zh-CN"/>
-              </w:rPr>
-              <w:t>临检所复核人，</w:t>
-            </w:r>
           </w:p>
         </w:tc>
       </w:tr>
@@ -4358,7 +4266,7 @@
         </w:trPr>
         <w:tc>
           <w:tcPr>
-            <w:tcW w:w="1068" w:type="dxa"/>
+            <w:tcW w:w="1272" w:type="dxa"/>
             <w:vAlign w:val="center"/>
           </w:tcPr>
           <w:p>
@@ -4406,8 +4314,7 @@
         </w:tc>
         <w:tc>
           <w:tcPr>
-            <w:tcW w:w="2772" w:type="dxa"/>
-            <w:gridSpan w:val="2"/>
+            <w:tcW w:w="2040" w:type="dxa"/>
             <w:vAlign w:val="center"/>
           </w:tcPr>
           <w:p>
@@ -4435,7 +4342,7 @@
         </w:tc>
         <w:tc>
           <w:tcPr>
-            <w:tcW w:w="1018" w:type="dxa"/>
+            <w:tcW w:w="1166" w:type="dxa"/>
             <w:vAlign w:val="center"/>
           </w:tcPr>
           <w:p>
@@ -4482,7 +4389,7 @@
         </w:tc>
         <w:tc>
           <w:tcPr>
-            <w:tcW w:w="3233" w:type="dxa"/>
+            <w:tcW w:w="2294" w:type="dxa"/>
             <w:vAlign w:val="center"/>
           </w:tcPr>
           <w:p>
@@ -4557,15 +4464,15 @@
           <w:lang w:val="en-US" w:eastAsia="zh-CN" w:bidi="ar-SA"/>
         </w:rPr>
       </w:pPr>
-      <w:bookmarkStart w:id="0" w:name="_Toc16594"/>
-      <w:bookmarkStart w:id="1" w:name="_Toc13196_WPSOffice_Level1"/>
-      <w:bookmarkStart w:id="2" w:name="_Toc21764_WPSOffice_Level1"/>
-      <w:bookmarkStart w:id="3" w:name="_Toc28240"/>
-      <w:bookmarkStart w:id="4" w:name="_Toc12505"/>
-      <w:bookmarkStart w:id="5" w:name="_Toc1707_WPSOffice_Level1"/>
-      <w:bookmarkStart w:id="6" w:name="_Toc2409"/>
-      <w:bookmarkStart w:id="7" w:name="_Toc27302"/>
-      <w:bookmarkStart w:id="8" w:name="_Toc22658"/>
+      <w:bookmarkStart w:id="0" w:name="_Toc1707_WPSOffice_Level1"/>
+      <w:bookmarkStart w:id="1" w:name="_Toc28240"/>
+      <w:bookmarkStart w:id="2" w:name="_Toc2409"/>
+      <w:bookmarkStart w:id="3" w:name="_Toc21764_WPSOffice_Level1"/>
+      <w:bookmarkStart w:id="4" w:name="_Toc16594"/>
+      <w:bookmarkStart w:id="5" w:name="_Toc27302"/>
+      <w:bookmarkStart w:id="6" w:name="_Toc12505"/>
+      <w:bookmarkStart w:id="7" w:name="_Toc22658"/>
+      <w:bookmarkStart w:id="8" w:name="_Toc13196_WPSOffice_Level1"/>
       <w:r>
         <w:rPr>
           <w:rFonts w:ascii="Times New Roman" w:hAnsi="Times New Roman" w:eastAsia="微软雅黑" w:cs="黑体"/>
@@ -4619,13 +4526,13 @@
           <w:lang w:eastAsia="zh-CN"/>
         </w:rPr>
       </w:pPr>
-      <w:bookmarkStart w:id="9" w:name="_Toc12685_WPSOffice_Level1"/>
-      <w:bookmarkStart w:id="10" w:name="_Toc3049_WPSOffice_Level1"/>
+      <w:bookmarkStart w:id="9" w:name="_Toc3049_WPSOffice_Level1"/>
+      <w:bookmarkStart w:id="10" w:name="_Toc12685_WPSOffice_Level1"/>
       <w:bookmarkStart w:id="11" w:name="_Toc17938_WPSOffice_Level1"/>
       <w:bookmarkStart w:id="12" w:name="_Toc17440_WPSOffice_Level1"/>
       <w:bookmarkStart w:id="13" w:name="_Toc29285_WPSOffice_Level1"/>
-      <w:bookmarkStart w:id="14" w:name="_Toc21686_WPSOffice_Level1"/>
-      <w:bookmarkStart w:id="15" w:name="_Toc28180_WPSOffice_Level1"/>
+      <w:bookmarkStart w:id="14" w:name="_Toc28180_WPSOffice_Level1"/>
+      <w:bookmarkStart w:id="15" w:name="_Toc21686_WPSOffice_Level1"/>
       <w:bookmarkStart w:id="16" w:name="_Toc20319_WPSOffice_Level1"/>
       <w:r>
         <w:rPr>

--- a/WebContent/docx/KRAS基因报告模板-盖章版.docx
+++ b/WebContent/docx/KRAS基因报告模板-盖章版.docx
@@ -23,119 +23,24 @@
         </w:sectPr>
       </w:pPr>
       <w:r>
-        <w:drawing>
-          <wp:anchor distT="0" distB="0" distL="0" distR="0" simplePos="0" relativeHeight="251667456" behindDoc="0" locked="0" layoutInCell="1" allowOverlap="1">
-            <wp:simplePos x="0" y="0"/>
-            <wp:positionH relativeFrom="column">
-              <wp:posOffset>2259330</wp:posOffset>
-            </wp:positionH>
-            <wp:positionV relativeFrom="paragraph">
-              <wp:posOffset>288925</wp:posOffset>
-            </wp:positionV>
-            <wp:extent cx="1643380" cy="986790"/>
-            <wp:effectExtent l="0" t="0" r="0" b="0"/>
-            <wp:wrapNone/>
-            <wp:docPr id="4" name="图片 1"/>
-            <wp:cNvGraphicFramePr>
-              <a:graphicFrameLocks xmlns:a="http://schemas.openxmlformats.org/drawingml/2006/main" noChangeAspect="1"/>
-            </wp:cNvGraphicFramePr>
-            <a:graphic xmlns:a="http://schemas.openxmlformats.org/drawingml/2006/main">
-              <a:graphicData uri="http://schemas.openxmlformats.org/drawingml/2006/picture">
-                <pic:pic xmlns:pic="http://schemas.openxmlformats.org/drawingml/2006/picture">
-                  <pic:nvPicPr>
-                    <pic:cNvPr id="4" name="图片 1"/>
-                    <pic:cNvPicPr>
-                      <a:picLocks noChangeAspect="1" noChangeArrowheads="1"/>
-                    </pic:cNvPicPr>
-                  </pic:nvPicPr>
-                  <pic:blipFill>
-                    <a:blip r:embed="rId6"/>
-                    <a:srcRect/>
-                    <a:stretch>
-                      <a:fillRect/>
-                    </a:stretch>
-                  </pic:blipFill>
-                  <pic:spPr>
-                    <a:xfrm>
-                      <a:off x="0" y="0"/>
-                      <a:ext cx="1643380" cy="986790"/>
-                    </a:xfrm>
-                    <a:prstGeom prst="rect">
-                      <a:avLst/>
-                    </a:prstGeom>
-                    <a:noFill/>
-                    <a:ln>
-                      <a:noFill/>
-                    </a:ln>
-                  </pic:spPr>
-                </pic:pic>
-              </a:graphicData>
-            </a:graphic>
-          </wp:anchor>
-        </w:drawing>
-      </w:r>
-      <w:r>
-        <w:rPr>
-          <w:lang w:eastAsia="zh-CN"/>
-        </w:rPr>
-        <w:drawing>
-          <wp:inline distT="0" distB="0" distL="114300" distR="114300">
-            <wp:extent cx="7559675" cy="10698480"/>
-            <wp:effectExtent l="0" t="0" r="9525" b="7620"/>
-            <wp:docPr id="20" name="图片 20" descr="封面111111"/>
-            <wp:cNvGraphicFramePr>
-              <a:graphicFrameLocks xmlns:a="http://schemas.openxmlformats.org/drawingml/2006/main" noChangeAspect="1"/>
-            </wp:cNvGraphicFramePr>
-            <a:graphic xmlns:a="http://schemas.openxmlformats.org/drawingml/2006/main">
-              <a:graphicData uri="http://schemas.openxmlformats.org/drawingml/2006/picture">
-                <pic:pic xmlns:pic="http://schemas.openxmlformats.org/drawingml/2006/picture">
-                  <pic:nvPicPr>
-                    <pic:cNvPr id="20" name="图片 20" descr="封面111111"/>
-                    <pic:cNvPicPr>
-                      <a:picLocks noChangeAspect="1"/>
-                    </pic:cNvPicPr>
-                  </pic:nvPicPr>
-                  <pic:blipFill>
-                    <a:blip r:embed="rId7"/>
-                    <a:srcRect l="1400" t="66" r="1581" b="-6"/>
-                    <a:stretch>
-                      <a:fillRect/>
-                    </a:stretch>
-                  </pic:blipFill>
-                  <pic:spPr>
-                    <a:xfrm>
-                      <a:off x="0" y="0"/>
-                      <a:ext cx="7559675" cy="10698480"/>
-                    </a:xfrm>
-                    <a:prstGeom prst="rect">
-                      <a:avLst/>
-                    </a:prstGeom>
-                  </pic:spPr>
-                </pic:pic>
-              </a:graphicData>
-            </a:graphic>
-          </wp:inline>
-        </w:drawing>
-      </w:r>
-      <w:r>
-        <w:rPr>
-          <w:sz w:val="22"/>
+        <w:rPr>
+          <w:lang w:eastAsia="zh-CN"/>
         </w:rPr>
         <mc:AlternateContent>
           <mc:Choice Requires="wps">
             <w:drawing>
-              <wp:anchor distT="0" distB="0" distL="114300" distR="114300" simplePos="0" relativeHeight="251660288" behindDoc="0" locked="0" layoutInCell="1" allowOverlap="1">
+              <wp:anchor distT="0" distB="0" distL="114300" distR="114300" simplePos="0" relativeHeight="251668480" behindDoc="0" locked="0" layoutInCell="1" allowOverlap="1">
                 <wp:simplePos x="0" y="0"/>
                 <wp:positionH relativeFrom="column">
-                  <wp:posOffset>644525</wp:posOffset>
+                  <wp:posOffset>57785</wp:posOffset>
                 </wp:positionH>
                 <wp:positionV relativeFrom="paragraph">
-                  <wp:posOffset>9877425</wp:posOffset>
+                  <wp:posOffset>4121785</wp:posOffset>
                 </wp:positionV>
-                <wp:extent cx="1788160" cy="316865"/>
-                <wp:effectExtent l="0" t="0" r="2540" b="635"/>
+                <wp:extent cx="6316980" cy="2331085"/>
+                <wp:effectExtent l="0" t="0" r="0" b="0"/>
                 <wp:wrapNone/>
-                <wp:docPr id="25" name="文本框 25"/>
+                <wp:docPr id="5" name="文本框 5"/>
                 <wp:cNvGraphicFramePr/>
                 <a:graphic xmlns:a="http://schemas.openxmlformats.org/drawingml/2006/main">
                   <a:graphicData uri="http://schemas.microsoft.com/office/word/2010/wordprocessingShape">
@@ -143,140 +48,8 @@
                       <wps:cNvSpPr txBox="1"/>
                       <wps:spPr>
                         <a:xfrm>
-                          <a:off x="368935" y="10235565"/>
-                          <a:ext cx="1788160" cy="316865"/>
-                        </a:xfrm>
-                        <a:prstGeom prst="rect">
-                          <a:avLst/>
-                        </a:prstGeom>
-                        <a:solidFill>
-                          <a:schemeClr val="lt1"/>
-                        </a:solidFill>
-                        <a:ln w="6350">
-                          <a:noFill/>
-                        </a:ln>
-                      </wps:spPr>
-                      <wps:style>
-                        <a:lnRef idx="0">
-                          <a:schemeClr val="accent1"/>
-                        </a:lnRef>
-                        <a:fillRef idx="0">
-                          <a:schemeClr val="accent1"/>
-                        </a:fillRef>
-                        <a:effectRef idx="0">
-                          <a:schemeClr val="accent1"/>
-                        </a:effectRef>
-                        <a:fontRef idx="minor">
-                          <a:schemeClr val="dk1"/>
-                        </a:fontRef>
-                      </wps:style>
-                      <wps:txbx>
-                        <w:txbxContent>
-                          <w:p>
-                            <w:pPr>
-                              <w:rPr>
-                                <w:rFonts w:hint="eastAsia" w:ascii="黑体" w:hAnsi="黑体" w:eastAsia="黑体" w:cs="黑体"/>
-                                <w:b w:val="0"/>
-                                <w:bCs w:val="0"/>
-                                <w:color w:val="7C7C7C" w:themeColor="accent3" w:themeShade="BF"/>
-                                <w:sz w:val="24"/>
-                                <w:szCs w:val="24"/>
-                                <w:lang w:val="en-US" w:eastAsia="zh-CN"/>
-                              </w:rPr>
-                            </w:pPr>
-                            <w:r>
-                              <w:rPr>
-                                <w:rFonts w:hint="eastAsia" w:ascii="黑体" w:hAnsi="黑体" w:eastAsia="黑体" w:cs="黑体"/>
-                                <w:b w:val="0"/>
-                                <w:bCs w:val="0"/>
-                                <w:color w:val="7C7C7C" w:themeColor="accent3" w:themeShade="BF"/>
-                                <w:sz w:val="24"/>
-                                <w:szCs w:val="24"/>
-                                <w:lang w:val="en-US" w:eastAsia="zh-CN"/>
-                              </w:rPr>
-                              <w:t>基因科技守护生命健康</w:t>
-                            </w:r>
-                          </w:p>
-                        </w:txbxContent>
-                      </wps:txbx>
-                      <wps:bodyPr rot="0" spcFirstLastPara="0" vertOverflow="overflow" horzOverflow="overflow" vert="horz" wrap="square" lIns="91440" tIns="45720" rIns="91440" bIns="45720" numCol="1" spcCol="0" rtlCol="0" fromWordArt="0" anchor="t" anchorCtr="0" forceAA="0" compatLnSpc="1">
-                        <a:noAutofit/>
-                      </wps:bodyPr>
-                    </wps:wsp>
-                  </a:graphicData>
-                </a:graphic>
-              </wp:anchor>
-            </w:drawing>
-          </mc:Choice>
-          <mc:Fallback>
-            <w:pict>
-              <v:shape id="_x0000_s1026" o:spid="_x0000_s1026" o:spt="202" type="#_x0000_t202" style="position:absolute;left:0pt;margin-left:50.75pt;margin-top:777.75pt;height:24.95pt;width:140.8pt;z-index:251660288;mso-width-relative:page;mso-height-relative:page;" fillcolor="#FFFFFF [3201]" filled="t" stroked="f" coordsize="21600,21600" o:gfxdata="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">
-                <v:fill on="t" focussize="0,0"/>
-                <v:stroke on="f" weight="0.5pt"/>
-                <v:imagedata o:title=""/>
-                <o:lock v:ext="edit" aspectratio="f"/>
-                <v:textbox>
-                  <w:txbxContent>
-                    <w:p>
-                      <w:pPr>
-                        <w:rPr>
-                          <w:rFonts w:hint="eastAsia" w:ascii="黑体" w:hAnsi="黑体" w:eastAsia="黑体" w:cs="黑体"/>
-                          <w:b w:val="0"/>
-                          <w:bCs w:val="0"/>
-                          <w:color w:val="7C7C7C" w:themeColor="accent3" w:themeShade="BF"/>
-                          <w:sz w:val="24"/>
-                          <w:szCs w:val="24"/>
-                          <w:lang w:val="en-US" w:eastAsia="zh-CN"/>
-                        </w:rPr>
-                      </w:pPr>
-                      <w:r>
-                        <w:rPr>
-                          <w:rFonts w:hint="eastAsia" w:ascii="黑体" w:hAnsi="黑体" w:eastAsia="黑体" w:cs="黑体"/>
-                          <w:b w:val="0"/>
-                          <w:bCs w:val="0"/>
-                          <w:color w:val="7C7C7C" w:themeColor="accent3" w:themeShade="BF"/>
-                          <w:sz w:val="24"/>
-                          <w:szCs w:val="24"/>
-                          <w:lang w:val="en-US" w:eastAsia="zh-CN"/>
-                        </w:rPr>
-                        <w:t>基因科技守护生命健康</w:t>
-                      </w:r>
-                    </w:p>
-                  </w:txbxContent>
-                </v:textbox>
-              </v:shape>
-            </w:pict>
-          </mc:Fallback>
-        </mc:AlternateContent>
-      </w:r>
-      <w:r>
-        <w:rPr>
-          <w:sz w:val="22"/>
-        </w:rPr>
-        <mc:AlternateContent>
-          <mc:Choice Requires="wps">
-            <w:drawing>
-              <wp:anchor distT="0" distB="0" distL="114300" distR="114300" simplePos="0" relativeHeight="251659264" behindDoc="0" locked="0" layoutInCell="1" allowOverlap="1">
-                <wp:simplePos x="0" y="0"/>
-                <wp:positionH relativeFrom="column">
-                  <wp:posOffset>592455</wp:posOffset>
-                </wp:positionH>
-                <wp:positionV relativeFrom="paragraph">
-                  <wp:posOffset>8020050</wp:posOffset>
-                </wp:positionV>
-                <wp:extent cx="6065520" cy="1108710"/>
-                <wp:effectExtent l="0" t="0" r="0" b="0"/>
-                <wp:wrapNone/>
-                <wp:docPr id="24" name="文本框 24"/>
-                <wp:cNvGraphicFramePr/>
-                <a:graphic xmlns:a="http://schemas.openxmlformats.org/drawingml/2006/main">
-                  <a:graphicData uri="http://schemas.microsoft.com/office/word/2010/wordprocessingShape">
-                    <wps:wsp>
-                      <wps:cNvSpPr txBox="1"/>
-                      <wps:spPr>
-                        <a:xfrm>
-                          <a:off x="480060" y="7727950"/>
-                          <a:ext cx="6065520" cy="1108710"/>
+                          <a:off x="0" y="0"/>
+                          <a:ext cx="6316980" cy="2331085"/>
                         </a:xfrm>
                         <a:prstGeom prst="rect">
                           <a:avLst/>
@@ -304,85 +77,93 @@
                         <w:txbxContent>
                           <w:p>
                             <w:pPr>
+                              <w:keepNext w:val="0"/>
+                              <w:keepLines w:val="0"/>
+                              <w:pageBreakBefore w:val="0"/>
+                              <w:widowControl w:val="0"/>
+                              <w:kinsoku/>
+                              <w:wordWrap/>
+                              <w:overflowPunct/>
+                              <w:topLinePunct w:val="0"/>
+                              <w:bidi w:val="0"/>
+                              <w:adjustRightInd/>
+                              <w:snapToGrid/>
+                              <w:textAlignment w:val="auto"/>
                               <w:rPr>
-                                <w:rFonts w:hint="eastAsia" w:ascii="黑体" w:hAnsi="黑体" w:eastAsia="黑体" w:cs="黑体"/>
-                                <w:b w:val="0"/>
-                                <w:bCs w:val="0"/>
-                                <w:color w:val="548235" w:themeColor="accent6" w:themeShade="BF"/>
+                                <w:rFonts w:hint="default" w:ascii="Times New Roman" w:hAnsi="Times New Roman" w:eastAsia="黑体" w:cs="Times New Roman"/>
+                                <w:color w:val="FFFFFF" w:themeColor="background1"/>
                                 <w:sz w:val="52"/>
                                 <w:szCs w:val="52"/>
-                                <w:lang w:val="en-US" w:eastAsia="zh-CN"/>
+                                <w:lang w:eastAsia="zh-CN"/>
+                                <w14:textFill>
+                                  <w14:solidFill>
+                                    <w14:schemeClr w14:val="bg1"/>
+                                  </w14:solidFill>
+                                </w14:textFill>
                               </w:rPr>
                             </w:pPr>
                             <w:r>
                               <w:rPr>
-                                <w:rFonts w:hint="eastAsia" w:ascii="黑体" w:hAnsi="黑体" w:eastAsia="黑体" w:cs="黑体"/>
-                                <w:b w:val="0"/>
-                                <w:bCs w:val="0"/>
-                                <w:color w:val="548235" w:themeColor="accent6" w:themeShade="BF"/>
+                                <w:rFonts w:hint="default" w:ascii="Times New Roman" w:hAnsi="Times New Roman" w:eastAsia="黑体" w:cs="Times New Roman"/>
+                                <w:color w:val="FFFFFF" w:themeColor="background1"/>
                                 <w:sz w:val="52"/>
                                 <w:szCs w:val="52"/>
-                                <w:lang w:val="en-US" w:eastAsia="zh-CN"/>
+                                <w:lang w:eastAsia="zh-CN"/>
+                                <w14:textFill>
+                                  <w14:solidFill>
+                                    <w14:schemeClr w14:val="bg1"/>
+                                  </w14:solidFill>
+                                </w14:textFill>
                               </w:rPr>
                               <w:t>肿瘤个性化诊疗指导</w:t>
                             </w:r>
                           </w:p>
                           <w:p>
                             <w:pPr>
+                              <w:keepNext w:val="0"/>
+                              <w:keepLines w:val="0"/>
+                              <w:pageBreakBefore w:val="0"/>
+                              <w:widowControl w:val="0"/>
+                              <w:kinsoku/>
+                              <w:wordWrap/>
+                              <w:overflowPunct/>
+                              <w:topLinePunct w:val="0"/>
+                              <w:bidi w:val="0"/>
+                              <w:adjustRightInd/>
+                              <w:snapToGrid/>
+                              <w:textAlignment w:val="auto"/>
                               <w:rPr>
                                 <w:rFonts w:hint="default" w:ascii="Times New Roman" w:hAnsi="Times New Roman" w:eastAsia="黑体" w:cs="Times New Roman"/>
-                                <w:b w:val="0"/>
-                                <w:bCs w:val="0"/>
-                                <w:color w:val="548235" w:themeColor="accent6" w:themeShade="BF"/>
+                                <w:color w:val="FFFFFF" w:themeColor="background1"/>
                                 <w:sz w:val="72"/>
                                 <w:szCs w:val="72"/>
-                                <w:highlight w:val="none"/>
-                                <w:lang w:val="en-US" w:eastAsia="zh-CN"/>
+                                <w:lang w:eastAsia="zh-CN"/>
+                                <w14:textFill>
+                                  <w14:solidFill>
+                                    <w14:schemeClr w14:val="bg1"/>
+                                  </w14:solidFill>
+                                </w14:textFill>
                               </w:rPr>
                             </w:pPr>
                             <w:r>
                               <w:rPr>
                                 <w:rFonts w:hint="default" w:ascii="Times New Roman" w:hAnsi="Times New Roman" w:eastAsia="黑体" w:cs="Times New Roman"/>
-                                <w:b w:val="0"/>
-                                <w:bCs w:val="0"/>
-                                <w:color w:val="548235" w:themeColor="accent6" w:themeShade="BF"/>
+                                <w:color w:val="FFFFFF" w:themeColor="background1"/>
                                 <w:sz w:val="72"/>
                                 <w:szCs w:val="72"/>
-                                <w:highlight w:val="none"/>
-                                <w:lang w:val="en-US" w:eastAsia="zh-CN"/>
+                                <w:lang w:eastAsia="zh-CN"/>
+                                <w14:textFill>
+                                  <w14:solidFill>
+                                    <w14:schemeClr w14:val="bg1"/>
+                                  </w14:solidFill>
+                                </w14:textFill>
                               </w:rPr>
-                              <w:t>KRAS基因</w:t>
-                            </w:r>
-                            <w:r>
-                              <w:rPr>
-                                <w:rFonts w:hint="eastAsia" w:ascii="Times New Roman" w:hAnsi="Times New Roman" w:eastAsia="黑体" w:cs="Times New Roman"/>
-                                <w:b w:val="0"/>
-                                <w:bCs w:val="0"/>
-                                <w:color w:val="548235" w:themeColor="accent6" w:themeShade="BF"/>
-                                <w:sz w:val="72"/>
-                                <w:szCs w:val="72"/>
-                                <w:highlight w:val="none"/>
-                                <w:lang w:val="en-US" w:eastAsia="zh-CN"/>
-                              </w:rPr>
-                              <w:t>检测</w:t>
-                            </w:r>
-                            <w:r>
-                              <w:rPr>
-                                <w:rFonts w:hint="default" w:ascii="Times New Roman" w:hAnsi="Times New Roman" w:eastAsia="黑体" w:cs="Times New Roman"/>
-                                <w:b w:val="0"/>
-                                <w:bCs w:val="0"/>
-                                <w:color w:val="548235" w:themeColor="accent6" w:themeShade="BF"/>
-                                <w:sz w:val="72"/>
-                                <w:szCs w:val="72"/>
-                                <w:highlight w:val="none"/>
-                                <w:lang w:val="en-US" w:eastAsia="zh-CN"/>
-                              </w:rPr>
-                              <w:t>报告</w:t>
+                              <w:t>KRAS基因检测报告</w:t>
                             </w:r>
                           </w:p>
                         </w:txbxContent>
                       </wps:txbx>
-                      <wps:bodyPr rot="0" spcFirstLastPara="0" vertOverflow="overflow" horzOverflow="overflow" vert="horz" wrap="square" lIns="91440" tIns="45720" rIns="91440" bIns="45720" numCol="1" spcCol="0" rtlCol="0" fromWordArt="0" anchor="t" anchorCtr="0" forceAA="0" compatLnSpc="1">
+                      <wps:bodyPr rot="0" spcFirstLastPara="0" vertOverflow="overflow" horzOverflow="overflow" vert="horz" wrap="square" lIns="91440" tIns="45720" rIns="91440" bIns="45720" numCol="1" spcCol="0" rtlCol="0" fromWordArt="0" anchor="ctr" anchorCtr="0" forceAA="0" compatLnSpc="1">
                         <a:noAutofit/>
                       </wps:bodyPr>
                     </wps:wsp>
@@ -393,7 +174,7 @@
           </mc:Choice>
           <mc:Fallback>
             <w:pict>
-              <v:shape id="_x0000_s1026" o:spid="_x0000_s1026" o:spt="202" type="#_x0000_t202" style="position:absolute;left:0pt;margin-left:46.65pt;margin-top:631.5pt;height:87.3pt;width:477.6pt;z-index:251659264;mso-width-relative:page;mso-height-relative:page;" filled="f" stroked="f" coordsize="21600,21600" o:gfxdata="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">
+              <v:shape id="_x0000_s1026" o:spid="_x0000_s1026" o:spt="202" type="#_x0000_t202" style="position:absolute;left:0pt;margin-left:4.55pt;margin-top:324.55pt;height:183.55pt;width:497.4pt;z-index:251668480;v-text-anchor:middle;mso-width-relative:page;mso-height-relative:page;" filled="f" stroked="f" coordsize="21600,21600" o:gfxdata="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">
                 <v:fill on="f" focussize="0,0"/>
                 <v:stroke on="f" weight="0.5pt"/>
                 <v:imagedata o:title=""/>
@@ -402,80 +183,88 @@
                   <w:txbxContent>
                     <w:p>
                       <w:pPr>
+                        <w:keepNext w:val="0"/>
+                        <w:keepLines w:val="0"/>
+                        <w:pageBreakBefore w:val="0"/>
+                        <w:widowControl w:val="0"/>
+                        <w:kinsoku/>
+                        <w:wordWrap/>
+                        <w:overflowPunct/>
+                        <w:topLinePunct w:val="0"/>
+                        <w:bidi w:val="0"/>
+                        <w:adjustRightInd/>
+                        <w:snapToGrid/>
+                        <w:textAlignment w:val="auto"/>
                         <w:rPr>
-                          <w:rFonts w:hint="eastAsia" w:ascii="黑体" w:hAnsi="黑体" w:eastAsia="黑体" w:cs="黑体"/>
-                          <w:b w:val="0"/>
-                          <w:bCs w:val="0"/>
-                          <w:color w:val="548235" w:themeColor="accent6" w:themeShade="BF"/>
+                          <w:rFonts w:hint="default" w:ascii="Times New Roman" w:hAnsi="Times New Roman" w:eastAsia="黑体" w:cs="Times New Roman"/>
+                          <w:color w:val="FFFFFF" w:themeColor="background1"/>
                           <w:sz w:val="52"/>
                           <w:szCs w:val="52"/>
-                          <w:lang w:val="en-US" w:eastAsia="zh-CN"/>
+                          <w:lang w:eastAsia="zh-CN"/>
+                          <w14:textFill>
+                            <w14:solidFill>
+                              <w14:schemeClr w14:val="bg1"/>
+                            </w14:solidFill>
+                          </w14:textFill>
                         </w:rPr>
                       </w:pPr>
                       <w:r>
                         <w:rPr>
-                          <w:rFonts w:hint="eastAsia" w:ascii="黑体" w:hAnsi="黑体" w:eastAsia="黑体" w:cs="黑体"/>
-                          <w:b w:val="0"/>
-                          <w:bCs w:val="0"/>
-                          <w:color w:val="548235" w:themeColor="accent6" w:themeShade="BF"/>
+                          <w:rFonts w:hint="default" w:ascii="Times New Roman" w:hAnsi="Times New Roman" w:eastAsia="黑体" w:cs="Times New Roman"/>
+                          <w:color w:val="FFFFFF" w:themeColor="background1"/>
                           <w:sz w:val="52"/>
                           <w:szCs w:val="52"/>
-                          <w:lang w:val="en-US" w:eastAsia="zh-CN"/>
+                          <w:lang w:eastAsia="zh-CN"/>
+                          <w14:textFill>
+                            <w14:solidFill>
+                              <w14:schemeClr w14:val="bg1"/>
+                            </w14:solidFill>
+                          </w14:textFill>
                         </w:rPr>
                         <w:t>肿瘤个性化诊疗指导</w:t>
                       </w:r>
                     </w:p>
                     <w:p>
                       <w:pPr>
+                        <w:keepNext w:val="0"/>
+                        <w:keepLines w:val="0"/>
+                        <w:pageBreakBefore w:val="0"/>
+                        <w:widowControl w:val="0"/>
+                        <w:kinsoku/>
+                        <w:wordWrap/>
+                        <w:overflowPunct/>
+                        <w:topLinePunct w:val="0"/>
+                        <w:bidi w:val="0"/>
+                        <w:adjustRightInd/>
+                        <w:snapToGrid/>
+                        <w:textAlignment w:val="auto"/>
                         <w:rPr>
                           <w:rFonts w:hint="default" w:ascii="Times New Roman" w:hAnsi="Times New Roman" w:eastAsia="黑体" w:cs="Times New Roman"/>
-                          <w:b w:val="0"/>
-                          <w:bCs w:val="0"/>
-                          <w:color w:val="548235" w:themeColor="accent6" w:themeShade="BF"/>
+                          <w:color w:val="FFFFFF" w:themeColor="background1"/>
                           <w:sz w:val="72"/>
                           <w:szCs w:val="72"/>
-                          <w:highlight w:val="none"/>
-                          <w:lang w:val="en-US" w:eastAsia="zh-CN"/>
+                          <w:lang w:eastAsia="zh-CN"/>
+                          <w14:textFill>
+                            <w14:solidFill>
+                              <w14:schemeClr w14:val="bg1"/>
+                            </w14:solidFill>
+                          </w14:textFill>
                         </w:rPr>
                       </w:pPr>
                       <w:r>
                         <w:rPr>
                           <w:rFonts w:hint="default" w:ascii="Times New Roman" w:hAnsi="Times New Roman" w:eastAsia="黑体" w:cs="Times New Roman"/>
-                          <w:b w:val="0"/>
-                          <w:bCs w:val="0"/>
-                          <w:color w:val="548235" w:themeColor="accent6" w:themeShade="BF"/>
+                          <w:color w:val="FFFFFF" w:themeColor="background1"/>
                           <w:sz w:val="72"/>
                           <w:szCs w:val="72"/>
-                          <w:highlight w:val="none"/>
-                          <w:lang w:val="en-US" w:eastAsia="zh-CN"/>
+                          <w:lang w:eastAsia="zh-CN"/>
+                          <w14:textFill>
+                            <w14:solidFill>
+                              <w14:schemeClr w14:val="bg1"/>
+                            </w14:solidFill>
+                          </w14:textFill>
                         </w:rPr>
-                        <w:t>KRAS基因</w:t>
-                      </w:r>
-                      <w:r>
-                        <w:rPr>
-                          <w:rFonts w:hint="eastAsia" w:ascii="Times New Roman" w:hAnsi="Times New Roman" w:eastAsia="黑体" w:cs="Times New Roman"/>
-                          <w:b w:val="0"/>
-                          <w:bCs w:val="0"/>
-                          <w:color w:val="548235" w:themeColor="accent6" w:themeShade="BF"/>
-                          <w:sz w:val="72"/>
-                          <w:szCs w:val="72"/>
-                          <w:highlight w:val="none"/>
-                          <w:lang w:val="en-US" w:eastAsia="zh-CN"/>
-                        </w:rPr>
-                        <w:t>检测</w:t>
-                      </w:r>
-                      <w:r>
-                        <w:rPr>
-                          <w:rFonts w:hint="default" w:ascii="Times New Roman" w:hAnsi="Times New Roman" w:eastAsia="黑体" w:cs="Times New Roman"/>
-                          <w:b w:val="0"/>
-                          <w:bCs w:val="0"/>
-                          <w:color w:val="548235" w:themeColor="accent6" w:themeShade="BF"/>
-                          <w:sz w:val="72"/>
-                          <w:szCs w:val="72"/>
-                          <w:highlight w:val="none"/>
-                          <w:lang w:val="en-US" w:eastAsia="zh-CN"/>
-                        </w:rPr>
-                        <w:t>报告</w:t>
+                        <w:t>KRAS基因检测报告</w:t>
                       </w:r>
                     </w:p>
                   </w:txbxContent>
@@ -485,6 +274,58 @@
           </mc:Fallback>
         </mc:AlternateContent>
       </w:r>
+      <w:r>
+        <w:rPr>
+          <w:rFonts w:hint="eastAsia" w:eastAsia="宋体"/>
+          <w:sz w:val="20"/>
+          <w:lang w:eastAsia="zh-CN"/>
+        </w:rPr>
+        <w:drawing>
+          <wp:anchor distT="0" distB="0" distL="114300" distR="114300" simplePos="0" relativeHeight="251667456" behindDoc="0" locked="0" layoutInCell="1" allowOverlap="1">
+            <wp:simplePos x="0" y="0"/>
+            <wp:positionH relativeFrom="column">
+              <wp:posOffset>19685</wp:posOffset>
+            </wp:positionH>
+            <wp:positionV relativeFrom="paragraph">
+              <wp:posOffset>24130</wp:posOffset>
+            </wp:positionV>
+            <wp:extent cx="7956550" cy="10721975"/>
+            <wp:effectExtent l="0" t="0" r="13970" b="6985"/>
+            <wp:wrapNone/>
+            <wp:docPr id="20" name="图片 20" descr="20250320-刘建峰-宣传册封面-06"/>
+            <wp:cNvGraphicFramePr>
+              <a:graphicFrameLocks xmlns:a="http://schemas.openxmlformats.org/drawingml/2006/main" noChangeAspect="1"/>
+            </wp:cNvGraphicFramePr>
+            <a:graphic xmlns:a="http://schemas.openxmlformats.org/drawingml/2006/main">
+              <a:graphicData uri="http://schemas.openxmlformats.org/drawingml/2006/picture">
+                <pic:pic xmlns:pic="http://schemas.openxmlformats.org/drawingml/2006/picture">
+                  <pic:nvPicPr>
+                    <pic:cNvPr id="20" name="图片 20" descr="20250320-刘建峰-宣传册封面-06"/>
+                    <pic:cNvPicPr>
+                      <a:picLocks noChangeAspect="1"/>
+                    </pic:cNvPicPr>
+                  </pic:nvPicPr>
+                  <pic:blipFill>
+                    <a:blip r:embed="rId6"/>
+                    <a:stretch>
+                      <a:fillRect/>
+                    </a:stretch>
+                  </pic:blipFill>
+                  <pic:spPr>
+                    <a:xfrm>
+                      <a:off x="0" y="0"/>
+                      <a:ext cx="7956550" cy="10721975"/>
+                    </a:xfrm>
+                    <a:prstGeom prst="rect">
+                      <a:avLst/>
+                    </a:prstGeom>
+                  </pic:spPr>
+                </pic:pic>
+              </a:graphicData>
+            </a:graphic>
+          </wp:anchor>
+        </w:drawing>
+      </w:r>
     </w:p>
     <w:p>
       <w:pPr>
@@ -532,7 +373,7 @@
         <mc:AlternateContent>
           <mc:Choice Requires="wps">
             <w:drawing>
-              <wp:anchor distT="0" distB="0" distL="114300" distR="114300" simplePos="0" relativeHeight="251662336" behindDoc="0" locked="0" layoutInCell="1" allowOverlap="1">
+              <wp:anchor distT="0" distB="0" distL="114300" distR="114300" simplePos="0" relativeHeight="251660288" behindDoc="0" locked="0" layoutInCell="1" allowOverlap="1">
                 <wp:simplePos x="0" y="0"/>
                 <wp:positionH relativeFrom="column">
                   <wp:align>center</wp:align>
@@ -586,7 +427,7 @@
           </mc:Choice>
           <mc:Fallback>
             <w:pict>
-              <v:line id="_x0000_s1026" o:spid="_x0000_s1026" o:spt="20" style="position:absolute;left:0pt;margin-top:11.9pt;height:0pt;width:521.55pt;mso-position-horizontal:center;z-index:251662336;mso-width-relative:page;mso-height-relative:page;" filled="f" stroked="t" coordsize="21600,21600" o:gfxdata="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">
+              <v:line id="_x0000_s1026" o:spid="_x0000_s1026" o:spt="20" style="position:absolute;left:0pt;margin-top:11.9pt;height:0pt;width:521.55pt;mso-position-horizontal:center;z-index:251660288;mso-width-relative:page;mso-height-relative:page;" filled="f" stroked="t" coordsize="21600,21600" o:gfxdata="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">
                 <v:fill on="f" focussize="0,0"/>
                 <v:stroke weight="2.25pt" color="#000000 [3213]" miterlimit="8" joinstyle="miter"/>
                 <v:imagedata o:title=""/>
@@ -603,7 +444,7 @@
         <mc:AlternateContent>
           <mc:Choice Requires="wps">
             <w:drawing>
-              <wp:anchor distT="0" distB="0" distL="114300" distR="114300" simplePos="0" relativeHeight="251661312" behindDoc="0" locked="0" layoutInCell="1" allowOverlap="1">
+              <wp:anchor distT="0" distB="0" distL="114300" distR="114300" simplePos="0" relativeHeight="251659264" behindDoc="0" locked="0" layoutInCell="1" allowOverlap="1">
                 <wp:simplePos x="0" y="0"/>
                 <wp:positionH relativeFrom="column">
                   <wp:align>center</wp:align>
@@ -657,7 +498,7 @@
           </mc:Choice>
           <mc:Fallback>
             <w:pict>
-              <v:line id="_x0000_s1026" o:spid="_x0000_s1026" o:spt="20" style="position:absolute;left:0pt;margin-top:5.65pt;height:0pt;width:521.55pt;mso-position-horizontal:center;z-index:251661312;mso-width-relative:page;mso-height-relative:page;" filled="f" stroked="t" coordsize="21600,21600" o:gfxdata="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">
+              <v:line id="_x0000_s1026" o:spid="_x0000_s1026" o:spt="20" style="position:absolute;left:0pt;margin-top:5.65pt;height:0pt;width:521.55pt;mso-position-horizontal:center;z-index:251659264;mso-width-relative:page;mso-height-relative:page;" filled="f" stroked="t" coordsize="21600,21600" o:gfxdata="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">
                 <v:fill on="f" focussize="0,0"/>
                 <v:stroke weight="2.25pt" color="#000000 [3213]" miterlimit="8" joinstyle="miter"/>
                 <v:imagedata o:title=""/>
@@ -697,7 +538,7 @@
     <w:tbl>
       <w:tblPr>
         <w:tblStyle w:val="16"/>
-        <w:tblW w:w="4848" w:type="pct"/>
+        <w:tblW w:w="4847" w:type="pct"/>
         <w:tblInd w:w="159" w:type="dxa"/>
         <w:tblBorders>
           <w:top w:val="single" w:color="auto" w:sz="12" w:space="0"/>
@@ -716,9 +557,9 @@
         </w:tblCellMar>
       </w:tblPr>
       <w:tblGrid>
-        <w:gridCol w:w="3197"/>
-        <w:gridCol w:w="3206"/>
-        <w:gridCol w:w="3376"/>
+        <w:gridCol w:w="3196"/>
+        <w:gridCol w:w="3205"/>
+        <w:gridCol w:w="3375"/>
       </w:tblGrid>
       <w:tr>
         <w:tblPrEx>
@@ -743,7 +584,7 @@
         </w:trPr>
         <w:tc>
           <w:tcPr>
-            <w:tcW w:w="1635" w:type="pct"/>
+            <w:tcW w:w="1634" w:type="pct"/>
             <w:tcBorders>
               <w:tl2br w:val="nil"/>
               <w:tr2bl w:val="nil"/>
@@ -835,7 +676,7 @@
         </w:tc>
         <w:tc>
           <w:tcPr>
-            <w:tcW w:w="1750" w:type="pct"/>
+            <w:tcW w:w="1726" w:type="pct"/>
             <w:tcBorders>
               <w:tl2br w:val="nil"/>
               <w:tr2bl w:val="nil"/>
@@ -903,7 +744,7 @@
         </w:trPr>
         <w:tc>
           <w:tcPr>
-            <w:tcW w:w="1635" w:type="pct"/>
+            <w:tcW w:w="1634" w:type="pct"/>
             <w:tcBorders>
               <w:tl2br w:val="nil"/>
               <w:tr2bl w:val="nil"/>
@@ -995,7 +836,7 @@
         </w:tc>
         <w:tc>
           <w:tcPr>
-            <w:tcW w:w="1750" w:type="pct"/>
+            <w:tcW w:w="1726" w:type="pct"/>
             <w:tcBorders>
               <w:tl2br w:val="nil"/>
               <w:tr2bl w:val="nil"/>
@@ -1063,7 +904,7 @@
         </w:trPr>
         <w:tc>
           <w:tcPr>
-            <w:tcW w:w="1635" w:type="pct"/>
+            <w:tcW w:w="1634" w:type="pct"/>
             <w:tcBorders>
               <w:tl2br w:val="nil"/>
               <w:tr2bl w:val="nil"/>
@@ -1139,23 +980,13 @@
                 <w:sz w:val="24"/>
                 <w:szCs w:val="24"/>
               </w:rPr>
-              <w:t>送检医生：</w:t>
-            </w:r>
-            <w:r>
-              <w:rPr>
-                <w:rFonts w:hint="eastAsia" w:ascii="Times New Roman" w:hAnsi="Times New Roman" w:eastAsia="微软雅黑" w:cs="微软雅黑"/>
-                <w:bCs/>
-                <w:color w:val="000000"/>
-                <w:sz w:val="24"/>
-                <w:szCs w:val="24"/>
-              </w:rPr>
-              <w:t>{{ doctorname }}</w:t>
+              <w:t>订单编号：-</w:t>
             </w:r>
           </w:p>
         </w:tc>
         <w:tc>
           <w:tcPr>
-            <w:tcW w:w="1750" w:type="pct"/>
+            <w:tcW w:w="1726" w:type="pct"/>
             <w:tcBorders>
               <w:tl2br w:val="nil"/>
               <w:tr2bl w:val="nil"/>
@@ -1223,7 +1054,7 @@
         </w:trPr>
         <w:tc>
           <w:tcPr>
-            <w:tcW w:w="1635" w:type="pct"/>
+            <w:tcW w:w="1634" w:type="pct"/>
             <w:tcBorders>
               <w:tl2br w:val="nil"/>
               <w:tr2bl w:val="nil"/>
@@ -1316,7 +1147,7 @@
         </w:tc>
         <w:tc>
           <w:tcPr>
-            <w:tcW w:w="1750" w:type="pct"/>
+            <w:tcW w:w="1726" w:type="pct"/>
             <w:tcBorders>
               <w:tl2br w:val="nil"/>
               <w:tr2bl w:val="nil"/>
@@ -1346,7 +1177,7 @@
                 <w:sz w:val="24"/>
                 <w:szCs w:val="24"/>
               </w:rPr>
-              <w:t>送检时间：</w:t>
+              <w:t>接收时间：</w:t>
             </w:r>
             <w:r>
               <w:rPr>
@@ -1356,7 +1187,7 @@
                 <w:sz w:val="24"/>
                 <w:szCs w:val="24"/>
               </w:rPr>
-              <w:t>{{ commission_date }}</w:t>
+              <w:t>{{ receiveddate }}</w:t>
             </w:r>
           </w:p>
         </w:tc>
@@ -1384,7 +1215,8 @@
         </w:trPr>
         <w:tc>
           <w:tcPr>
-            <w:tcW w:w="1635" w:type="pct"/>
+            <w:tcW w:w="5000" w:type="pct"/>
+            <w:gridSpan w:val="3"/>
             <w:tcBorders>
               <w:tl2br w:val="nil"/>
               <w:tr2bl w:val="nil"/>
@@ -1425,89 +1257,6 @@
                 <w:szCs w:val="24"/>
               </w:rPr>
               <w:t>{{ diseaseName }}</w:t>
-            </w:r>
-          </w:p>
-        </w:tc>
-        <w:tc>
-          <w:tcPr>
-            <w:tcW w:w="1639" w:type="pct"/>
-            <w:tcBorders>
-              <w:tl2br w:val="nil"/>
-              <w:tr2bl w:val="nil"/>
-            </w:tcBorders>
-            <w:shd w:val="clear" w:color="auto" w:fill="auto"/>
-            <w:vAlign w:val="center"/>
-          </w:tcPr>
-          <w:p>
-            <w:pPr>
-              <w:adjustRightInd w:val="0"/>
-              <w:snapToGrid w:val="0"/>
-              <w:spacing w:after="0" w:line="240" w:lineRule="auto"/>
-              <w:jc w:val="both"/>
-              <w:rPr>
-                <w:rFonts w:hint="eastAsia" w:ascii="Times New Roman" w:hAnsi="Times New Roman" w:eastAsia="微软雅黑" w:cs="微软雅黑"/>
-                <w:bCs/>
-                <w:color w:val="000000"/>
-                <w:sz w:val="24"/>
-                <w:szCs w:val="24"/>
-                <w:lang w:val="en-US" w:eastAsia="zh-CN"/>
-              </w:rPr>
-            </w:pPr>
-            <w:r>
-              <w:rPr>
-                <w:rFonts w:ascii="Times New Roman" w:hAnsi="Times New Roman" w:eastAsia="微软雅黑" w:cs="微软雅黑"/>
-                <w:bCs/>
-                <w:color w:val="000000"/>
-                <w:sz w:val="24"/>
-                <w:szCs w:val="24"/>
-              </w:rPr>
-              <w:t>订单编号：-</w:t>
-            </w:r>
-          </w:p>
-        </w:tc>
-        <w:tc>
-          <w:tcPr>
-            <w:tcW w:w="1750" w:type="pct"/>
-            <w:tcBorders>
-              <w:tl2br w:val="nil"/>
-              <w:tr2bl w:val="nil"/>
-            </w:tcBorders>
-            <w:shd w:val="clear" w:color="auto" w:fill="auto"/>
-            <w:vAlign w:val="center"/>
-          </w:tcPr>
-          <w:p>
-            <w:pPr>
-              <w:adjustRightInd w:val="0"/>
-              <w:snapToGrid w:val="0"/>
-              <w:spacing w:after="0" w:line="240" w:lineRule="auto"/>
-              <w:jc w:val="both"/>
-              <w:rPr>
-                <w:rFonts w:ascii="Times New Roman" w:hAnsi="Times New Roman" w:eastAsia="微软雅黑" w:cs="微软雅黑"/>
-                <w:bCs/>
-                <w:color w:val="000000"/>
-                <w:sz w:val="24"/>
-                <w:szCs w:val="24"/>
-              </w:rPr>
-            </w:pPr>
-            <w:r>
-              <w:rPr>
-                <w:rFonts w:ascii="Times New Roman" w:hAnsi="Times New Roman" w:eastAsia="微软雅黑" w:cs="微软雅黑"/>
-                <w:bCs/>
-                <w:color w:val="000000"/>
-                <w:sz w:val="24"/>
-                <w:szCs w:val="24"/>
-              </w:rPr>
-              <w:t>接收时间：</w:t>
-            </w:r>
-            <w:r>
-              <w:rPr>
-                <w:rFonts w:hint="eastAsia" w:ascii="Times New Roman" w:hAnsi="Times New Roman" w:eastAsia="微软雅黑" w:cs="微软雅黑"/>
-                <w:bCs/>
-                <w:color w:val="000000"/>
-                <w:sz w:val="24"/>
-                <w:szCs w:val="24"/>
-              </w:rPr>
-              <w:t>{{ receiveddate }}</w:t>
             </w:r>
           </w:p>
         </w:tc>
@@ -3435,7 +3184,7 @@
               <mc:AlternateContent>
                 <mc:Choice Requires="wpg">
                   <w:drawing>
-                    <wp:anchor distT="0" distB="0" distL="114300" distR="114300" simplePos="0" relativeHeight="251668480" behindDoc="0" locked="0" layoutInCell="1" allowOverlap="1">
+                    <wp:anchor distT="0" distB="0" distL="114300" distR="114300" simplePos="0" relativeHeight="251665408" behindDoc="0" locked="0" layoutInCell="1" allowOverlap="1">
                       <wp:simplePos x="0" y="0"/>
                       <wp:positionH relativeFrom="column">
                         <wp:posOffset>7620</wp:posOffset>
@@ -3479,7 +3228,7 @@
                                   </pic:cNvPicPr>
                                 </pic:nvPicPr>
                                 <pic:blipFill>
-                                  <a:blip r:embed="rId8">
+                                  <a:blip r:embed="rId7">
                                     <a:clrChange>
                                       <a:clrFrom>
                                         <a:srgbClr val="FFFFFF">
@@ -3517,7 +3266,7 @@
                                   </pic:cNvPicPr>
                                 </pic:nvPicPr>
                                 <pic:blipFill>
-                                  <a:blip r:embed="rId9">
+                                  <a:blip r:embed="rId8">
                                     <a:extLst>
                                       <a:ext uri="{28A0092B-C50C-407E-A947-70E740481C1C}">
                                         <a14:useLocalDpi xmlns:a14="http://schemas.microsoft.com/office/drawing/2010/main" val="0"/>
@@ -3552,7 +3301,7 @@
                                 </pic:cNvPicPr>
                               </pic:nvPicPr>
                               <pic:blipFill>
-                                <a:blip r:embed="rId10">
+                                <a:blip r:embed="rId9">
                                   <a:clrChange>
                                     <a:clrFrom>
                                       <a:srgbClr val="FFFFFF">
@@ -3589,27 +3338,27 @@
                 </mc:Choice>
                 <mc:Fallback>
                   <w:pict>
-                    <v:group id="_x0000_s1026" o:spid="_x0000_s1026" o:spt="203" style="position:absolute;left:0pt;margin-left:0.6pt;margin-top:-37.8pt;height:113.6pt;width:240.8pt;z-index:251668480;mso-width-relative:page;mso-height-relative:page;" coordorigin="19211,18842" coordsize="4816,2272" o:gfxdata="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">
+                    <v:group id="_x0000_s1026" o:spid="_x0000_s1026" o:spt="203" style="position:absolute;left:0pt;margin-left:0.6pt;margin-top:-37.8pt;height:113.6pt;width:240.8pt;z-index:251665408;mso-width-relative:page;mso-height-relative:page;" coordorigin="19211,18842" coordsize="4816,2272" o:gfxdata="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">
                       <o:lock v:ext="edit" aspectratio="f"/>
                       <v:group id="组合 6" o:spid="_x0000_s1026" o:spt="203" style="position:absolute;left:19211;top:18842;height:2273;width:4816;" coordorigin="19199,18902" coordsize="4816,2273" o:gfxdata="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">
                         <o:lock v:ext="edit" aspectratio="f"/>
                         <v:shape id="图片 6" o:spid="_x0000_s1026" o:spt="75" alt="蔡冬雪" type="#_x0000_t75" style="position:absolute;left:19199;top:19551;height:566;width:1261;" filled="f" o:preferrelative="t" stroked="f" coordsize="21600,21600" o:gfxdata="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">
                           <v:fill on="f" focussize="0,0"/>
                           <v:stroke on="f"/>
-                          <v:imagedata r:id="rId8" cropleft="12226f" croptop="21838f" cropright="12384f" cropbottom="17497f" chromakey="#FFFFFF" o:title=""/>
+                          <v:imagedata r:id="rId7" cropleft="12226f" croptop="21838f" cropright="12384f" cropbottom="17497f" chromakey="#FFFFFF" o:title=""/>
                           <o:lock v:ext="edit" aspectratio="t"/>
                         </v:shape>
                         <v:shape id="图片 25" o:spid="_x0000_s1026" o:spt="75" type="#_x0000_t75" style="position:absolute;left:21742;top:18902;height:2273;width:2273;" filled="f" o:preferrelative="t" stroked="f" coordsize="21600,21600" o:gfxdata="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">
                           <v:fill on="f" focussize="0,0"/>
                           <v:stroke on="f"/>
-                          <v:imagedata r:id="rId9" o:title=""/>
+                          <v:imagedata r:id="rId8" o:title=""/>
                           <o:lock v:ext="edit" aspectratio="t"/>
                         </v:shape>
                       </v:group>
                       <v:shape id="图片 4" o:spid="_x0000_s1026" o:spt="75" alt="王建丽" type="#_x0000_t75" style="position:absolute;left:22261;top:19395;height:713;width:1258;" filled="f" o:preferrelative="t" stroked="f" coordsize="21600,21600" o:gfxdata="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">
                         <v:fill on="f" focussize="0,0"/>
                         <v:stroke on="f"/>
-                        <v:imagedata r:id="rId10" chromakey="#FFFFFF" o:title=""/>
+                        <v:imagedata r:id="rId9" chromakey="#FFFFFF" o:title=""/>
                         <o:lock v:ext="edit" aspectratio="t"/>
                       </v:shape>
                     </v:group>
@@ -3995,7 +3744,6 @@
                 <w:szCs w:val="24"/>
               </w:rPr>
             </w:pPr>
-            <w:bookmarkStart w:id="17" w:name="_GoBack"/>
             <w:r>
               <w:rPr>
                 <w:sz w:val="22"/>
@@ -4003,7 +3751,7 @@
               <mc:AlternateContent>
                 <mc:Choice Requires="wpg">
                   <w:drawing>
-                    <wp:anchor distT="0" distB="0" distL="114300" distR="114300" simplePos="0" relativeHeight="251669504" behindDoc="0" locked="0" layoutInCell="1" allowOverlap="1">
+                    <wp:anchor distT="0" distB="0" distL="114300" distR="114300" simplePos="0" relativeHeight="251666432" behindDoc="0" locked="0" layoutInCell="1" allowOverlap="1">
                       <wp:simplePos x="0" y="0"/>
                       <wp:positionH relativeFrom="column">
                         <wp:posOffset>0</wp:posOffset>
@@ -4047,7 +3795,7 @@
                                   </pic:cNvPicPr>
                                 </pic:nvPicPr>
                                 <pic:blipFill>
-                                  <a:blip r:embed="rId11">
+                                  <a:blip r:embed="rId10">
                                     <a:clrChange>
                                       <a:clrFrom>
                                         <a:srgbClr val="FFFFFF">
@@ -4089,7 +3837,7 @@
                                   </pic:cNvPicPr>
                                 </pic:nvPicPr>
                                 <pic:blipFill>
-                                  <a:blip r:embed="rId9">
+                                  <a:blip r:embed="rId8">
                                     <a:extLst>
                                       <a:ext uri="{28A0092B-C50C-407E-A947-70E740481C1C}">
                                         <a14:useLocalDpi xmlns:a14="http://schemas.microsoft.com/office/drawing/2010/main" val="0"/>
@@ -4124,7 +3872,7 @@
                                 </pic:cNvPicPr>
                               </pic:nvPicPr>
                               <pic:blipFill>
-                                <a:blip r:embed="rId10">
+                                <a:blip r:embed="rId9">
                                   <a:clrChange>
                                     <a:clrFrom>
                                       <a:srgbClr val="FFFFFF">
@@ -4161,27 +3909,27 @@
                 </mc:Choice>
                 <mc:Fallback>
                   <w:pict>
-                    <v:group id="_x0000_s1026" o:spid="_x0000_s1026" o:spt="203" style="position:absolute;left:0pt;margin-left:0pt;margin-top:-29.2pt;height:113.65pt;width:246.8pt;z-index:251669504;mso-width-relative:page;mso-height-relative:page;" coordorigin="19199,20810" coordsize="4936,2273" o:gfxdata="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">
+                    <v:group id="_x0000_s1026" o:spid="_x0000_s1026" o:spt="203" style="position:absolute;left:0pt;margin-left:0pt;margin-top:-29.2pt;height:113.65pt;width:246.8pt;z-index:251666432;mso-width-relative:page;mso-height-relative:page;" coordorigin="19199,20810" coordsize="4936,2273" o:gfxdata="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">
                       <o:lock v:ext="edit" aspectratio="f"/>
                       <v:group id="组合 23" o:spid="_x0000_s1026" o:spt="203" style="position:absolute;left:19199;top:20810;height:2273;width:4936;" coordorigin="19199,20810" coordsize="4936,2273" o:gfxdata="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">
                         <o:lock v:ext="edit" aspectratio="f"/>
                         <v:shape id="图片 1" o:spid="_x0000_s1026" o:spt="75" type="#_x0000_t75" style="position:absolute;left:19199;top:21203;height:901;width:1672;" filled="f" o:preferrelative="t" stroked="f" coordsize="21600,21600" o:gfxdata="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">
                           <v:fill on="f" focussize="0,0"/>
                           <v:stroke on="f"/>
-                          <v:imagedata r:id="rId11" cropleft="7158f" croptop="7646f" chromakey="#FFFFFF" o:title=""/>
+                          <v:imagedata r:id="rId10" cropleft="7158f" croptop="7646f" chromakey="#FFFFFF" o:title=""/>
                           <o:lock v:ext="edit" aspectratio="t"/>
                         </v:shape>
                         <v:shape id="图片 25" o:spid="_x0000_s1026" o:spt="75" type="#_x0000_t75" style="position:absolute;left:21862;top:20810;height:2273;width:2273;" filled="f" o:preferrelative="t" stroked="f" coordsize="21600,21600" o:gfxdata="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">
                           <v:fill on="f" focussize="0,0"/>
                           <v:stroke on="f"/>
-                          <v:imagedata r:id="rId9" o:title=""/>
+                          <v:imagedata r:id="rId8" o:title=""/>
                           <o:lock v:ext="edit" aspectratio="t"/>
                         </v:shape>
                       </v:group>
                       <v:shape id="图片 11" o:spid="_x0000_s1026" o:spt="75" alt="王建丽" type="#_x0000_t75" style="position:absolute;left:22321;top:21215;height:842;width:1488;" filled="f" o:preferrelative="t" stroked="f" coordsize="21600,21600" o:gfxdata="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">
                         <v:fill on="f" focussize="0,0"/>
                         <v:stroke on="f"/>
-                        <v:imagedata r:id="rId10" chromakey="#FFFFFF" o:title=""/>
+                        <v:imagedata r:id="rId9" chromakey="#FFFFFF" o:title=""/>
                         <o:lock v:ext="edit" aspectratio="t"/>
                       </v:shape>
                     </v:group>
@@ -4189,7 +3937,6 @@
                 </mc:Fallback>
               </mc:AlternateContent>
             </w:r>
-            <w:bookmarkEnd w:id="17"/>
           </w:p>
         </w:tc>
         <w:tc>
@@ -4457,28 +4204,28 @@
           <w:rFonts w:ascii="Times New Roman" w:hAnsi="Times New Roman" w:eastAsia="微软雅黑" w:cs="Times New Roman"/>
           <w:b/>
           <w:bCs/>
-          <w:color w:val="00B050"/>
+          <w:color w:val="0083C3"/>
           <w:sz w:val="18"/>
           <w:szCs w:val="18"/>
           <w:shd w:val="clear" w:color="auto" w:fill="FFFFFF"/>
           <w:lang w:val="en-US" w:eastAsia="zh-CN" w:bidi="ar-SA"/>
         </w:rPr>
       </w:pPr>
-      <w:bookmarkStart w:id="0" w:name="_Toc1707_WPSOffice_Level1"/>
-      <w:bookmarkStart w:id="1" w:name="_Toc28240"/>
-      <w:bookmarkStart w:id="2" w:name="_Toc2409"/>
-      <w:bookmarkStart w:id="3" w:name="_Toc21764_WPSOffice_Level1"/>
-      <w:bookmarkStart w:id="4" w:name="_Toc16594"/>
-      <w:bookmarkStart w:id="5" w:name="_Toc27302"/>
-      <w:bookmarkStart w:id="6" w:name="_Toc12505"/>
-      <w:bookmarkStart w:id="7" w:name="_Toc22658"/>
-      <w:bookmarkStart w:id="8" w:name="_Toc13196_WPSOffice_Level1"/>
+      <w:bookmarkStart w:id="0" w:name="_Toc22658"/>
+      <w:bookmarkStart w:id="1" w:name="_Toc1707_WPSOffice_Level1"/>
+      <w:bookmarkStart w:id="2" w:name="_Toc28240"/>
+      <w:bookmarkStart w:id="3" w:name="_Toc2409"/>
+      <w:bookmarkStart w:id="4" w:name="_Toc21764_WPSOffice_Level1"/>
+      <w:bookmarkStart w:id="5" w:name="_Toc12505"/>
+      <w:bookmarkStart w:id="6" w:name="_Toc27302"/>
+      <w:bookmarkStart w:id="7" w:name="_Toc13196_WPSOffice_Level1"/>
+      <w:bookmarkStart w:id="8" w:name="_Toc16594"/>
       <w:r>
         <w:rPr>
           <w:rFonts w:ascii="Times New Roman" w:hAnsi="Times New Roman" w:eastAsia="微软雅黑" w:cs="黑体"/>
           <w:b/>
           <w:bCs/>
-          <w:color w:val="62B541"/>
+          <w:color w:val="0083C3"/>
           <w:sz w:val="32"/>
           <w:szCs w:val="36"/>
           <w:lang w:val="en-US" w:eastAsia="zh-CN" w:bidi="ar-SA"/>
@@ -4520,26 +4267,27 @@
         <w:rPr>
           <w:rFonts w:ascii="Times New Roman" w:hAnsi="Times New Roman" w:eastAsia="微软雅黑" w:cs="Times New Roman"/>
           <w:bCs/>
+          <w:color w:val="0083C3"/>
           <w:sz w:val="18"/>
           <w:szCs w:val="18"/>
           <w:shd w:val="clear" w:color="auto" w:fill="FFFFFF"/>
           <w:lang w:eastAsia="zh-CN"/>
         </w:rPr>
       </w:pPr>
-      <w:bookmarkStart w:id="9" w:name="_Toc3049_WPSOffice_Level1"/>
-      <w:bookmarkStart w:id="10" w:name="_Toc12685_WPSOffice_Level1"/>
-      <w:bookmarkStart w:id="11" w:name="_Toc17938_WPSOffice_Level1"/>
-      <w:bookmarkStart w:id="12" w:name="_Toc17440_WPSOffice_Level1"/>
-      <w:bookmarkStart w:id="13" w:name="_Toc29285_WPSOffice_Level1"/>
-      <w:bookmarkStart w:id="14" w:name="_Toc28180_WPSOffice_Level1"/>
-      <w:bookmarkStart w:id="15" w:name="_Toc21686_WPSOffice_Level1"/>
-      <w:bookmarkStart w:id="16" w:name="_Toc20319_WPSOffice_Level1"/>
+      <w:bookmarkStart w:id="9" w:name="_Toc21686_WPSOffice_Level1"/>
+      <w:bookmarkStart w:id="10" w:name="_Toc29285_WPSOffice_Level1"/>
+      <w:bookmarkStart w:id="11" w:name="_Toc17440_WPSOffice_Level1"/>
+      <w:bookmarkStart w:id="12" w:name="_Toc20319_WPSOffice_Level1"/>
+      <w:bookmarkStart w:id="13" w:name="_Toc3049_WPSOffice_Level1"/>
+      <w:bookmarkStart w:id="14" w:name="_Toc12685_WPSOffice_Level1"/>
+      <w:bookmarkStart w:id="15" w:name="_Toc28180_WPSOffice_Level1"/>
+      <w:bookmarkStart w:id="16" w:name="_Toc17938_WPSOffice_Level1"/>
       <w:r>
         <w:rPr>
           <w:rFonts w:ascii="Times New Roman" w:hAnsi="Times New Roman" w:eastAsia="微软雅黑" w:cs="Times New Roman"/>
           <w:b/>
           <w:bCs/>
-          <w:color w:val="2F6791"/>
+          <w:color w:val="0083C3"/>
           <w:sz w:val="24"/>
           <w:szCs w:val="24"/>
           <w:lang w:eastAsia="zh-CN"/>
@@ -4674,7 +4422,7 @@
           <w:lang w:eastAsia="zh-CN"/>
         </w:rPr>
         <w:drawing>
-          <wp:anchor distT="0" distB="0" distL="0" distR="0" simplePos="0" relativeHeight="251663360" behindDoc="0" locked="0" layoutInCell="1" allowOverlap="1">
+          <wp:anchor distT="0" distB="0" distL="0" distR="0" simplePos="0" relativeHeight="251661312" behindDoc="0" locked="0" layoutInCell="1" allowOverlap="1">
             <wp:simplePos x="0" y="0"/>
             <wp:positionH relativeFrom="column">
               <wp:posOffset>1503045</wp:posOffset>
@@ -4695,7 +4443,7 @@
                     <pic:cNvPicPr/>
                   </pic:nvPicPr>
                   <pic:blipFill>
-                    <a:blip r:embed="rId12"/>
+                    <a:blip r:embed="rId11"/>
                     <a:stretch>
                       <a:fillRect/>
                     </a:stretch>
@@ -4831,7 +4579,7 @@
           <w:rFonts w:hint="default" w:ascii="Times New Roman" w:hAnsi="Times New Roman" w:eastAsia="微软雅黑" w:cs="Times New Roman"/>
           <w:b/>
           <w:bCs/>
-          <w:color w:val="2F6791"/>
+          <w:color w:val="0083C3"/>
           <w:sz w:val="24"/>
           <w:szCs w:val="24"/>
           <w:lang w:val="en-US" w:eastAsia="zh-Hans"/>
@@ -4842,7 +4590,7 @@
           <w:rFonts w:hint="eastAsia" w:ascii="Times New Roman" w:hAnsi="Times New Roman" w:eastAsia="微软雅黑" w:cs="Times New Roman"/>
           <w:b/>
           <w:bCs/>
-          <w:color w:val="2F6791"/>
+          <w:color w:val="0083C3"/>
           <w:sz w:val="24"/>
           <w:szCs w:val="24"/>
           <w:lang w:val="en-US" w:eastAsia="zh-Hans"/>
@@ -5183,6 +4931,8 @@
       <w:r>
         <w:br w:type="page"/>
       </w:r>
+      <w:bookmarkStart w:id="17" w:name="_GoBack"/>
+      <w:bookmarkEnd w:id="17"/>
     </w:p>
     <w:p>
       <w:pPr>
@@ -5380,15 +5130,6 @@
           <w:bCs w:val="0"/>
         </w:rPr>
       </w:pPr>
-      <w:r>
-        <w:rPr>
-          <w:rFonts w:hint="eastAsia" w:ascii="Times New Roman" w:hAnsi="Times New Roman" w:eastAsia="微软雅黑" w:cs="Times New Roman"/>
-          <w:b w:val="0"/>
-          <w:bCs w:val="0"/>
-          <w:lang w:eastAsia="zh-CN"/>
-        </w:rPr>
-        <w:t>T.020-32038634</w:t>
-      </w:r>
     </w:p>
     <w:p>
       <w:pPr>
@@ -5618,7 +5359,7 @@
           <w:szCs w:val="24"/>
         </w:rPr>
         <w:drawing>
-          <wp:anchor distT="0" distB="0" distL="114935" distR="114935" simplePos="0" relativeHeight="251665408" behindDoc="0" locked="0" layoutInCell="1" allowOverlap="1">
+          <wp:anchor distT="0" distB="0" distL="114935" distR="114935" simplePos="0" relativeHeight="251663360" behindDoc="0" locked="0" layoutInCell="1" allowOverlap="1">
             <wp:simplePos x="0" y="0"/>
             <wp:positionH relativeFrom="column">
               <wp:posOffset>28575</wp:posOffset>
@@ -5643,7 +5384,7 @@
                     </pic:cNvPicPr>
                   </pic:nvPicPr>
                   <pic:blipFill>
-                    <a:blip r:embed="rId13"/>
+                    <a:blip r:embed="rId12"/>
                     <a:stretch>
                       <a:fillRect/>
                     </a:stretch>
@@ -5674,7 +5415,7 @@
           <w:szCs w:val="24"/>
         </w:rPr>
         <w:drawing>
-          <wp:anchor distT="0" distB="0" distL="114935" distR="114935" simplePos="0" relativeHeight="251666432" behindDoc="0" locked="0" layoutInCell="1" allowOverlap="1">
+          <wp:anchor distT="0" distB="0" distL="114935" distR="114935" simplePos="0" relativeHeight="251664384" behindDoc="0" locked="0" layoutInCell="1" allowOverlap="1">
             <wp:simplePos x="0" y="0"/>
             <wp:positionH relativeFrom="column">
               <wp:posOffset>723900</wp:posOffset>
@@ -5699,7 +5440,7 @@
                     </pic:cNvPicPr>
                   </pic:nvPicPr>
                   <pic:blipFill>
-                    <a:blip r:embed="rId14"/>
+                    <a:blip r:embed="rId13"/>
                     <a:stretch>
                       <a:fillRect/>
                     </a:stretch>
@@ -5831,7 +5572,7 @@
           <w:rFonts w:hint="eastAsia" w:ascii="微软雅黑" w:hAnsi="微软雅黑" w:eastAsia="微软雅黑" w:cs="微软雅黑"/>
           <w:b/>
           <w:bCs/>
-          <w:color w:val="61964C"/>
+          <w:color w:val="0083C3"/>
           <w:sz w:val="20"/>
           <w:szCs w:val="20"/>
           <w:lang w:eastAsia="zh-CN"/>
@@ -5842,7 +5583,7 @@
           <w:rFonts w:hint="eastAsia" w:ascii="微软雅黑" w:hAnsi="微软雅黑" w:eastAsia="微软雅黑" w:cs="微软雅黑"/>
           <w:b/>
           <w:bCs/>
-          <w:color w:val="61964C"/>
+          <w:color w:val="0083C3"/>
           <w:sz w:val="20"/>
           <w:szCs w:val="20"/>
           <w:lang w:eastAsia="zh-CN"/>
@@ -5883,7 +5624,7 @@
           <w:rFonts w:ascii="Times New Roman" w:hAnsi="Times New Roman" w:eastAsia="等线"/>
           <w:b/>
           <w:bCs/>
-          <w:color w:val="61964C"/>
+          <w:color w:val="0083C3"/>
           <w:sz w:val="28"/>
           <w:szCs w:val="28"/>
         </w:rPr>
@@ -5911,7 +5652,7 @@
           <w:lang w:eastAsia="zh-CN"/>
         </w:rPr>
         <w:drawing>
-          <wp:anchor distT="0" distB="0" distL="0" distR="0" simplePos="0" relativeHeight="251664384" behindDoc="1" locked="0" layoutInCell="1" allowOverlap="1">
+          <wp:anchor distT="0" distB="0" distL="0" distR="0" simplePos="0" relativeHeight="251662336" behindDoc="1" locked="0" layoutInCell="1" allowOverlap="1">
             <wp:simplePos x="0" y="0"/>
             <wp:positionH relativeFrom="column">
               <wp:posOffset>4900295</wp:posOffset>
@@ -5936,7 +5677,7 @@
                     </pic:cNvPicPr>
                   </pic:nvPicPr>
                   <pic:blipFill>
-                    <a:blip r:embed="rId15"/>
+                    <a:blip r:embed="rId14"/>
                     <a:srcRect/>
                     <a:stretch>
                       <a:fillRect/>
